--- a/CalCOFI.io-Docs.docx
+++ b/CalCOFI.io-Docs.docx
@@ -15,7 +15,7 @@
         <w:pStyle w:val="Date"/>
       </w:pPr>
       <w:r>
-        <w:t xml:space="preserve">2025-12-01</w:t>
+        <w:t xml:space="preserve">2026-01-28</w:t>
       </w:r>
     </w:p>
     <w:sdt>
@@ -7927,7 +7927,7 @@
     <w:bookmarkEnd w:id="135"/>
     <w:bookmarkEnd w:id="136"/>
     <w:bookmarkEnd w:id="137"/>
-    <w:bookmarkStart w:id="138" w:name="status"/>
+    <w:bookmarkStart w:id="185" w:name="status"/>
     <w:p>
       <w:pPr>
         <w:pStyle w:val="Heading1"/>
@@ -7936,23 +7936,13 @@
         <w:t xml:space="preserve">7. Status</w:t>
       </w:r>
     </w:p>
-    <w:bookmarkEnd w:id="138"/>
-    <w:bookmarkStart w:id="186" w:name="status-1"/>
-    <w:p>
-      <w:pPr>
-        <w:pStyle w:val="Heading1"/>
-      </w:pPr>
-      <w:r>
-        <w:t xml:space="preserve">8. Status</w:t>
-      </w:r>
-    </w:p>
-    <w:bookmarkStart w:id="145" w:name="section"/>
+    <w:bookmarkStart w:id="144" w:name="section"/>
     <w:p>
       <w:pPr>
         <w:pStyle w:val="Heading2"/>
       </w:pPr>
       <w:r>
-        <w:t xml:space="preserve">8.1 2025-12-01</w:t>
+        <w:t xml:space="preserve">7.1 2025-12-01</w:t>
       </w:r>
     </w:p>
     <w:p>
@@ -7976,13 +7966,13 @@
         </w:pict>
       </w:r>
     </w:p>
-    <w:bookmarkStart w:id="139" w:name="X937bd3087d53250a27eb0b6fbe085019fdffd80"/>
+    <w:bookmarkStart w:id="138" w:name="X937bd3087d53250a27eb0b6fbe085019fdffd80"/>
     <w:p>
       <w:pPr>
         <w:pStyle w:val="Heading4"/>
       </w:pPr>
       <w:r>
-        <w:t xml:space="preserve">8.1.0.1 1. A More Capable, User-Friendly Integrated App</w:t>
+        <w:t xml:space="preserve">7.1.0.1 1. A More Capable, User-Friendly Integrated App</w:t>
       </w:r>
     </w:p>
     <w:p>
@@ -8146,14 +8136,14 @@
         </w:pict>
       </w:r>
     </w:p>
-    <w:bookmarkEnd w:id="139"/>
-    <w:bookmarkStart w:id="140" w:name="X4382a81008eef0c07c3d182046c591f52b58219"/>
+    <w:bookmarkEnd w:id="138"/>
+    <w:bookmarkStart w:id="139" w:name="X4382a81008eef0c07c3d182046c591f52b58219"/>
     <w:p>
       <w:pPr>
         <w:pStyle w:val="Heading4"/>
       </w:pPr>
       <w:r>
-        <w:t xml:space="preserve">8.1.0.2 2. A Stable, Well-Documented Database Foundation</w:t>
+        <w:t xml:space="preserve">7.1.0.2 2. A Stable, Well-Documented Database Foundation</w:t>
       </w:r>
     </w:p>
     <w:p>
@@ -8298,14 +8288,14 @@
         </w:pict>
       </w:r>
     </w:p>
-    <w:bookmarkEnd w:id="140"/>
-    <w:bookmarkStart w:id="141" w:name="X53211351bbaf319ff09e897ce4e2c10df4d26fa"/>
+    <w:bookmarkEnd w:id="139"/>
+    <w:bookmarkStart w:id="140" w:name="X53211351bbaf319ff09e897ce4e2c10df4d26fa"/>
     <w:p>
       <w:pPr>
         <w:pStyle w:val="Heading4"/>
       </w:pPr>
       <w:r>
-        <w:t xml:space="preserve">8.1.0.3 3. Unified R Tools and Documentation Around DuckDB</w:t>
+        <w:t xml:space="preserve">7.1.0.3 3. Unified R Tools and Documentation Around DuckDB</w:t>
       </w:r>
     </w:p>
     <w:p>
@@ -8474,14 +8464,14 @@
         </w:pict>
       </w:r>
     </w:p>
-    <w:bookmarkEnd w:id="141"/>
-    <w:bookmarkStart w:id="142" w:name="X2ac610fbe735553e54612facbfaa0e7548a631f"/>
+    <w:bookmarkEnd w:id="140"/>
+    <w:bookmarkStart w:id="141" w:name="X2ac610fbe735553e54612facbfaa0e7548a631f"/>
     <w:p>
       <w:pPr>
         <w:pStyle w:val="Heading4"/>
       </w:pPr>
       <w:r>
-        <w:t xml:space="preserve">8.1.0.4 4. Standards-Compliant Publication of Biological Data</w:t>
+        <w:t xml:space="preserve">7.1.0.4 4. Standards-Compliant Publication of Biological Data</w:t>
       </w:r>
     </w:p>
     <w:p>
@@ -8654,14 +8644,14 @@
         </w:pict>
       </w:r>
     </w:p>
-    <w:bookmarkEnd w:id="142"/>
-    <w:bookmarkStart w:id="143" w:name="X412fb6f606d875da645c881803255dde586bbc8"/>
+    <w:bookmarkEnd w:id="141"/>
+    <w:bookmarkStart w:id="142" w:name="X412fb6f606d875da645c881803255dde586bbc8"/>
     <w:p>
       <w:pPr>
         <w:pStyle w:val="Heading4"/>
       </w:pPr>
       <w:r>
-        <w:t xml:space="preserve">8.1.0.5 5. Improved Public Access and Infrastructure</w:t>
+        <w:t xml:space="preserve">7.1.0.5 5. Improved Public Access and Infrastructure</w:t>
       </w:r>
     </w:p>
     <w:p>
@@ -8777,14 +8767,14 @@
         </w:pict>
       </w:r>
     </w:p>
-    <w:bookmarkEnd w:id="143"/>
-    <w:bookmarkStart w:id="144" w:name="overall-impact"/>
+    <w:bookmarkEnd w:id="142"/>
+    <w:bookmarkStart w:id="143" w:name="overall-impact"/>
     <w:p>
       <w:pPr>
         <w:pStyle w:val="Heading3"/>
       </w:pPr>
       <w:r>
-        <w:t xml:space="preserve">8.1.1 Overall Impact</w:t>
+        <w:t xml:space="preserve">7.1.1 Overall Impact</w:t>
       </w:r>
     </w:p>
     <w:p>
@@ -8872,15 +8862,15 @@
         <w:t xml:space="preserve">Public‑facing web presence and infrastructure are cleaner and more aligned, making it easier for stakeholders to find and use CalCOFI resources.</w:t>
       </w:r>
     </w:p>
+    <w:bookmarkEnd w:id="143"/>
     <w:bookmarkEnd w:id="144"/>
-    <w:bookmarkEnd w:id="145"/>
-    <w:bookmarkStart w:id="185" w:name="section-1"/>
+    <w:bookmarkStart w:id="184" w:name="section-1"/>
     <w:p>
       <w:pPr>
         <w:pStyle w:val="Heading2"/>
       </w:pPr>
       <w:r>
-        <w:t xml:space="preserve">8.2 2025-07-01</w:t>
+        <w:t xml:space="preserve">7.2 2025-07-01</w:t>
       </w:r>
     </w:p>
     <w:p>
@@ -8911,22 +8901,22 @@
         </w:pict>
       </w:r>
     </w:p>
-    <w:bookmarkStart w:id="152" w:name="api-enhancements"/>
+    <w:bookmarkStart w:id="151" w:name="api-enhancements"/>
     <w:p>
       <w:pPr>
         <w:pStyle w:val="Heading3"/>
       </w:pPr>
       <w:r>
-        <w:t xml:space="preserve">8.2.1 API Enhancements</w:t>
-      </w:r>
-    </w:p>
-    <w:bookmarkStart w:id="151" w:name="new-features-data-integration"/>
+        <w:t xml:space="preserve">7.2.1 API Enhancements</w:t>
+      </w:r>
+    </w:p>
+    <w:bookmarkStart w:id="150" w:name="new-features-data-integration"/>
     <w:p>
       <w:pPr>
         <w:pStyle w:val="Heading4"/>
       </w:pPr>
       <w:r>
-        <w:t xml:space="preserve">8.2.1.1 New Features &amp; Data Integration</w:t>
+        <w:t xml:space="preserve">7.2.1.1 New Features &amp; Data Integration</w:t>
       </w:r>
     </w:p>
     <w:p>
@@ -8955,6 +8945,29 @@
       </w:pPr>
       <w:r>
         <w:t xml:space="preserve">Added ability to include bottle data and use relaxed criteria for net-to-cast matching (</w:t>
+      </w:r>
+      <w:hyperlink r:id="rId145">
+        <w:r>
+          <w:rPr>
+            <w:rStyle w:val="Hyperlink"/>
+          </w:rPr>
+          <w:t xml:space="preserve">commit</w:t>
+        </w:r>
+      </w:hyperlink>
+      <w:r>
+        <w:t xml:space="preserve">).</w:t>
+      </w:r>
+    </w:p>
+    <w:p>
+      <w:pPr>
+        <w:pStyle w:val="Compact"/>
+        <w:numPr>
+          <w:ilvl w:val="1"/>
+          <w:numId w:val="1048"/>
+        </w:numPr>
+      </w:pPr>
+      <w:r>
+        <w:t xml:space="preserve">Supported upcast/downcast data downloads (</w:t>
       </w:r>
       <w:hyperlink r:id="rId146">
         <w:r>
@@ -8977,7 +8990,7 @@
         </w:numPr>
       </w:pPr>
       <w:r>
-        <w:t xml:space="preserve">Supported upcast/downcast data downloads (</w:t>
+        <w:t xml:space="preserve">Added Zooplankton biomass and improved ichthyodata output (</w:t>
       </w:r>
       <w:hyperlink r:id="rId147">
         <w:r>
@@ -8995,12 +9008,28 @@
       <w:pPr>
         <w:pStyle w:val="Compact"/>
         <w:numPr>
+          <w:ilvl w:val="0"/>
+          <w:numId w:val="1047"/>
+        </w:numPr>
+      </w:pPr>
+      <w:r>
+        <w:rPr>
+          <w:b/>
+          <w:bCs/>
+        </w:rPr>
+        <w:t xml:space="preserve">Performance &amp; Maintenance</w:t>
+      </w:r>
+    </w:p>
+    <w:p>
+      <w:pPr>
+        <w:pStyle w:val="Compact"/>
+        <w:numPr>
           <w:ilvl w:val="1"/>
-          <w:numId w:val="1048"/>
-        </w:numPr>
-      </w:pPr>
-      <w:r>
-        <w:t xml:space="preserve">Added Zooplankton biomass and improved ichthyodata output (</w:t>
+          <w:numId w:val="1049"/>
+        </w:numPr>
+      </w:pPr>
+      <w:r>
+        <w:t xml:space="preserve">Implemented docker compose restart for Plumber API service (</w:t>
       </w:r>
       <w:hyperlink r:id="rId148">
         <w:r>
@@ -9027,7 +9056,7 @@
           <w:b/>
           <w:bCs/>
         </w:rPr>
-        <w:t xml:space="preserve">Performance &amp; Maintenance</w:t>
+        <w:t xml:space="preserve">Ongoing Work</w:t>
       </w:r>
     </w:p>
     <w:p>
@@ -9035,13 +9064,172 @@
         <w:pStyle w:val="Compact"/>
         <w:numPr>
           <w:ilvl w:val="1"/>
-          <w:numId w:val="1049"/>
-        </w:numPr>
-      </w:pPr>
-      <w:r>
-        <w:t xml:space="preserve">Implemented docker compose restart for Plumber API service (</w:t>
+          <w:numId w:val="1050"/>
+        </w:numPr>
+      </w:pPr>
+      <w:r>
+        <w:t xml:space="preserve">Migration of database contouring functions to API/app level for improved caching and rendering efficiency.</w:t>
+      </w:r>
+    </w:p>
+    <w:p>
+      <w:pPr>
+        <w:pStyle w:val="Compact"/>
+        <w:numPr>
+          <w:ilvl w:val="1"/>
+          <w:numId w:val="1050"/>
+        </w:numPr>
+      </w:pPr>
+      <w:r>
+        <w:t xml:space="preserve">Development of a robust, user-friendly API for seamless DB integration (</w:t>
       </w:r>
       <w:hyperlink r:id="rId149">
+        <w:r>
+          <w:rPr>
+            <w:rStyle w:val="Hyperlink"/>
+          </w:rPr>
+          <w:t xml:space="preserve">issue</w:t>
+        </w:r>
+      </w:hyperlink>
+      <w:r>
+        <w:t xml:space="preserve">).</w:t>
+      </w:r>
+    </w:p>
+    <w:p>
+      <w:r>
+        <w:pict>
+          <v:rect style="width:0;height:1.5pt" o:hralign="center" o:hrstd="t" o:hr="t"/>
+        </w:pict>
+      </w:r>
+    </w:p>
+    <w:bookmarkEnd w:id="150"/>
+    <w:bookmarkEnd w:id="151"/>
+    <w:bookmarkStart w:id="154" w:name="apps-development"/>
+    <w:p>
+      <w:pPr>
+        <w:pStyle w:val="Heading3"/>
+      </w:pPr>
+      <w:r>
+        <w:t xml:space="preserve">7.2.2 Apps Development</w:t>
+      </w:r>
+    </w:p>
+    <w:bookmarkStart w:id="153" w:name="visualization-user-interface"/>
+    <w:p>
+      <w:pPr>
+        <w:pStyle w:val="Heading4"/>
+      </w:pPr>
+      <w:r>
+        <w:t xml:space="preserve">7.2.2.1 Visualization &amp; User Interface</w:t>
+      </w:r>
+    </w:p>
+    <w:p>
+      <w:pPr>
+        <w:pStyle w:val="Compact"/>
+        <w:numPr>
+          <w:ilvl w:val="0"/>
+          <w:numId w:val="1051"/>
+        </w:numPr>
+      </w:pPr>
+      <w:r>
+        <w:rPr>
+          <w:b/>
+          <w:bCs/>
+        </w:rPr>
+        <w:t xml:space="preserve">Continuous Improvements</w:t>
+      </w:r>
+    </w:p>
+    <w:p>
+      <w:pPr>
+        <w:pStyle w:val="Compact"/>
+        <w:numPr>
+          <w:ilvl w:val="1"/>
+          <w:numId w:val="1052"/>
+        </w:numPr>
+      </w:pPr>
+      <w:r>
+        <w:t xml:space="preserve">Multiple commits indicate ongoing enhancement, likely focused on UI, data visualization, and integration with the API (see</w:t>
+      </w:r>
+      <w:r>
+        <w:t xml:space="preserve"> </w:t>
+      </w:r>
+      <w:hyperlink r:id="rId152">
+        <w:r>
+          <w:rPr>
+            <w:rStyle w:val="Hyperlink"/>
+          </w:rPr>
+          <w:t xml:space="preserve">recent commit log</w:t>
+        </w:r>
+      </w:hyperlink>
+      <w:r>
+        <w:t xml:space="preserve">).</w:t>
+      </w:r>
+    </w:p>
+    <w:p>
+      <w:pPr>
+        <w:pStyle w:val="Compact"/>
+        <w:numPr>
+          <w:ilvl w:val="1"/>
+          <w:numId w:val="1052"/>
+        </w:numPr>
+      </w:pPr>
+      <w:r>
+        <w:t xml:space="preserve">Close coordination between API and Apps for improved workflows and data access.</w:t>
+      </w:r>
+    </w:p>
+    <w:p>
+      <w:r>
+        <w:pict>
+          <v:rect style="width:0;height:1.5pt" o:hralign="center" o:hrstd="t" o:hr="t"/>
+        </w:pict>
+      </w:r>
+    </w:p>
+    <w:bookmarkEnd w:id="153"/>
+    <w:bookmarkEnd w:id="154"/>
+    <w:bookmarkStart w:id="160" w:name="calcofi4db-r-package-data-management"/>
+    <w:p>
+      <w:pPr>
+        <w:pStyle w:val="Heading3"/>
+      </w:pPr>
+      <w:r>
+        <w:t xml:space="preserve">7.2.3 calcofi4db: R Package &amp; Data Management</w:t>
+      </w:r>
+    </w:p>
+    <w:bookmarkStart w:id="159" w:name="r-package-initialization-data-ingestion"/>
+    <w:p>
+      <w:pPr>
+        <w:pStyle w:val="Heading4"/>
+      </w:pPr>
+      <w:r>
+        <w:t xml:space="preserve">7.2.3.1 R Package Initialization &amp; Data Ingestion</w:t>
+      </w:r>
+    </w:p>
+    <w:p>
+      <w:pPr>
+        <w:pStyle w:val="Compact"/>
+        <w:numPr>
+          <w:ilvl w:val="0"/>
+          <w:numId w:val="1053"/>
+        </w:numPr>
+      </w:pPr>
+      <w:r>
+        <w:rPr>
+          <w:b/>
+          <w:bCs/>
+        </w:rPr>
+        <w:t xml:space="preserve">New R Package: calcofi4db</w:t>
+      </w:r>
+    </w:p>
+    <w:p>
+      <w:pPr>
+        <w:pStyle w:val="Compact"/>
+        <w:numPr>
+          <w:ilvl w:val="1"/>
+          <w:numId w:val="1054"/>
+        </w:numPr>
+      </w:pPr>
+      <w:r>
+        <w:t xml:space="preserve">Initial commit and setup (</w:t>
+      </w:r>
+      <w:hyperlink r:id="rId155">
         <w:r>
           <w:rPr>
             <w:rStyle w:val="Hyperlink"/>
@@ -9050,182 +9238,7 @@
         </w:r>
       </w:hyperlink>
       <w:r>
-        <w:t xml:space="preserve">).</w:t>
-      </w:r>
-    </w:p>
-    <w:p>
-      <w:pPr>
-        <w:pStyle w:val="Compact"/>
-        <w:numPr>
-          <w:ilvl w:val="0"/>
-          <w:numId w:val="1047"/>
-        </w:numPr>
-      </w:pPr>
-      <w:r>
-        <w:rPr>
-          <w:b/>
-          <w:bCs/>
-        </w:rPr>
-        <w:t xml:space="preserve">Ongoing Work</w:t>
-      </w:r>
-    </w:p>
-    <w:p>
-      <w:pPr>
-        <w:pStyle w:val="Compact"/>
-        <w:numPr>
-          <w:ilvl w:val="1"/>
-          <w:numId w:val="1050"/>
-        </w:numPr>
-      </w:pPr>
-      <w:r>
-        <w:t xml:space="preserve">Migration of database contouring functions to API/app level for improved caching and rendering efficiency.</w:t>
-      </w:r>
-    </w:p>
-    <w:p>
-      <w:pPr>
-        <w:pStyle w:val="Compact"/>
-        <w:numPr>
-          <w:ilvl w:val="1"/>
-          <w:numId w:val="1050"/>
-        </w:numPr>
-      </w:pPr>
-      <w:r>
-        <w:t xml:space="preserve">Development of a robust, user-friendly API for seamless DB integration (</w:t>
-      </w:r>
-      <w:hyperlink r:id="rId150">
-        <w:r>
-          <w:rPr>
-            <w:rStyle w:val="Hyperlink"/>
-          </w:rPr>
-          <w:t xml:space="preserve">issue</w:t>
-        </w:r>
-      </w:hyperlink>
-      <w:r>
-        <w:t xml:space="preserve">).</w:t>
-      </w:r>
-    </w:p>
-    <w:p>
-      <w:r>
-        <w:pict>
-          <v:rect style="width:0;height:1.5pt" o:hralign="center" o:hrstd="t" o:hr="t"/>
-        </w:pict>
-      </w:r>
-    </w:p>
-    <w:bookmarkEnd w:id="151"/>
-    <w:bookmarkEnd w:id="152"/>
-    <w:bookmarkStart w:id="155" w:name="apps-development"/>
-    <w:p>
-      <w:pPr>
-        <w:pStyle w:val="Heading3"/>
-      </w:pPr>
-      <w:r>
-        <w:t xml:space="preserve">8.2.2 Apps Development</w:t>
-      </w:r>
-    </w:p>
-    <w:bookmarkStart w:id="154" w:name="visualization-user-interface"/>
-    <w:p>
-      <w:pPr>
-        <w:pStyle w:val="Heading4"/>
-      </w:pPr>
-      <w:r>
-        <w:t xml:space="preserve">8.2.2.1 Visualization &amp; User Interface</w:t>
-      </w:r>
-    </w:p>
-    <w:p>
-      <w:pPr>
-        <w:pStyle w:val="Compact"/>
-        <w:numPr>
-          <w:ilvl w:val="0"/>
-          <w:numId w:val="1051"/>
-        </w:numPr>
-      </w:pPr>
-      <w:r>
-        <w:rPr>
-          <w:b/>
-          <w:bCs/>
-        </w:rPr>
-        <w:t xml:space="preserve">Continuous Improvements</w:t>
-      </w:r>
-    </w:p>
-    <w:p>
-      <w:pPr>
-        <w:pStyle w:val="Compact"/>
-        <w:numPr>
-          <w:ilvl w:val="1"/>
-          <w:numId w:val="1052"/>
-        </w:numPr>
-      </w:pPr>
-      <w:r>
-        <w:t xml:space="preserve">Multiple commits indicate ongoing enhancement, likely focused on UI, data visualization, and integration with the API (see</w:t>
-      </w:r>
-      <w:r>
-        <w:t xml:space="preserve"> </w:t>
-      </w:r>
-      <w:hyperlink r:id="rId153">
-        <w:r>
-          <w:rPr>
-            <w:rStyle w:val="Hyperlink"/>
-          </w:rPr>
-          <w:t xml:space="preserve">recent commit log</w:t>
-        </w:r>
-      </w:hyperlink>
-      <w:r>
-        <w:t xml:space="preserve">).</w:t>
-      </w:r>
-    </w:p>
-    <w:p>
-      <w:pPr>
-        <w:pStyle w:val="Compact"/>
-        <w:numPr>
-          <w:ilvl w:val="1"/>
-          <w:numId w:val="1052"/>
-        </w:numPr>
-      </w:pPr>
-      <w:r>
-        <w:t xml:space="preserve">Close coordination between API and Apps for improved workflows and data access.</w:t>
-      </w:r>
-    </w:p>
-    <w:p>
-      <w:r>
-        <w:pict>
-          <v:rect style="width:0;height:1.5pt" o:hralign="center" o:hrstd="t" o:hr="t"/>
-        </w:pict>
-      </w:r>
-    </w:p>
-    <w:bookmarkEnd w:id="154"/>
-    <w:bookmarkEnd w:id="155"/>
-    <w:bookmarkStart w:id="161" w:name="calcofi4db-r-package-data-management"/>
-    <w:p>
-      <w:pPr>
-        <w:pStyle w:val="Heading3"/>
-      </w:pPr>
-      <w:r>
-        <w:t xml:space="preserve">8.2.3 calcofi4db: R Package &amp; Data Management</w:t>
-      </w:r>
-    </w:p>
-    <w:bookmarkStart w:id="160" w:name="r-package-initialization-data-ingestion"/>
-    <w:p>
-      <w:pPr>
-        <w:pStyle w:val="Heading4"/>
-      </w:pPr>
-      <w:r>
-        <w:t xml:space="preserve">8.2.3.1 R Package Initialization &amp; Data Ingestion</w:t>
-      </w:r>
-    </w:p>
-    <w:p>
-      <w:pPr>
-        <w:pStyle w:val="Compact"/>
-        <w:numPr>
-          <w:ilvl w:val="0"/>
-          <w:numId w:val="1053"/>
-        </w:numPr>
-      </w:pPr>
-      <w:r>
-        <w:rPr>
-          <w:b/>
-          <w:bCs/>
-        </w:rPr>
-        <w:t xml:space="preserve">New R Package: calcofi4db</w:t>
+        <w:t xml:space="preserve">), including functions for ingesting CSV datasets and metadata.</w:t>
       </w:r>
     </w:p>
     <w:p>
@@ -9237,7 +9250,7 @@
         </w:numPr>
       </w:pPr>
       <w:r>
-        <w:t xml:space="preserve">Initial commit and setup (</w:t>
+        <w:t xml:space="preserve">Refined change detection logic for source CSV files, improving tracking of table/field changes (</w:t>
       </w:r>
       <w:hyperlink r:id="rId156">
         <w:r>
@@ -9248,7 +9261,7 @@
         </w:r>
       </w:hyperlink>
       <w:r>
-        <w:t xml:space="preserve">), including functions for ingesting CSV datasets and metadata.</w:t>
+        <w:t xml:space="preserve">).</w:t>
       </w:r>
     </w:p>
     <w:p>
@@ -9260,9 +9273,35 @@
         </w:numPr>
       </w:pPr>
       <w:r>
-        <w:t xml:space="preserve">Refined change detection logic for source CSV files, improving tracking of table/field changes (</w:t>
+        <w:t xml:space="preserve">Enhanced documentation and site via pkgdown.</w:t>
+      </w:r>
+    </w:p>
+    <w:p>
+      <w:pPr>
+        <w:pStyle w:val="Compact"/>
+        <w:numPr>
+          <w:ilvl w:val="1"/>
+          <w:numId w:val="1054"/>
+        </w:numPr>
+      </w:pPr>
+      <w:r>
+        <w:t xml:space="preserve">Improved function naming and structure for ingestion (</w:t>
       </w:r>
       <w:hyperlink r:id="rId157">
+        <w:r>
+          <w:rPr>
+            <w:rStyle w:val="Hyperlink"/>
+          </w:rPr>
+          <w:t xml:space="preserve">commits</w:t>
+        </w:r>
+      </w:hyperlink>
+      <w:r>
+        <w:t xml:space="preserve">,</w:t>
+      </w:r>
+      <w:r>
+        <w:t xml:space="preserve"> </w:t>
+      </w:r>
+      <w:hyperlink r:id="rId158">
         <w:r>
           <w:rPr>
             <w:rStyle w:val="Hyperlink"/>
@@ -9275,34 +9314,65 @@
       </w:r>
     </w:p>
     <w:p>
+      <w:r>
+        <w:pict>
+          <v:rect style="width:0;height:1.5pt" o:hralign="center" o:hrstd="t" o:hr="t"/>
+        </w:pict>
+      </w:r>
+    </w:p>
+    <w:bookmarkEnd w:id="159"/>
+    <w:bookmarkEnd w:id="160"/>
+    <w:bookmarkStart w:id="166" w:name="calcofi4r-spatial-ecological-data-tools"/>
+    <w:p>
+      <w:pPr>
+        <w:pStyle w:val="Heading3"/>
+      </w:pPr>
+      <w:r>
+        <w:t xml:space="preserve">7.2.4 calcofi4r: Spatial &amp; Ecological Data Tools</w:t>
+      </w:r>
+    </w:p>
+    <w:bookmarkStart w:id="165" w:name="data-layers-analysis-and-bug-fixes"/>
+    <w:p>
+      <w:pPr>
+        <w:pStyle w:val="Heading4"/>
+      </w:pPr>
+      <w:r>
+        <w:t xml:space="preserve">7.2.4.1 Data Layers, Analysis, and Bug Fixes</w:t>
+      </w:r>
+    </w:p>
+    <w:p>
+      <w:pPr>
+        <w:pStyle w:val="Compact"/>
+        <w:numPr>
+          <w:ilvl w:val="0"/>
+          <w:numId w:val="1055"/>
+        </w:numPr>
+      </w:pPr>
+      <w:r>
+        <w:rPr>
+          <w:b/>
+          <w:bCs/>
+        </w:rPr>
+        <w:t xml:space="preserve">Spatial Management Layers</w:t>
+      </w:r>
+    </w:p>
+    <w:p>
       <w:pPr>
         <w:pStyle w:val="Compact"/>
         <w:numPr>
           <w:ilvl w:val="1"/>
-          <w:numId w:val="1054"/>
-        </w:numPr>
-      </w:pPr>
-      <w:r>
-        <w:t xml:space="preserve">Enhanced documentation and site via pkgdown.</w:t>
-      </w:r>
-    </w:p>
-    <w:p>
-      <w:pPr>
-        <w:pStyle w:val="Compact"/>
-        <w:numPr>
-          <w:ilvl w:val="1"/>
-          <w:numId w:val="1054"/>
-        </w:numPr>
-      </w:pPr>
-      <w:r>
-        <w:t xml:space="preserve">Improved function naming and structure for ingestion (</w:t>
-      </w:r>
-      <w:hyperlink r:id="rId158">
+          <w:numId w:val="1056"/>
+        </w:numPr>
+      </w:pPr>
+      <w:r>
+        <w:t xml:space="preserve">Ongoing integration of BOEM Wind Planning Areas, Marine Protected Areas, and SCCWRP management regions (</w:t>
+      </w:r>
+      <w:hyperlink r:id="rId161">
         <w:r>
           <w:rPr>
             <w:rStyle w:val="Hyperlink"/>
           </w:rPr>
-          <w:t xml:space="preserve">commits</w:t>
+          <w:t xml:space="preserve">issue</w:t>
         </w:r>
       </w:hyperlink>
       <w:r>
@@ -9310,72 +9380,6 @@
       </w:r>
       <w:r>
         <w:t xml:space="preserve"> </w:t>
-      </w:r>
-      <w:hyperlink r:id="rId159">
-        <w:r>
-          <w:rPr>
-            <w:rStyle w:val="Hyperlink"/>
-          </w:rPr>
-          <w:t xml:space="preserve">commit</w:t>
-        </w:r>
-      </w:hyperlink>
-      <w:r>
-        <w:t xml:space="preserve">).</w:t>
-      </w:r>
-    </w:p>
-    <w:p>
-      <w:r>
-        <w:pict>
-          <v:rect style="width:0;height:1.5pt" o:hralign="center" o:hrstd="t" o:hr="t"/>
-        </w:pict>
-      </w:r>
-    </w:p>
-    <w:bookmarkEnd w:id="160"/>
-    <w:bookmarkEnd w:id="161"/>
-    <w:bookmarkStart w:id="167" w:name="calcofi4r-spatial-ecological-data-tools"/>
-    <w:p>
-      <w:pPr>
-        <w:pStyle w:val="Heading3"/>
-      </w:pPr>
-      <w:r>
-        <w:t xml:space="preserve">8.2.4 calcofi4r: Spatial &amp; Ecological Data Tools</w:t>
-      </w:r>
-    </w:p>
-    <w:bookmarkStart w:id="166" w:name="data-layers-analysis-and-bug-fixes"/>
-    <w:p>
-      <w:pPr>
-        <w:pStyle w:val="Heading4"/>
-      </w:pPr>
-      <w:r>
-        <w:t xml:space="preserve">8.2.4.1 Data Layers, Analysis, and Bug Fixes</w:t>
-      </w:r>
-    </w:p>
-    <w:p>
-      <w:pPr>
-        <w:pStyle w:val="Compact"/>
-        <w:numPr>
-          <w:ilvl w:val="0"/>
-          <w:numId w:val="1055"/>
-        </w:numPr>
-      </w:pPr>
-      <w:r>
-        <w:rPr>
-          <w:b/>
-          <w:bCs/>
-        </w:rPr>
-        <w:t xml:space="preserve">Spatial Management Layers</w:t>
-      </w:r>
-    </w:p>
-    <w:p>
-      <w:pPr>
-        <w:pStyle w:val="Compact"/>
-        <w:numPr>
-          <w:ilvl w:val="1"/>
-          <w:numId w:val="1056"/>
-        </w:numPr>
-      </w:pPr>
-      <w:r>
-        <w:t xml:space="preserve">Ongoing integration of BOEM Wind Planning Areas, Marine Protected Areas, and SCCWRP management regions (</w:t>
       </w:r>
       <w:hyperlink r:id="rId162">
         <w:r>
@@ -9386,12 +9390,76 @@
         </w:r>
       </w:hyperlink>
       <w:r>
-        <w:t xml:space="preserve">,</w:t>
-      </w:r>
-      <w:r>
-        <w:t xml:space="preserve"> </w:t>
+        <w:t xml:space="preserve">).</w:t>
+      </w:r>
+    </w:p>
+    <w:p>
+      <w:pPr>
+        <w:pStyle w:val="Compact"/>
+        <w:numPr>
+          <w:ilvl w:val="0"/>
+          <w:numId w:val="1055"/>
+        </w:numPr>
+      </w:pPr>
+      <w:r>
+        <w:rPr>
+          <w:b/>
+          <w:bCs/>
+        </w:rPr>
+        <w:t xml:space="preserve">Analysis Functions</w:t>
+      </w:r>
+    </w:p>
+    <w:p>
+      <w:pPr>
+        <w:pStyle w:val="Compact"/>
+        <w:numPr>
+          <w:ilvl w:val="1"/>
+          <w:numId w:val="1057"/>
+        </w:numPr>
+      </w:pPr>
+      <w:r>
+        <w:t xml:space="preserve">Improved packages for ecological and spatial analysis, including new dependencies (</w:t>
       </w:r>
       <w:hyperlink r:id="rId163">
+        <w:r>
+          <w:rPr>
+            <w:rStyle w:val="Hyperlink"/>
+          </w:rPr>
+          <w:t xml:space="preserve">commit</w:t>
+        </w:r>
+      </w:hyperlink>
+      <w:r>
+        <w:t xml:space="preserve">).</w:t>
+      </w:r>
+    </w:p>
+    <w:p>
+      <w:pPr>
+        <w:pStyle w:val="Compact"/>
+        <w:numPr>
+          <w:ilvl w:val="0"/>
+          <w:numId w:val="1055"/>
+        </w:numPr>
+      </w:pPr>
+      <w:r>
+        <w:rPr>
+          <w:b/>
+          <w:bCs/>
+        </w:rPr>
+        <w:t xml:space="preserve">User Feedback</w:t>
+      </w:r>
+    </w:p>
+    <w:p>
+      <w:pPr>
+        <w:pStyle w:val="Compact"/>
+        <w:numPr>
+          <w:ilvl w:val="1"/>
+          <w:numId w:val="1058"/>
+        </w:numPr>
+      </w:pPr>
+      <w:r>
+        <w:t xml:space="preserve">Addressing user-reported bugs such as deprecated function calls (</w:t>
+      </w:r>
+      <w:hyperlink r:id="rId164">
         <w:r>
           <w:rPr>
             <w:rStyle w:val="Hyperlink"/>
@@ -9404,11 +9472,38 @@
       </w:r>
     </w:p>
     <w:p>
-      <w:pPr>
-        <w:pStyle w:val="Compact"/>
-        <w:numPr>
-          <w:ilvl w:val="0"/>
-          <w:numId w:val="1055"/>
+      <w:r>
+        <w:pict>
+          <v:rect style="width:0;height:1.5pt" o:hralign="center" o:hrstd="t" o:hr="t"/>
+        </w:pict>
+      </w:r>
+    </w:p>
+    <w:bookmarkEnd w:id="165"/>
+    <w:bookmarkEnd w:id="166"/>
+    <w:bookmarkStart w:id="170" w:name="documentation-docs"/>
+    <w:p>
+      <w:pPr>
+        <w:pStyle w:val="Heading3"/>
+      </w:pPr>
+      <w:r>
+        <w:t xml:space="preserve">7.2.5 Documentation (docs)</w:t>
+      </w:r>
+    </w:p>
+    <w:bookmarkStart w:id="169" w:name="infrastructure-environment"/>
+    <w:p>
+      <w:pPr>
+        <w:pStyle w:val="Heading4"/>
+      </w:pPr>
+      <w:r>
+        <w:t xml:space="preserve">7.2.5.1 Infrastructure &amp; Environment</w:t>
+      </w:r>
+    </w:p>
+    <w:p>
+      <w:pPr>
+        <w:pStyle w:val="Compact"/>
+        <w:numPr>
+          <w:ilvl w:val="0"/>
+          <w:numId w:val="1059"/>
         </w:numPr>
       </w:pPr>
       <w:r>
@@ -9416,7 +9511,7 @@
           <w:b/>
           <w:bCs/>
         </w:rPr>
-        <w:t xml:space="preserve">Analysis Functions</w:t>
+        <w:t xml:space="preserve">Documentation Site Updates</w:t>
       </w:r>
     </w:p>
     <w:p>
@@ -9424,13 +9519,13 @@
         <w:pStyle w:val="Compact"/>
         <w:numPr>
           <w:ilvl w:val="1"/>
-          <w:numId w:val="1057"/>
-        </w:numPr>
-      </w:pPr>
-      <w:r>
-        <w:t xml:space="preserve">Improved packages for ecological and spatial analysis, including new dependencies (</w:t>
-      </w:r>
-      <w:hyperlink r:id="rId164">
+          <w:numId w:val="1060"/>
+        </w:numPr>
+      </w:pPr>
+      <w:r>
+        <w:t xml:space="preserve">Added documentation for new packages and ingestion workflows (</w:t>
+      </w:r>
+      <w:hyperlink r:id="rId167">
         <w:r>
           <w:rPr>
             <w:rStyle w:val="Hyperlink"/>
@@ -9446,39 +9541,35 @@
       <w:pPr>
         <w:pStyle w:val="Compact"/>
         <w:numPr>
-          <w:ilvl w:val="0"/>
-          <w:numId w:val="1055"/>
-        </w:numPr>
-      </w:pPr>
-      <w:r>
-        <w:rPr>
-          <w:b/>
-          <w:bCs/>
-        </w:rPr>
-        <w:t xml:space="preserve">User Feedback</w:t>
-      </w:r>
-    </w:p>
-    <w:p>
-      <w:pPr>
-        <w:pStyle w:val="Compact"/>
-        <w:numPr>
           <w:ilvl w:val="1"/>
-          <w:numId w:val="1058"/>
-        </w:numPr>
-      </w:pPr>
-      <w:r>
-        <w:t xml:space="preserve">Addressing user-reported bugs such as deprecated function calls (</w:t>
-      </w:r>
-      <w:hyperlink r:id="rId165">
+          <w:numId w:val="1060"/>
+        </w:numPr>
+      </w:pPr>
+      <w:r>
+        <w:t xml:space="preserve">Improved environment handling for rendering with Quarto and Chromium (</w:t>
+      </w:r>
+      <w:hyperlink r:id="rId168">
         <w:r>
           <w:rPr>
             <w:rStyle w:val="Hyperlink"/>
           </w:rPr>
-          <w:t xml:space="preserve">issue</w:t>
+          <w:t xml:space="preserve">multiple commits Jan-Mar 2025</w:t>
         </w:r>
       </w:hyperlink>
       <w:r>
         <w:t xml:space="preserve">).</w:t>
+      </w:r>
+    </w:p>
+    <w:p>
+      <w:pPr>
+        <w:pStyle w:val="Compact"/>
+        <w:numPr>
+          <w:ilvl w:val="1"/>
+          <w:numId w:val="1060"/>
+        </w:numPr>
+      </w:pPr>
+      <w:r>
+        <w:t xml:space="preserve">Updated diagrams and edge labels for database documentation.</w:t>
       </w:r>
     </w:p>
     <w:p>
@@ -9488,32 +9579,32 @@
         </w:pict>
       </w:r>
     </w:p>
-    <w:bookmarkEnd w:id="166"/>
-    <w:bookmarkEnd w:id="167"/>
-    <w:bookmarkStart w:id="171" w:name="documentation-docs"/>
+    <w:bookmarkEnd w:id="169"/>
+    <w:bookmarkEnd w:id="170"/>
+    <w:bookmarkStart w:id="172" w:name="server"/>
     <w:p>
       <w:pPr>
         <w:pStyle w:val="Heading3"/>
       </w:pPr>
       <w:r>
-        <w:t xml:space="preserve">8.2.5 Documentation (docs)</w:t>
-      </w:r>
-    </w:p>
-    <w:bookmarkStart w:id="170" w:name="infrastructure-environment"/>
+        <w:t xml:space="preserve">7.2.6 Server</w:t>
+      </w:r>
+    </w:p>
+    <w:bookmarkStart w:id="171" w:name="backend-infrastructure"/>
     <w:p>
       <w:pPr>
         <w:pStyle w:val="Heading4"/>
       </w:pPr>
       <w:r>
-        <w:t xml:space="preserve">8.2.5.1 Infrastructure &amp; Environment</w:t>
-      </w:r>
-    </w:p>
-    <w:p>
-      <w:pPr>
-        <w:pStyle w:val="Compact"/>
-        <w:numPr>
-          <w:ilvl w:val="0"/>
-          <w:numId w:val="1059"/>
+        <w:t xml:space="preserve">7.2.6.1 Backend Infrastructure</w:t>
+      </w:r>
+    </w:p>
+    <w:p>
+      <w:pPr>
+        <w:pStyle w:val="Compact"/>
+        <w:numPr>
+          <w:ilvl w:val="0"/>
+          <w:numId w:val="1061"/>
         </w:numPr>
       </w:pPr>
       <w:r>
@@ -9521,7 +9612,7 @@
           <w:b/>
           <w:bCs/>
         </w:rPr>
-        <w:t xml:space="preserve">Documentation Site Updates</w:t>
+        <w:t xml:space="preserve">Backend Maintenance</w:t>
       </w:r>
     </w:p>
     <w:p>
@@ -9529,13 +9620,80 @@
         <w:pStyle w:val="Compact"/>
         <w:numPr>
           <w:ilvl w:val="1"/>
-          <w:numId w:val="1060"/>
-        </w:numPr>
-      </w:pPr>
-      <w:r>
-        <w:t xml:space="preserve">Added documentation for new packages and ingestion workflows (</w:t>
-      </w:r>
-      <w:hyperlink r:id="rId168">
+          <w:numId w:val="1062"/>
+        </w:numPr>
+      </w:pPr>
+      <w:r>
+        <w:t xml:space="preserve">Numerous commits for improving server reliability, configuration, and deployment.</w:t>
+      </w:r>
+    </w:p>
+    <w:p>
+      <w:pPr>
+        <w:pStyle w:val="Compact"/>
+        <w:numPr>
+          <w:ilvl w:val="1"/>
+          <w:numId w:val="1062"/>
+        </w:numPr>
+      </w:pPr>
+      <w:r>
+        <w:t xml:space="preserve">Indicates active backend support for API and Apps.</w:t>
+      </w:r>
+    </w:p>
+    <w:p>
+      <w:r>
+        <w:pict>
+          <v:rect style="width:0;height:1.5pt" o:hralign="center" o:hrstd="t" o:hr="t"/>
+        </w:pict>
+      </w:r>
+    </w:p>
+    <w:bookmarkEnd w:id="171"/>
+    <w:bookmarkEnd w:id="172"/>
+    <w:bookmarkStart w:id="177" w:name="workflows"/>
+    <w:p>
+      <w:pPr>
+        <w:pStyle w:val="Heading3"/>
+      </w:pPr>
+      <w:r>
+        <w:t xml:space="preserve">7.2.7 Workflows</w:t>
+      </w:r>
+    </w:p>
+    <w:bookmarkStart w:id="176" w:name="X9992dbdca38798687025ab1100a6897f17837b4"/>
+    <w:p>
+      <w:pPr>
+        <w:pStyle w:val="Heading4"/>
+      </w:pPr>
+      <w:r>
+        <w:t xml:space="preserve">7.2.7.1 Data Pipeline, Integration, and Registration</w:t>
+      </w:r>
+    </w:p>
+    <w:p>
+      <w:pPr>
+        <w:pStyle w:val="Compact"/>
+        <w:numPr>
+          <w:ilvl w:val="0"/>
+          <w:numId w:val="1063"/>
+        </w:numPr>
+      </w:pPr>
+      <w:r>
+        <w:rPr>
+          <w:b/>
+          <w:bCs/>
+        </w:rPr>
+        <w:t xml:space="preserve">Workflow Automation</w:t>
+      </w:r>
+    </w:p>
+    <w:p>
+      <w:pPr>
+        <w:pStyle w:val="Compact"/>
+        <w:numPr>
+          <w:ilvl w:val="1"/>
+          <w:numId w:val="1064"/>
+        </w:numPr>
+      </w:pPr>
+      <w:r>
+        <w:t xml:space="preserve">Multiple commits show ongoing development of data ingestion, harmonization, and visualization workflows (</w:t>
+      </w:r>
+      <w:hyperlink r:id="rId173">
         <w:r>
           <w:rPr>
             <w:rStyle w:val="Hyperlink"/>
@@ -9544,164 +9702,10 @@
         </w:r>
       </w:hyperlink>
       <w:r>
-        <w:t xml:space="preserve">).</w:t>
-      </w:r>
-    </w:p>
-    <w:p>
-      <w:pPr>
-        <w:pStyle w:val="Compact"/>
-        <w:numPr>
-          <w:ilvl w:val="1"/>
-          <w:numId w:val="1060"/>
-        </w:numPr>
-      </w:pPr>
-      <w:r>
-        <w:t xml:space="preserve">Improved environment handling for rendering with Quarto and Chromium (</w:t>
-      </w:r>
-      <w:hyperlink r:id="rId169">
-        <w:r>
-          <w:rPr>
-            <w:rStyle w:val="Hyperlink"/>
-          </w:rPr>
-          <w:t xml:space="preserve">multiple commits Jan-Mar 2025</w:t>
-        </w:r>
-      </w:hyperlink>
-      <w:r>
-        <w:t xml:space="preserve">).</w:t>
-      </w:r>
-    </w:p>
-    <w:p>
-      <w:pPr>
-        <w:pStyle w:val="Compact"/>
-        <w:numPr>
-          <w:ilvl w:val="1"/>
-          <w:numId w:val="1060"/>
-        </w:numPr>
-      </w:pPr>
-      <w:r>
-        <w:t xml:space="preserve">Updated diagrams and edge labels for database documentation.</w:t>
-      </w:r>
-    </w:p>
-    <w:p>
-      <w:r>
-        <w:pict>
-          <v:rect style="width:0;height:1.5pt" o:hralign="center" o:hrstd="t" o:hr="t"/>
-        </w:pict>
-      </w:r>
-    </w:p>
-    <w:bookmarkEnd w:id="170"/>
-    <w:bookmarkEnd w:id="171"/>
-    <w:bookmarkStart w:id="173" w:name="server"/>
-    <w:p>
-      <w:pPr>
-        <w:pStyle w:val="Heading3"/>
-      </w:pPr>
-      <w:r>
-        <w:t xml:space="preserve">8.2.6 Server</w:t>
-      </w:r>
-    </w:p>
-    <w:bookmarkStart w:id="172" w:name="backend-infrastructure"/>
-    <w:p>
-      <w:pPr>
-        <w:pStyle w:val="Heading4"/>
-      </w:pPr>
-      <w:r>
-        <w:t xml:space="preserve">8.2.6.1 Backend Infrastructure</w:t>
-      </w:r>
-    </w:p>
-    <w:p>
-      <w:pPr>
-        <w:pStyle w:val="Compact"/>
-        <w:numPr>
-          <w:ilvl w:val="0"/>
-          <w:numId w:val="1061"/>
-        </w:numPr>
-      </w:pPr>
-      <w:r>
-        <w:rPr>
-          <w:b/>
-          <w:bCs/>
-        </w:rPr>
-        <w:t xml:space="preserve">Backend Maintenance</w:t>
-      </w:r>
-    </w:p>
-    <w:p>
-      <w:pPr>
-        <w:pStyle w:val="Compact"/>
-        <w:numPr>
-          <w:ilvl w:val="1"/>
-          <w:numId w:val="1062"/>
-        </w:numPr>
-      </w:pPr>
-      <w:r>
-        <w:t xml:space="preserve">Numerous commits for improving server reliability, configuration, and deployment.</w:t>
-      </w:r>
-    </w:p>
-    <w:p>
-      <w:pPr>
-        <w:pStyle w:val="Compact"/>
-        <w:numPr>
-          <w:ilvl w:val="1"/>
-          <w:numId w:val="1062"/>
-        </w:numPr>
-      </w:pPr>
-      <w:r>
-        <w:t xml:space="preserve">Indicates active backend support for API and Apps.</w:t>
-      </w:r>
-    </w:p>
-    <w:p>
-      <w:r>
-        <w:pict>
-          <v:rect style="width:0;height:1.5pt" o:hralign="center" o:hrstd="t" o:hr="t"/>
-        </w:pict>
-      </w:r>
-    </w:p>
-    <w:bookmarkEnd w:id="172"/>
-    <w:bookmarkEnd w:id="173"/>
-    <w:bookmarkStart w:id="178" w:name="workflows"/>
-    <w:p>
-      <w:pPr>
-        <w:pStyle w:val="Heading3"/>
-      </w:pPr>
-      <w:r>
-        <w:t xml:space="preserve">8.2.7 Workflows</w:t>
-      </w:r>
-    </w:p>
-    <w:bookmarkStart w:id="177" w:name="X9992dbdca38798687025ab1100a6897f17837b4"/>
-    <w:p>
-      <w:pPr>
-        <w:pStyle w:val="Heading4"/>
-      </w:pPr>
-      <w:r>
-        <w:t xml:space="preserve">8.2.7.1 Data Pipeline, Integration, and Registration</w:t>
-      </w:r>
-    </w:p>
-    <w:p>
-      <w:pPr>
-        <w:pStyle w:val="Compact"/>
-        <w:numPr>
-          <w:ilvl w:val="0"/>
-          <w:numId w:val="1063"/>
-        </w:numPr>
-      </w:pPr>
-      <w:r>
-        <w:rPr>
-          <w:b/>
-          <w:bCs/>
-        </w:rPr>
-        <w:t xml:space="preserve">Workflow Automation</w:t>
-      </w:r>
-    </w:p>
-    <w:p>
-      <w:pPr>
-        <w:pStyle w:val="Compact"/>
-        <w:numPr>
-          <w:ilvl w:val="1"/>
-          <w:numId w:val="1064"/>
-        </w:numPr>
-      </w:pPr>
-      <w:r>
-        <w:t xml:space="preserve">Multiple commits show ongoing development of data ingestion, harmonization, and visualization workflows (</w:t>
+        <w:t xml:space="preserve">,</w:t>
+      </w:r>
+      <w:r>
+        <w:t xml:space="preserve"> </w:t>
       </w:r>
       <w:hyperlink r:id="rId174">
         <w:r>
@@ -9712,20 +9716,6 @@
         </w:r>
       </w:hyperlink>
       <w:r>
-        <w:t xml:space="preserve">,</w:t>
-      </w:r>
-      <w:r>
-        <w:t xml:space="preserve"> </w:t>
-      </w:r>
-      <w:hyperlink r:id="rId175">
-        <w:r>
-          <w:rPr>
-            <w:rStyle w:val="Hyperlink"/>
-          </w:rPr>
-          <w:t xml:space="preserve">commit</w:t>
-        </w:r>
-      </w:hyperlink>
-      <w:r>
         <w:t xml:space="preserve">).</w:t>
       </w:r>
     </w:p>
@@ -9756,7 +9746,7 @@
       <w:r>
         <w:t xml:space="preserve">Registering datasets with ODIS (using JSON-LD) for broader interoperability (</w:t>
       </w:r>
-      <w:hyperlink r:id="rId176">
+      <w:hyperlink r:id="rId175">
         <w:r>
           <w:rPr>
             <w:rStyle w:val="Hyperlink"/>
@@ -9831,92 +9821,92 @@
         </w:pict>
       </w:r>
     </w:p>
+    <w:bookmarkEnd w:id="176"/>
     <w:bookmarkEnd w:id="177"/>
+    <w:bookmarkStart w:id="181" w:name="key-themes-impact"/>
+    <w:p>
+      <w:pPr>
+        <w:pStyle w:val="Heading3"/>
+      </w:pPr>
+      <w:r>
+        <w:t xml:space="preserve">7.2.8 Key Themes &amp; Impact</w:t>
+      </w:r>
+    </w:p>
+    <w:bookmarkStart w:id="178" w:name="integration-interoperability"/>
+    <w:p>
+      <w:pPr>
+        <w:pStyle w:val="Heading4"/>
+      </w:pPr>
+      <w:r>
+        <w:t xml:space="preserve">7.2.8.1 Integration &amp; Interoperability</w:t>
+      </w:r>
+    </w:p>
+    <w:p>
+      <w:pPr>
+        <w:pStyle w:val="Compact"/>
+        <w:numPr>
+          <w:ilvl w:val="0"/>
+          <w:numId w:val="1068"/>
+        </w:numPr>
+      </w:pPr>
+      <w:r>
+        <w:t xml:space="preserve">Strong focus on connecting API, Apps, R packages, and backend infrastructure for seamless data access and visualization.</w:t>
+      </w:r>
+    </w:p>
+    <w:p>
+      <w:pPr>
+        <w:pStyle w:val="Compact"/>
+        <w:numPr>
+          <w:ilvl w:val="0"/>
+          <w:numId w:val="1068"/>
+        </w:numPr>
+      </w:pPr>
+      <w:r>
+        <w:t xml:space="preserve">Enhanced interoperability through ODIS registration and harmonized workflows.</w:t>
+      </w:r>
+    </w:p>
     <w:bookmarkEnd w:id="178"/>
-    <w:bookmarkStart w:id="182" w:name="key-themes-impact"/>
-    <w:p>
-      <w:pPr>
-        <w:pStyle w:val="Heading3"/>
-      </w:pPr>
-      <w:r>
-        <w:t xml:space="preserve">8.2.8 Key Themes &amp; Impact</w:t>
-      </w:r>
-    </w:p>
-    <w:bookmarkStart w:id="179" w:name="integration-interoperability"/>
+    <w:bookmarkStart w:id="179" w:name="data-accessibility-usability"/>
     <w:p>
       <w:pPr>
         <w:pStyle w:val="Heading4"/>
       </w:pPr>
       <w:r>
-        <w:t xml:space="preserve">8.2.8.1 Integration &amp; Interoperability</w:t>
-      </w:r>
-    </w:p>
-    <w:p>
-      <w:pPr>
-        <w:pStyle w:val="Compact"/>
-        <w:numPr>
-          <w:ilvl w:val="0"/>
-          <w:numId w:val="1068"/>
-        </w:numPr>
-      </w:pPr>
-      <w:r>
-        <w:t xml:space="preserve">Strong focus on connecting API, Apps, R packages, and backend infrastructure for seamless data access and visualization.</w:t>
-      </w:r>
-    </w:p>
-    <w:p>
-      <w:pPr>
-        <w:pStyle w:val="Compact"/>
-        <w:numPr>
-          <w:ilvl w:val="0"/>
-          <w:numId w:val="1068"/>
-        </w:numPr>
-      </w:pPr>
-      <w:r>
-        <w:t xml:space="preserve">Enhanced interoperability through ODIS registration and harmonized workflows.</w:t>
+        <w:t xml:space="preserve">7.2.8.2 Data Accessibility &amp; Usability</w:t>
+      </w:r>
+    </w:p>
+    <w:p>
+      <w:pPr>
+        <w:pStyle w:val="Compact"/>
+        <w:numPr>
+          <w:ilvl w:val="0"/>
+          <w:numId w:val="1069"/>
+        </w:numPr>
+      </w:pPr>
+      <w:r>
+        <w:t xml:space="preserve">Improvements to API and Apps make ecological data more accessible to researchers and managers.</w:t>
+      </w:r>
+    </w:p>
+    <w:p>
+      <w:pPr>
+        <w:pStyle w:val="Compact"/>
+        <w:numPr>
+          <w:ilvl w:val="0"/>
+          <w:numId w:val="1069"/>
+        </w:numPr>
+      </w:pPr>
+      <w:r>
+        <w:t xml:space="preserve">Expanded support for spatial management areas and ecological datasets.</w:t>
       </w:r>
     </w:p>
     <w:bookmarkEnd w:id="179"/>
-    <w:bookmarkStart w:id="180" w:name="data-accessibility-usability"/>
+    <w:bookmarkStart w:id="180" w:name="infrastructure-sustainability"/>
     <w:p>
       <w:pPr>
         <w:pStyle w:val="Heading4"/>
       </w:pPr>
       <w:r>
-        <w:t xml:space="preserve">8.2.8.2 Data Accessibility &amp; Usability</w:t>
-      </w:r>
-    </w:p>
-    <w:p>
-      <w:pPr>
-        <w:pStyle w:val="Compact"/>
-        <w:numPr>
-          <w:ilvl w:val="0"/>
-          <w:numId w:val="1069"/>
-        </w:numPr>
-      </w:pPr>
-      <w:r>
-        <w:t xml:space="preserve">Improvements to API and Apps make ecological data more accessible to researchers and managers.</w:t>
-      </w:r>
-    </w:p>
-    <w:p>
-      <w:pPr>
-        <w:pStyle w:val="Compact"/>
-        <w:numPr>
-          <w:ilvl w:val="0"/>
-          <w:numId w:val="1069"/>
-        </w:numPr>
-      </w:pPr>
-      <w:r>
-        <w:t xml:space="preserve">Expanded support for spatial management areas and ecological datasets.</w:t>
-      </w:r>
-    </w:p>
-    <w:bookmarkEnd w:id="180"/>
-    <w:bookmarkStart w:id="181" w:name="infrastructure-sustainability"/>
-    <w:p>
-      <w:pPr>
-        <w:pStyle w:val="Heading4"/>
-      </w:pPr>
-      <w:r>
-        <w:t xml:space="preserve">8.2.8.3 Infrastructure &amp; Sustainability</w:t>
+        <w:t xml:space="preserve">7.2.8.3 Infrastructure &amp; Sustainability</w:t>
       </w:r>
     </w:p>
     <w:p>
@@ -9938,15 +9928,15 @@
         </w:pict>
       </w:r>
     </w:p>
+    <w:bookmarkEnd w:id="180"/>
     <w:bookmarkEnd w:id="181"/>
-    <w:bookmarkEnd w:id="182"/>
-    <w:bookmarkStart w:id="184" w:name="for-more-details"/>
+    <w:bookmarkStart w:id="183" w:name="for-more-details"/>
     <w:p>
       <w:pPr>
         <w:pStyle w:val="Heading3"/>
       </w:pPr>
       <w:r>
-        <w:t xml:space="preserve">8.2.9 For More Details</w:t>
+        <w:t xml:space="preserve">7.2.9 For More Details</w:t>
       </w:r>
     </w:p>
     <w:p>
@@ -9978,7 +9968,7 @@
       <w:r>
         <w:t xml:space="preserve"> </w:t>
       </w:r>
-      <w:hyperlink r:id="rId183">
+      <w:hyperlink r:id="rId182">
         <w:r>
           <w:rPr>
             <w:rStyle w:val="Hyperlink"/>
@@ -9993,25 +9983,25 @@
         <w:t xml:space="preserve">and filter by year.</w:t>
       </w:r>
     </w:p>
+    <w:bookmarkEnd w:id="183"/>
     <w:bookmarkEnd w:id="184"/>
     <w:bookmarkEnd w:id="185"/>
-    <w:bookmarkEnd w:id="186"/>
-    <w:bookmarkStart w:id="195" w:name="references"/>
+    <w:bookmarkStart w:id="194" w:name="references"/>
     <w:p>
       <w:pPr>
         <w:pStyle w:val="Heading1"/>
       </w:pPr>
       <w:r>
-        <w:t xml:space="preserve">9. References</w:t>
-      </w:r>
-    </w:p>
-    <w:bookmarkStart w:id="194" w:name="r-packages"/>
+        <w:t xml:space="preserve">8. References</w:t>
+      </w:r>
+    </w:p>
+    <w:bookmarkStart w:id="193" w:name="r-packages"/>
     <w:p>
       <w:pPr>
         <w:pStyle w:val="Heading2"/>
       </w:pPr>
       <w:r>
-        <w:t xml:space="preserve">9.1 R packages</w:t>
+        <w:t xml:space="preserve">8.1 R packages</w:t>
       </w:r>
     </w:p>
     <w:p>
@@ -10101,8 +10091,8 @@
         <w:t xml:space="preserve">)</w:t>
       </w:r>
     </w:p>
-    <w:bookmarkStart w:id="193" w:name="refs"/>
-    <w:bookmarkStart w:id="188" w:name="ref-R-quarto"/>
+    <w:bookmarkStart w:id="192" w:name="refs"/>
+    <w:bookmarkStart w:id="187" w:name="ref-R-quarto"/>
     <w:p>
       <w:pPr>
         <w:pStyle w:val="Bibliography"/>
@@ -10126,7 +10116,7 @@
       <w:r>
         <w:t xml:space="preserve"> </w:t>
       </w:r>
-      <w:hyperlink r:id="rId187">
+      <w:hyperlink r:id="rId186">
         <w:r>
           <w:rPr>
             <w:rStyle w:val="Hyperlink"/>
@@ -10138,8 +10128,8 @@
         <w:t xml:space="preserve">.</w:t>
       </w:r>
     </w:p>
-    <w:bookmarkEnd w:id="188"/>
-    <w:bookmarkStart w:id="190" w:name="ref-R-shiny"/>
+    <w:bookmarkEnd w:id="187"/>
+    <w:bookmarkStart w:id="189" w:name="ref-R-shiny"/>
     <w:p>
       <w:pPr>
         <w:pStyle w:val="Bibliography"/>
@@ -10163,7 +10153,7 @@
       <w:r>
         <w:t xml:space="preserve"> </w:t>
       </w:r>
-      <w:hyperlink r:id="rId189">
+      <w:hyperlink r:id="rId188">
         <w:r>
           <w:rPr>
             <w:rStyle w:val="Hyperlink"/>
@@ -10175,8 +10165,8 @@
         <w:t xml:space="preserve">.</w:t>
       </w:r>
     </w:p>
-    <w:bookmarkEnd w:id="190"/>
-    <w:bookmarkStart w:id="192" w:name="ref-R-plumber"/>
+    <w:bookmarkEnd w:id="189"/>
+    <w:bookmarkStart w:id="191" w:name="ref-R-plumber"/>
     <w:p>
       <w:pPr>
         <w:pStyle w:val="Bibliography"/>
@@ -10200,7 +10190,7 @@
       <w:r>
         <w:t xml:space="preserve"> </w:t>
       </w:r>
-      <w:hyperlink r:id="rId191">
+      <w:hyperlink r:id="rId190">
         <w:r>
           <w:rPr>
             <w:rStyle w:val="Hyperlink"/>
@@ -10212,10 +10202,10 @@
         <w:t xml:space="preserve">.</w:t>
       </w:r>
     </w:p>
+    <w:bookmarkEnd w:id="191"/>
     <w:bookmarkEnd w:id="192"/>
     <w:bookmarkEnd w:id="193"/>
     <w:bookmarkEnd w:id="194"/>
-    <w:bookmarkEnd w:id="195"/>
     <w:sectPr>
       <w:footnotePr>
         <w:numRestart w:val="eachSect"/>

--- a/CalCOFI.io-Docs.docx
+++ b/CalCOFI.io-Docs.docx
@@ -7959,6 +7959,169 @@
         <w:t xml:space="preserve">of CTD data.</w:t>
       </w:r>
     </w:p>
+    <w:bookmarkStart w:id="138" w:name="X937bd3087d53250a27eb0b6fbe085019fdffd80"/>
+    <w:p>
+      <w:pPr>
+        <w:pStyle w:val="Heading3"/>
+      </w:pPr>
+      <w:r>
+        <w:t xml:space="preserve">7.1.1 A More Capable, User-Friendly Integrated App</w:t>
+      </w:r>
+    </w:p>
+    <w:p>
+      <w:pPr>
+        <w:pStyle w:val="FirstParagraph"/>
+      </w:pPr>
+      <w:r>
+        <w:t xml:space="preserve">The</w:t>
+      </w:r>
+      <w:r>
+        <w:t xml:space="preserve"> </w:t>
+      </w:r>
+      <w:r>
+        <w:rPr>
+          <w:b/>
+          <w:bCs/>
+        </w:rPr>
+        <w:t xml:space="preserve">CalCOFI integrated application (</w:t>
+      </w:r>
+      <w:r>
+        <w:rPr>
+          <w:rStyle w:val="VerbatimChar"/>
+          <w:b/>
+          <w:bCs/>
+        </w:rPr>
+        <w:t xml:space="preserve">int-app</w:t>
+      </w:r>
+      <w:r>
+        <w:rPr>
+          <w:b/>
+          <w:bCs/>
+        </w:rPr>
+        <w:t xml:space="preserve">)</w:t>
+      </w:r>
+      <w:r>
+        <w:t xml:space="preserve"> </w:t>
+      </w:r>
+      <w:r>
+        <w:t xml:space="preserve">has evolved into a much richer and more intuitive tool for scientists and partners:</w:t>
+      </w:r>
+    </w:p>
+    <w:p>
+      <w:pPr>
+        <w:numPr>
+          <w:ilvl w:val="0"/>
+          <w:numId w:val="1040"/>
+        </w:numPr>
+      </w:pPr>
+      <w:r>
+        <w:rPr>
+          <w:b/>
+          <w:bCs/>
+        </w:rPr>
+        <w:t xml:space="preserve">Taxonomy-aware exploration</w:t>
+      </w:r>
+      <w:r>
+        <w:br/>
+      </w:r>
+      <w:r>
+        <w:t xml:space="preserve">The app now understands species and their taxonomic relationships. Users can browse taxa hierarchies, see taxonomic ranks, and work with improved species metadata tied to authoritative sources (e.g., WoRMS, ITIS). This makes it easier to find and compare species and groups of species consistently.</w:t>
+      </w:r>
+    </w:p>
+    <w:p>
+      <w:pPr>
+        <w:numPr>
+          <w:ilvl w:val="0"/>
+          <w:numId w:val="1040"/>
+        </w:numPr>
+      </w:pPr>
+      <w:r>
+        <w:rPr>
+          <w:b/>
+          <w:bCs/>
+        </w:rPr>
+        <w:t xml:space="preserve">Better visual experience and theming</w:t>
+      </w:r>
+      <w:r>
+        <w:br/>
+      </w:r>
+      <w:r>
+        <w:t xml:space="preserve">A new</w:t>
+      </w:r>
+      <w:r>
+        <w:t xml:space="preserve"> </w:t>
+      </w:r>
+      <w:r>
+        <w:rPr>
+          <w:b/>
+          <w:bCs/>
+        </w:rPr>
+        <w:t xml:space="preserve">dark/light theme toggle</w:t>
+      </w:r>
+      <w:r>
+        <w:t xml:space="preserve"> </w:t>
+      </w:r>
+      <w:r>
+        <w:t xml:space="preserve">has been implemented and refined so that maps, time series, and other plots remain readable and visually consistent. Navigation has been reorganized, with a clearer About page, a guided</w:t>
+      </w:r>
+      <w:r>
+        <w:t xml:space="preserve"> </w:t>
+      </w:r>
+      <w:r>
+        <w:t xml:space="preserve">“tour”</w:t>
+      </w:r>
+      <w:r>
+        <w:t xml:space="preserve"> </w:t>
+      </w:r>
+      <w:r>
+        <w:t xml:space="preserve">of the app, and more intuitive icons and labels, making the app easier to learn and use.</w:t>
+      </w:r>
+    </w:p>
+    <w:p>
+      <w:pPr>
+        <w:numPr>
+          <w:ilvl w:val="0"/>
+          <w:numId w:val="1040"/>
+        </w:numPr>
+      </w:pPr>
+      <w:r>
+        <w:rPr>
+          <w:b/>
+          <w:bCs/>
+        </w:rPr>
+        <w:t xml:space="preserve">Stronger spatial and temporal tools</w:t>
+      </w:r>
+      <w:r>
+        <w:br/>
+      </w:r>
+      <w:r>
+        <w:t xml:space="preserve">Spatial maps now rely on efficient hexagon grids calculated in the database, improving performance and scalability. Default settings for time and depth matching have been tuned to yield better joins between environmental and biological data out of the box.</w:t>
+      </w:r>
+    </w:p>
+    <w:p>
+      <w:pPr>
+        <w:pStyle w:val="FirstParagraph"/>
+      </w:pPr>
+      <w:r>
+        <w:t xml:space="preserve">Overall, the app is moving from a prototype to a</w:t>
+      </w:r>
+      <w:r>
+        <w:t xml:space="preserve"> </w:t>
+      </w:r>
+      <w:r>
+        <w:rPr>
+          <w:b/>
+          <w:bCs/>
+        </w:rPr>
+        <w:t xml:space="preserve">polished, guided interface</w:t>
+      </w:r>
+      <w:r>
+        <w:t xml:space="preserve"> </w:t>
+      </w:r>
+      <w:r>
+        <w:t xml:space="preserve">that better supports exploratory analysis and communication.</w:t>
+      </w:r>
+    </w:p>
     <w:p>
       <w:r>
         <w:pict>
@@ -7966,13 +8129,14 @@
         </w:pict>
       </w:r>
     </w:p>
-    <w:bookmarkStart w:id="138" w:name="X937bd3087d53250a27eb0b6fbe085019fdffd80"/>
-    <w:p>
-      <w:pPr>
-        <w:pStyle w:val="Heading4"/>
-      </w:pPr>
-      <w:r>
-        <w:t xml:space="preserve">7.1.0.1 1. A More Capable, User-Friendly Integrated App</w:t>
+    <w:bookmarkEnd w:id="138"/>
+    <w:bookmarkStart w:id="139" w:name="X4382a81008eef0c07c3d182046c591f52b58219"/>
+    <w:p>
+      <w:pPr>
+        <w:pStyle w:val="Heading3"/>
+      </w:pPr>
+      <w:r>
+        <w:t xml:space="preserve">7.1.2 A Stable, Well-Documented Database Foundation</w:t>
       </w:r>
     </w:p>
     <w:p>
@@ -7990,7 +8154,7 @@
           <w:b/>
           <w:bCs/>
         </w:rPr>
-        <w:t xml:space="preserve">CalCOFI integrated application (</w:t>
+        <w:t xml:space="preserve">CalCOFI database package (</w:t>
       </w:r>
       <w:r>
         <w:rPr>
@@ -7998,7 +8162,7 @@
           <w:b/>
           <w:bCs/>
         </w:rPr>
-        <w:t xml:space="preserve">int-app</w:t>
+        <w:t xml:space="preserve">calcofi4db</w:t>
       </w:r>
       <w:r>
         <w:rPr>
@@ -8011,14 +8175,15 @@
         <w:t xml:space="preserve"> </w:t>
       </w:r>
       <w:r>
-        <w:t xml:space="preserve">has evolved into a much richer and more intuitive tool for scientists and partners:</w:t>
-      </w:r>
-    </w:p>
-    <w:p>
-      <w:pPr>
-        <w:numPr>
-          <w:ilvl w:val="0"/>
-          <w:numId w:val="1040"/>
+        <w:t xml:space="preserve">has been formalized and versioned, providing a solid foundation for all downstream tools:</w:t>
+      </w:r>
+    </w:p>
+    <w:p>
+      <w:pPr>
+        <w:pStyle w:val="Compact"/>
+        <w:numPr>
+          <w:ilvl w:val="0"/>
+          <w:numId w:val="1041"/>
         </w:numPr>
       </w:pPr>
       <w:r>
@@ -8026,34 +8191,50 @@
           <w:b/>
           <w:bCs/>
         </w:rPr>
-        <w:t xml:space="preserve">Taxonomy-aware exploration</w:t>
-      </w:r>
-      <w:r>
-        <w:br/>
-      </w:r>
-      <w:r>
-        <w:t xml:space="preserve">The app now understands species and their taxonomic relationships. Users can browse taxa hierarchies, see taxonomic ranks, and work with improved species metadata tied to authoritative sources (e.g., WoRMS, ITIS). This makes it easier to find and compare species and groups of species consistently.</w:t>
-      </w:r>
-    </w:p>
-    <w:p>
-      <w:pPr>
-        <w:numPr>
-          <w:ilvl w:val="0"/>
-          <w:numId w:val="1040"/>
-        </w:numPr>
-      </w:pPr>
+        <w:t xml:space="preserve">Two stable releases</w:t>
+      </w:r>
+      <w:r>
+        <w:t xml:space="preserve"> </w:t>
+      </w:r>
+      <w:r>
+        <w:t xml:space="preserve">(versions 1.0 and 1.1) have established a reliable baseline for the database, including bottle-level data.</w:t>
+      </w:r>
+    </w:p>
+    <w:p>
+      <w:pPr>
+        <w:pStyle w:val="Compact"/>
+        <w:numPr>
+          <w:ilvl w:val="0"/>
+          <w:numId w:val="1041"/>
+        </w:numPr>
+      </w:pPr>
+      <w:r>
+        <w:t xml:space="preserve">The project now follows a</w:t>
+      </w:r>
+      <w:r>
+        <w:t xml:space="preserve"> </w:t>
+      </w:r>
       <w:r>
         <w:rPr>
           <w:b/>
           <w:bCs/>
         </w:rPr>
-        <w:t xml:space="preserve">Better visual experience and theming</w:t>
-      </w:r>
-      <w:r>
-        <w:br/>
-      </w:r>
-      <w:r>
-        <w:t xml:space="preserve">A new</w:t>
+        <w:t xml:space="preserve">clear strategy for separate development and production databases</w:t>
+      </w:r>
+      <w:r>
+        <w:t xml:space="preserve">, reducing risk when making changes and improving reproducibility.</w:t>
+      </w:r>
+    </w:p>
+    <w:p>
+      <w:pPr>
+        <w:pStyle w:val="Compact"/>
+        <w:numPr>
+          <w:ilvl w:val="0"/>
+          <w:numId w:val="1041"/>
+        </w:numPr>
+      </w:pPr>
+      <w:r>
+        <w:t xml:space="preserve">Data ingestion from NOAA and other sources has been</w:t>
       </w:r>
       <w:r>
         <w:t xml:space="preserve"> </w:t>
@@ -8063,70 +8244,34 @@
           <w:b/>
           <w:bCs/>
         </w:rPr>
-        <w:t xml:space="preserve">dark/light theme toggle</w:t>
-      </w:r>
-      <w:r>
-        <w:t xml:space="preserve"> </w:t>
-      </w:r>
-      <w:r>
-        <w:t xml:space="preserve">has been implemented and refined so that maps, time series, and other plots remain readable and visually consistent. Navigation has been reorganized, with a clearer About page, a guided</w:t>
-      </w:r>
-      <w:r>
-        <w:t xml:space="preserve"> </w:t>
-      </w:r>
-      <w:r>
-        <w:t xml:space="preserve">“tour”</w:t>
-      </w:r>
-      <w:r>
-        <w:t xml:space="preserve"> </w:t>
-      </w:r>
-      <w:r>
-        <w:t xml:space="preserve">of the app, and more intuitive icons and labels, making the app easier to learn and use.</w:t>
-      </w:r>
-    </w:p>
-    <w:p>
-      <w:pPr>
-        <w:numPr>
-          <w:ilvl w:val="0"/>
-          <w:numId w:val="1040"/>
-        </w:numPr>
-      </w:pPr>
+        <w:t xml:space="preserve">hardened</w:t>
+      </w:r>
+      <w:r>
+        <w:t xml:space="preserve">, with several rounds of fixes to handle edge cases and ensure that raw files are consistently and correctly translated into the database.</w:t>
+      </w:r>
+    </w:p>
+    <w:p>
+      <w:pPr>
+        <w:pStyle w:val="FirstParagraph"/>
+      </w:pPr>
+      <w:r>
+        <w:t xml:space="preserve">In addition, the package’s</w:t>
+      </w:r>
+      <w:r>
+        <w:t xml:space="preserve"> </w:t>
+      </w:r>
       <w:r>
         <w:rPr>
           <w:b/>
           <w:bCs/>
         </w:rPr>
-        <w:t xml:space="preserve">Stronger spatial and temporal tools</w:t>
-      </w:r>
-      <w:r>
-        <w:br/>
-      </w:r>
-      <w:r>
-        <w:t xml:space="preserve">Spatial maps now rely on efficient hexagon grids calculated in the database, improving performance and scalability. Default settings for time and depth matching have been tuned to yield better joins between environmental and biological data out of the box.</w:t>
-      </w:r>
-    </w:p>
-    <w:p>
-      <w:pPr>
-        <w:pStyle w:val="FirstParagraph"/>
-      </w:pPr>
-      <w:r>
-        <w:t xml:space="preserve">Overall, the app is moving from a prototype to a</w:t>
-      </w:r>
-      <w:r>
-        <w:t xml:space="preserve"> </w:t>
-      </w:r>
-      <w:r>
-        <w:rPr>
-          <w:b/>
-          <w:bCs/>
-        </w:rPr>
-        <w:t xml:space="preserve">polished, guided interface</w:t>
-      </w:r>
-      <w:r>
-        <w:t xml:space="preserve"> </w:t>
-      </w:r>
-      <w:r>
-        <w:t xml:space="preserve">that better supports exploratory analysis and communication.</w:t>
+        <w:t xml:space="preserve">online documentation site</w:t>
+      </w:r>
+      <w:r>
+        <w:t xml:space="preserve"> </w:t>
+      </w:r>
+      <w:r>
+        <w:t xml:space="preserve">has been refreshed so that developers and analysts have up-to-date guidance on how data flow into and through the database.</w:t>
       </w:r>
     </w:p>
     <w:p>
@@ -8136,14 +8281,14 @@
         </w:pict>
       </w:r>
     </w:p>
-    <w:bookmarkEnd w:id="138"/>
-    <w:bookmarkStart w:id="139" w:name="X4382a81008eef0c07c3d182046c591f52b58219"/>
-    <w:p>
-      <w:pPr>
-        <w:pStyle w:val="Heading4"/>
-      </w:pPr>
-      <w:r>
-        <w:t xml:space="preserve">7.1.0.2 2. A Stable, Well-Documented Database Foundation</w:t>
+    <w:bookmarkEnd w:id="139"/>
+    <w:bookmarkStart w:id="140" w:name="X53211351bbaf319ff09e897ce4e2c10df4d26fa"/>
+    <w:p>
+      <w:pPr>
+        <w:pStyle w:val="Heading3"/>
+      </w:pPr>
+      <w:r>
+        <w:t xml:space="preserve">7.1.3 Unified R Tools and Documentation Around DuckDB</w:t>
       </w:r>
     </w:p>
     <w:p>
@@ -8151,7 +8296,7 @@
         <w:pStyle w:val="FirstParagraph"/>
       </w:pPr>
       <w:r>
-        <w:t xml:space="preserve">The</w:t>
+        <w:t xml:space="preserve">Across the toolchain, CalCOFI has standardized on</w:t>
       </w:r>
       <w:r>
         <w:t xml:space="preserve"> </w:t>
@@ -8161,7 +8306,35 @@
           <w:b/>
           <w:bCs/>
         </w:rPr>
-        <w:t xml:space="preserve">CalCOFI database package (</w:t>
+        <w:t xml:space="preserve">DuckDB</w:t>
+      </w:r>
+      <w:r>
+        <w:t xml:space="preserve"> </w:t>
+      </w:r>
+      <w:r>
+        <w:t xml:space="preserve">as the core data engine:</w:t>
+      </w:r>
+    </w:p>
+    <w:p>
+      <w:pPr>
+        <w:pStyle w:val="Compact"/>
+        <w:numPr>
+          <w:ilvl w:val="0"/>
+          <w:numId w:val="1042"/>
+        </w:numPr>
+      </w:pPr>
+      <w:r>
+        <w:t xml:space="preserve">The</w:t>
+      </w:r>
+      <w:r>
+        <w:t xml:space="preserve"> </w:t>
+      </w:r>
+      <w:r>
+        <w:rPr>
+          <w:b/>
+          <w:bCs/>
+        </w:rPr>
+        <w:t xml:space="preserve">R package (</w:t>
       </w:r>
       <w:r>
         <w:rPr>
@@ -8169,7 +8342,7 @@
           <w:b/>
           <w:bCs/>
         </w:rPr>
-        <w:t xml:space="preserve">calcofi4db</w:t>
+        <w:t xml:space="preserve">calcofi4r</w:t>
       </w:r>
       <w:r>
         <w:rPr>
@@ -8182,89 +8355,61 @@
         <w:t xml:space="preserve"> </w:t>
       </w:r>
       <w:r>
-        <w:t xml:space="preserve">has been formalized and versioned, providing a solid foundation for all downstream tools:</w:t>
-      </w:r>
-    </w:p>
-    <w:p>
-      <w:pPr>
-        <w:pStyle w:val="Compact"/>
-        <w:numPr>
-          <w:ilvl w:val="0"/>
-          <w:numId w:val="1041"/>
-        </w:numPr>
-      </w:pPr>
+        <w:t xml:space="preserve">now encapsulates key logic originally developed inside the integrated app, so the same high-quality data access and processing is available in scripts, reports, and analyses—not just in the web interface.</w:t>
+      </w:r>
+    </w:p>
+    <w:p>
+      <w:pPr>
+        <w:pStyle w:val="Compact"/>
+        <w:numPr>
+          <w:ilvl w:val="0"/>
+          <w:numId w:val="1042"/>
+        </w:numPr>
+      </w:pPr>
+      <w:r>
+        <w:t xml:space="preserve">Both the app and R package can connect to</w:t>
+      </w:r>
+      <w:r>
+        <w:t xml:space="preserve"> </w:t>
+      </w:r>
       <w:r>
         <w:rPr>
           <w:b/>
           <w:bCs/>
         </w:rPr>
-        <w:t xml:space="preserve">Two stable releases</w:t>
-      </w:r>
-      <w:r>
-        <w:t xml:space="preserve"> </w:t>
-      </w:r>
-      <w:r>
-        <w:t xml:space="preserve">(versions 1.0 and 1.1) have established a reliable baseline for the database, including bottle-level data.</w:t>
-      </w:r>
-    </w:p>
-    <w:p>
-      <w:pPr>
-        <w:pStyle w:val="Compact"/>
-        <w:numPr>
-          <w:ilvl w:val="0"/>
-          <w:numId w:val="1041"/>
-        </w:numPr>
-      </w:pPr>
-      <w:r>
-        <w:t xml:space="preserve">The project now follows a</w:t>
-      </w:r>
-      <w:r>
-        <w:t xml:space="preserve"> </w:t>
-      </w:r>
-      <w:r>
-        <w:rPr>
+        <w:t xml:space="preserve">local or remote DuckDB databases</w:t>
+      </w:r>
+      <w:r>
+        <w:t xml:space="preserve">, improving performance and enabling offline or near‑offline workflows.</w:t>
+      </w:r>
+    </w:p>
+    <w:p>
+      <w:pPr>
+        <w:pStyle w:val="Compact"/>
+        <w:numPr>
+          <w:ilvl w:val="0"/>
+          <w:numId w:val="1042"/>
+        </w:numPr>
+      </w:pPr>
+      <w:r>
+        <w:t xml:space="preserve">Documentation in the</w:t>
+      </w:r>
+      <w:r>
+        <w:t xml:space="preserve"> </w:t>
+      </w:r>
+      <w:r>
+        <w:rPr>
+          <w:rStyle w:val="VerbatimChar"/>
           <w:b/>
           <w:bCs/>
         </w:rPr>
-        <w:t xml:space="preserve">clear strategy for separate development and production databases</w:t>
-      </w:r>
-      <w:r>
-        <w:t xml:space="preserve">, reducing risk when making changes and improving reproducibility.</w:t>
-      </w:r>
-    </w:p>
-    <w:p>
-      <w:pPr>
-        <w:pStyle w:val="Compact"/>
-        <w:numPr>
-          <w:ilvl w:val="0"/>
-          <w:numId w:val="1041"/>
-        </w:numPr>
-      </w:pPr>
-      <w:r>
-        <w:t xml:space="preserve">Data ingestion from NOAA and other sources has been</w:t>
-      </w:r>
-      <w:r>
-        <w:t xml:space="preserve"> </w:t>
+        <w:t xml:space="preserve">docs</w:t>
       </w:r>
       <w:r>
         <w:rPr>
           <w:b/>
           <w:bCs/>
         </w:rPr>
-        <w:t xml:space="preserve">hardened</w:t>
-      </w:r>
-      <w:r>
-        <w:t xml:space="preserve">, with several rounds of fixes to handle edge cases and ensure that raw files are consistently and correctly translated into the database.</w:t>
-      </w:r>
-    </w:p>
-    <w:p>
-      <w:pPr>
-        <w:pStyle w:val="FirstParagraph"/>
-      </w:pPr>
-      <w:r>
-        <w:t xml:space="preserve">In addition, the package’s</w:t>
-      </w:r>
-      <w:r>
         <w:t xml:space="preserve"> </w:t>
       </w:r>
       <w:r>
@@ -8272,13 +8417,37 @@
           <w:b/>
           <w:bCs/>
         </w:rPr>
-        <w:t xml:space="preserve">online documentation site</w:t>
-      </w:r>
-      <w:r>
-        <w:t xml:space="preserve"> </w:t>
-      </w:r>
-      <w:r>
-        <w:t xml:space="preserve">has been refreshed so that developers and analysts have up-to-date guidance on how data flow into and through the database.</w:t>
+        <w:t xml:space="preserve">repository</w:t>
+      </w:r>
+      <w:r>
+        <w:t xml:space="preserve"> </w:t>
+      </w:r>
+      <w:r>
+        <w:t xml:space="preserve">has been updated to describe the full data creation process (from raw data to ready‑to‑use databases) and to explain the new development/production database strategy. Status documents and helper scripts provide clearer visibility into project progress.</w:t>
+      </w:r>
+    </w:p>
+    <w:p>
+      <w:pPr>
+        <w:pStyle w:val="FirstParagraph"/>
+      </w:pPr>
+      <w:r>
+        <w:t xml:space="preserve">This brings CalCOFI closer to a</w:t>
+      </w:r>
+      <w:r>
+        <w:t xml:space="preserve"> </w:t>
+      </w:r>
+      <w:r>
+        <w:rPr>
+          <w:b/>
+          <w:bCs/>
+        </w:rPr>
+        <w:t xml:space="preserve">coherent, documented platform</w:t>
+      </w:r>
+      <w:r>
+        <w:t xml:space="preserve"> </w:t>
+      </w:r>
+      <w:r>
+        <w:t xml:space="preserve">where analysts can move seamlessly between app-based exploration and scripted analysis.</w:t>
       </w:r>
     </w:p>
     <w:p>
@@ -8288,14 +8457,14 @@
         </w:pict>
       </w:r>
     </w:p>
-    <w:bookmarkEnd w:id="139"/>
-    <w:bookmarkStart w:id="140" w:name="X53211351bbaf319ff09e897ce4e2c10df4d26fa"/>
-    <w:p>
-      <w:pPr>
-        <w:pStyle w:val="Heading4"/>
-      </w:pPr>
-      <w:r>
-        <w:t xml:space="preserve">7.1.0.3 3. Unified R Tools and Documentation Around DuckDB</w:t>
+    <w:bookmarkEnd w:id="140"/>
+    <w:bookmarkStart w:id="141" w:name="X2ac610fbe735553e54612facbfaa0e7548a631f"/>
+    <w:p>
+      <w:pPr>
+        <w:pStyle w:val="Heading3"/>
+      </w:pPr>
+      <w:r>
+        <w:t xml:space="preserve">7.1.4 Standards-Compliant Publication of Biological Data</w:t>
       </w:r>
     </w:p>
     <w:p>
@@ -8303,45 +8472,10 @@
         <w:pStyle w:val="FirstParagraph"/>
       </w:pPr>
       <w:r>
-        <w:t xml:space="preserve">Across the toolchain, CalCOFI has standardized on</w:t>
-      </w:r>
-      <w:r>
-        <w:t xml:space="preserve"> </w:t>
-      </w:r>
-      <w:r>
-        <w:rPr>
-          <w:b/>
-          <w:bCs/>
-        </w:rPr>
-        <w:t xml:space="preserve">DuckDB</w:t>
-      </w:r>
-      <w:r>
-        <w:t xml:space="preserve"> </w:t>
-      </w:r>
-      <w:r>
-        <w:t xml:space="preserve">as the core data engine:</w:t>
-      </w:r>
-    </w:p>
-    <w:p>
-      <w:pPr>
-        <w:pStyle w:val="Compact"/>
-        <w:numPr>
-          <w:ilvl w:val="0"/>
-          <w:numId w:val="1042"/>
-        </w:numPr>
-      </w:pPr>
-      <w:r>
         <w:t xml:space="preserve">The</w:t>
       </w:r>
       <w:r>
         <w:t xml:space="preserve"> </w:t>
-      </w:r>
-      <w:r>
-        <w:rPr>
-          <w:b/>
-          <w:bCs/>
-        </w:rPr>
-        <w:t xml:space="preserve">R package (</w:t>
       </w:r>
       <w:r>
         <w:rPr>
@@ -8349,32 +8483,38 @@
           <w:b/>
           <w:bCs/>
         </w:rPr>
-        <w:t xml:space="preserve">calcofi4r</w:t>
+        <w:t xml:space="preserve">workflows</w:t>
+      </w:r>
+      <w:r>
+        <w:t xml:space="preserve"> </w:t>
+      </w:r>
+      <w:r>
+        <w:t xml:space="preserve">repository has seen major progress in turning CalCOFI’s biological datasets into</w:t>
+      </w:r>
+      <w:r>
+        <w:t xml:space="preserve"> </w:t>
       </w:r>
       <w:r>
         <w:rPr>
           <w:b/>
           <w:bCs/>
         </w:rPr>
-        <w:t xml:space="preserve">)</w:t>
-      </w:r>
-      <w:r>
-        <w:t xml:space="preserve"> </w:t>
-      </w:r>
-      <w:r>
-        <w:t xml:space="preserve">now encapsulates key logic originally developed inside the integrated app, so the same high-quality data access and processing is available in scripts, reports, and analyses—not just in the web interface.</w:t>
-      </w:r>
-    </w:p>
-    <w:p>
-      <w:pPr>
-        <w:pStyle w:val="Compact"/>
-        <w:numPr>
-          <w:ilvl w:val="0"/>
-          <w:numId w:val="1042"/>
-        </w:numPr>
-      </w:pPr>
-      <w:r>
-        <w:t xml:space="preserve">Both the app and R package can connect to</w:t>
+        <w:t xml:space="preserve">publication-ready products</w:t>
+      </w:r>
+      <w:r>
+        <w:t xml:space="preserve">:</w:t>
+      </w:r>
+    </w:p>
+    <w:p>
+      <w:pPr>
+        <w:pStyle w:val="Compact"/>
+        <w:numPr>
+          <w:ilvl w:val="0"/>
+          <w:numId w:val="1043"/>
+        </w:numPr>
+      </w:pPr>
+      <w:r>
+        <w:t xml:space="preserve">New workflows now</w:t>
       </w:r>
       <w:r>
         <w:t xml:space="preserve"> </w:t>
@@ -8384,25 +8524,157 @@
           <w:b/>
           <w:bCs/>
         </w:rPr>
-        <w:t xml:space="preserve">local or remote DuckDB databases</w:t>
-      </w:r>
-      <w:r>
-        <w:t xml:space="preserve">, improving performance and enabling offline or near‑offline workflows.</w:t>
-      </w:r>
-    </w:p>
-    <w:p>
-      <w:pPr>
-        <w:pStyle w:val="Compact"/>
-        <w:numPr>
-          <w:ilvl w:val="0"/>
-          <w:numId w:val="1042"/>
-        </w:numPr>
-      </w:pPr>
-      <w:r>
-        <w:t xml:space="preserve">Documentation in the</w:t>
-      </w:r>
-      <w:r>
-        <w:t xml:space="preserve"> </w:t>
+        <w:t xml:space="preserve">publish larval data to OBIS</w:t>
+      </w:r>
+      <w:r>
+        <w:t xml:space="preserve">, the global biodiversity information system, with repeatable recipes that combine biological observations with CTD (oceanographic) data.</w:t>
+      </w:r>
+    </w:p>
+    <w:p>
+      <w:pPr>
+        <w:pStyle w:val="Compact"/>
+        <w:numPr>
+          <w:ilvl w:val="0"/>
+          <w:numId w:val="1043"/>
+        </w:numPr>
+      </w:pPr>
+      <w:r>
+        <w:t xml:space="preserve">The underlying data model for</w:t>
+      </w:r>
+      <w:r>
+        <w:t xml:space="preserve"> </w:t>
+      </w:r>
+      <w:r>
+        <w:rPr>
+          <w:b/>
+          <w:bCs/>
+        </w:rPr>
+        <w:t xml:space="preserve">events and occurrences</w:t>
+      </w:r>
+      <w:r>
+        <w:t xml:space="preserve"> </w:t>
+      </w:r>
+      <w:r>
+        <w:t xml:space="preserve">has been strengthened to align with international standards (e.g., Darwin Core), including:</w:t>
+      </w:r>
+    </w:p>
+    <w:p>
+      <w:pPr>
+        <w:pStyle w:val="Compact"/>
+        <w:numPr>
+          <w:ilvl w:val="1"/>
+          <w:numId w:val="1044"/>
+        </w:numPr>
+      </w:pPr>
+      <w:r>
+        <w:t xml:space="preserve">Clear hierarchies of sampling events,</w:t>
+      </w:r>
+    </w:p>
+    <w:p>
+      <w:pPr>
+        <w:pStyle w:val="Compact"/>
+        <w:numPr>
+          <w:ilvl w:val="1"/>
+          <w:numId w:val="1044"/>
+        </w:numPr>
+      </w:pPr>
+      <w:r>
+        <w:t xml:space="preserve">Better handling of life‑stage and size information (e.g., egg and larval stages),</w:t>
+      </w:r>
+    </w:p>
+    <w:p>
+      <w:pPr>
+        <w:pStyle w:val="Compact"/>
+        <w:numPr>
+          <w:ilvl w:val="1"/>
+          <w:numId w:val="1044"/>
+        </w:numPr>
+      </w:pPr>
+      <w:r>
+        <w:t xml:space="preserve">Automated generation of metadata files required for data archives.</w:t>
+      </w:r>
+    </w:p>
+    <w:p>
+      <w:pPr>
+        <w:pStyle w:val="Compact"/>
+        <w:numPr>
+          <w:ilvl w:val="0"/>
+          <w:numId w:val="1043"/>
+        </w:numPr>
+      </w:pPr>
+      <w:r>
+        <w:t xml:space="preserve">Additional integrity checks and foreign key relationships help ensure that data are correct and consistent before publication.</w:t>
+      </w:r>
+    </w:p>
+    <w:p>
+      <w:pPr>
+        <w:pStyle w:val="FirstParagraph"/>
+      </w:pPr>
+      <w:r>
+        <w:t xml:space="preserve">These advances substantially improve CalCOFI’s ability to</w:t>
+      </w:r>
+      <w:r>
+        <w:t xml:space="preserve"> </w:t>
+      </w:r>
+      <w:r>
+        <w:rPr>
+          <w:b/>
+          <w:bCs/>
+        </w:rPr>
+        <w:t xml:space="preserve">share high-quality, well-structured biodiversity data</w:t>
+      </w:r>
+      <w:r>
+        <w:t xml:space="preserve"> </w:t>
+      </w:r>
+      <w:r>
+        <w:t xml:space="preserve">with the broader scientific community.</w:t>
+      </w:r>
+    </w:p>
+    <w:p>
+      <w:r>
+        <w:pict>
+          <v:rect style="width:0;height:1.5pt" o:hralign="center" o:hrstd="t" o:hr="t"/>
+        </w:pict>
+      </w:r>
+    </w:p>
+    <w:bookmarkEnd w:id="141"/>
+    <w:bookmarkStart w:id="142" w:name="X412fb6f606d875da645c881803255dde586bbc8"/>
+    <w:p>
+      <w:pPr>
+        <w:pStyle w:val="Heading3"/>
+      </w:pPr>
+      <w:r>
+        <w:t xml:space="preserve">7.1.5 Improved Public Access and Infrastructure</w:t>
+      </w:r>
+    </w:p>
+    <w:p>
+      <w:pPr>
+        <w:pStyle w:val="FirstParagraph"/>
+      </w:pPr>
+      <w:r>
+        <w:t xml:space="preserve">Finally, several changes improve how external users find and access CalCOFI tools:</w:t>
+      </w:r>
+    </w:p>
+    <w:p>
+      <w:pPr>
+        <w:pStyle w:val="Compact"/>
+        <w:numPr>
+          <w:ilvl w:val="0"/>
+          <w:numId w:val="1045"/>
+        </w:numPr>
+      </w:pPr>
+      <w:r>
+        <w:t xml:space="preserve">The</w:t>
+      </w:r>
+      <w:r>
+        <w:t xml:space="preserve"> </w:t>
+      </w:r>
+      <w:r>
+        <w:rPr>
+          <w:b/>
+          <w:bCs/>
+        </w:rPr>
+        <w:t xml:space="preserve">public website (</w:t>
       </w:r>
       <w:r>
         <w:rPr>
@@ -8410,13 +8682,34 @@
           <w:b/>
           <w:bCs/>
         </w:rPr>
-        <w:t xml:space="preserve">docs</w:t>
+        <w:t xml:space="preserve">CalCOFI.github.io</w:t>
       </w:r>
       <w:r>
         <w:rPr>
           <w:b/>
           <w:bCs/>
         </w:rPr>
+        <w:t xml:space="preserve">)</w:t>
+      </w:r>
+      <w:r>
+        <w:t xml:space="preserve"> </w:t>
+      </w:r>
+      <w:r>
+        <w:t xml:space="preserve">now highlights key applications, including the integrated app and a pollutants-focused app, making them easier to discover.</w:t>
+      </w:r>
+    </w:p>
+    <w:p>
+      <w:pPr>
+        <w:pStyle w:val="Compact"/>
+        <w:numPr>
+          <w:ilvl w:val="0"/>
+          <w:numId w:val="1045"/>
+        </w:numPr>
+      </w:pPr>
+      <w:r>
+        <w:t xml:space="preserve">Server configuration has been updated so that</w:t>
+      </w:r>
+      <w:r>
         <w:t xml:space="preserve"> </w:t>
       </w:r>
       <w:r>
@@ -8424,37 +8717,40 @@
           <w:b/>
           <w:bCs/>
         </w:rPr>
-        <w:t xml:space="preserve">repository</w:t>
-      </w:r>
-      <w:r>
-        <w:t xml:space="preserve"> </w:t>
-      </w:r>
-      <w:r>
-        <w:t xml:space="preserve">has been updated to describe the full data creation process (from raw data to ready‑to‑use databases) and to explain the new development/production database strategy. Status documents and helper scripts provide clearer visibility into project progress.</w:t>
-      </w:r>
-    </w:p>
-    <w:p>
-      <w:pPr>
-        <w:pStyle w:val="FirstParagraph"/>
-      </w:pPr>
-      <w:r>
-        <w:t xml:space="preserve">This brings CalCOFI closer to a</w:t>
-      </w:r>
-      <w:r>
-        <w:t xml:space="preserve"> </w:t>
+        <w:t xml:space="preserve">Shiny apps are served from a new dedicated domain</w:t>
       </w:r>
       <w:r>
         <w:rPr>
           <w:b/>
           <w:bCs/>
         </w:rPr>
-        <w:t xml:space="preserve">coherent, documented platform</w:t>
-      </w:r>
-      <w:r>
-        <w:t xml:space="preserve"> </w:t>
-      </w:r>
-      <w:r>
-        <w:t xml:space="preserve">where analysts can move seamlessly between app-based exploration and scripted analysis.</w:t>
+        <w:t xml:space="preserve"> </w:t>
+      </w:r>
+      <w:r>
+        <w:rPr>
+          <w:rStyle w:val="VerbatimChar"/>
+          <w:b/>
+          <w:bCs/>
+        </w:rPr>
+        <w:t xml:space="preserve">app.calcofi.io</w:t>
+      </w:r>
+      <w:r>
+        <w:t xml:space="preserve"> </w:t>
+      </w:r>
+      <w:r>
+        <w:t xml:space="preserve">(and still</w:t>
+      </w:r>
+      <w:r>
+        <w:t xml:space="preserve"> </w:t>
+      </w:r>
+      <w:r>
+        <w:rPr>
+          <w:rStyle w:val="VerbatimChar"/>
+        </w:rPr>
+        <w:t xml:space="preserve">shiny.calcofi.io</w:t>
+      </w:r>
+      <w:r>
+        <w:t xml:space="preserve">), clarifying the entry point for interactive tools and simplifying operations.</w:t>
       </w:r>
     </w:p>
     <w:p>
@@ -8464,309 +8760,6 @@
         </w:pict>
       </w:r>
     </w:p>
-    <w:bookmarkEnd w:id="140"/>
-    <w:bookmarkStart w:id="141" w:name="X2ac610fbe735553e54612facbfaa0e7548a631f"/>
-    <w:p>
-      <w:pPr>
-        <w:pStyle w:val="Heading4"/>
-      </w:pPr>
-      <w:r>
-        <w:t xml:space="preserve">7.1.0.4 4. Standards-Compliant Publication of Biological Data</w:t>
-      </w:r>
-    </w:p>
-    <w:p>
-      <w:pPr>
-        <w:pStyle w:val="FirstParagraph"/>
-      </w:pPr>
-      <w:r>
-        <w:t xml:space="preserve">The</w:t>
-      </w:r>
-      <w:r>
-        <w:t xml:space="preserve"> </w:t>
-      </w:r>
-      <w:r>
-        <w:rPr>
-          <w:rStyle w:val="VerbatimChar"/>
-          <w:b/>
-          <w:bCs/>
-        </w:rPr>
-        <w:t xml:space="preserve">workflows</w:t>
-      </w:r>
-      <w:r>
-        <w:t xml:space="preserve"> </w:t>
-      </w:r>
-      <w:r>
-        <w:t xml:space="preserve">repository has seen major progress in turning CalCOFI’s biological datasets into</w:t>
-      </w:r>
-      <w:r>
-        <w:t xml:space="preserve"> </w:t>
-      </w:r>
-      <w:r>
-        <w:rPr>
-          <w:b/>
-          <w:bCs/>
-        </w:rPr>
-        <w:t xml:space="preserve">publication-ready products</w:t>
-      </w:r>
-      <w:r>
-        <w:t xml:space="preserve">:</w:t>
-      </w:r>
-    </w:p>
-    <w:p>
-      <w:pPr>
-        <w:pStyle w:val="Compact"/>
-        <w:numPr>
-          <w:ilvl w:val="0"/>
-          <w:numId w:val="1043"/>
-        </w:numPr>
-      </w:pPr>
-      <w:r>
-        <w:t xml:space="preserve">New workflows now</w:t>
-      </w:r>
-      <w:r>
-        <w:t xml:space="preserve"> </w:t>
-      </w:r>
-      <w:r>
-        <w:rPr>
-          <w:b/>
-          <w:bCs/>
-        </w:rPr>
-        <w:t xml:space="preserve">publish larval data to OBIS</w:t>
-      </w:r>
-      <w:r>
-        <w:t xml:space="preserve">, the global biodiversity information system, with repeatable recipes that combine biological observations with CTD (oceanographic) data.</w:t>
-      </w:r>
-    </w:p>
-    <w:p>
-      <w:pPr>
-        <w:pStyle w:val="Compact"/>
-        <w:numPr>
-          <w:ilvl w:val="0"/>
-          <w:numId w:val="1043"/>
-        </w:numPr>
-      </w:pPr>
-      <w:r>
-        <w:t xml:space="preserve">The underlying data model for</w:t>
-      </w:r>
-      <w:r>
-        <w:t xml:space="preserve"> </w:t>
-      </w:r>
-      <w:r>
-        <w:rPr>
-          <w:b/>
-          <w:bCs/>
-        </w:rPr>
-        <w:t xml:space="preserve">events and occurrences</w:t>
-      </w:r>
-      <w:r>
-        <w:t xml:space="preserve"> </w:t>
-      </w:r>
-      <w:r>
-        <w:t xml:space="preserve">has been strengthened to align with international standards (e.g., Darwin Core), including:</w:t>
-      </w:r>
-    </w:p>
-    <w:p>
-      <w:pPr>
-        <w:pStyle w:val="Compact"/>
-        <w:numPr>
-          <w:ilvl w:val="1"/>
-          <w:numId w:val="1044"/>
-        </w:numPr>
-      </w:pPr>
-      <w:r>
-        <w:t xml:space="preserve">Clear hierarchies of sampling events,</w:t>
-      </w:r>
-    </w:p>
-    <w:p>
-      <w:pPr>
-        <w:pStyle w:val="Compact"/>
-        <w:numPr>
-          <w:ilvl w:val="1"/>
-          <w:numId w:val="1044"/>
-        </w:numPr>
-      </w:pPr>
-      <w:r>
-        <w:t xml:space="preserve">Better handling of life‑stage and size information (e.g., egg and larval stages),</w:t>
-      </w:r>
-    </w:p>
-    <w:p>
-      <w:pPr>
-        <w:pStyle w:val="Compact"/>
-        <w:numPr>
-          <w:ilvl w:val="1"/>
-          <w:numId w:val="1044"/>
-        </w:numPr>
-      </w:pPr>
-      <w:r>
-        <w:t xml:space="preserve">Automated generation of metadata files required for data archives.</w:t>
-      </w:r>
-    </w:p>
-    <w:p>
-      <w:pPr>
-        <w:pStyle w:val="Compact"/>
-        <w:numPr>
-          <w:ilvl w:val="0"/>
-          <w:numId w:val="1043"/>
-        </w:numPr>
-      </w:pPr>
-      <w:r>
-        <w:t xml:space="preserve">Additional integrity checks and foreign key relationships help ensure that data are correct and consistent before publication.</w:t>
-      </w:r>
-    </w:p>
-    <w:p>
-      <w:pPr>
-        <w:pStyle w:val="FirstParagraph"/>
-      </w:pPr>
-      <w:r>
-        <w:t xml:space="preserve">These advances substantially improve CalCOFI’s ability to</w:t>
-      </w:r>
-      <w:r>
-        <w:t xml:space="preserve"> </w:t>
-      </w:r>
-      <w:r>
-        <w:rPr>
-          <w:b/>
-          <w:bCs/>
-        </w:rPr>
-        <w:t xml:space="preserve">share high-quality, well-structured biodiversity data</w:t>
-      </w:r>
-      <w:r>
-        <w:t xml:space="preserve"> </w:t>
-      </w:r>
-      <w:r>
-        <w:t xml:space="preserve">with the broader scientific community.</w:t>
-      </w:r>
-    </w:p>
-    <w:p>
-      <w:r>
-        <w:pict>
-          <v:rect style="width:0;height:1.5pt" o:hralign="center" o:hrstd="t" o:hr="t"/>
-        </w:pict>
-      </w:r>
-    </w:p>
-    <w:bookmarkEnd w:id="141"/>
-    <w:bookmarkStart w:id="142" w:name="X412fb6f606d875da645c881803255dde586bbc8"/>
-    <w:p>
-      <w:pPr>
-        <w:pStyle w:val="Heading4"/>
-      </w:pPr>
-      <w:r>
-        <w:t xml:space="preserve">7.1.0.5 5. Improved Public Access and Infrastructure</w:t>
-      </w:r>
-    </w:p>
-    <w:p>
-      <w:pPr>
-        <w:pStyle w:val="FirstParagraph"/>
-      </w:pPr>
-      <w:r>
-        <w:t xml:space="preserve">Finally, several changes improve how external users find and access CalCOFI tools:</w:t>
-      </w:r>
-    </w:p>
-    <w:p>
-      <w:pPr>
-        <w:pStyle w:val="Compact"/>
-        <w:numPr>
-          <w:ilvl w:val="0"/>
-          <w:numId w:val="1045"/>
-        </w:numPr>
-      </w:pPr>
-      <w:r>
-        <w:t xml:space="preserve">The</w:t>
-      </w:r>
-      <w:r>
-        <w:t xml:space="preserve"> </w:t>
-      </w:r>
-      <w:r>
-        <w:rPr>
-          <w:b/>
-          <w:bCs/>
-        </w:rPr>
-        <w:t xml:space="preserve">public website (</w:t>
-      </w:r>
-      <w:r>
-        <w:rPr>
-          <w:rStyle w:val="VerbatimChar"/>
-          <w:b/>
-          <w:bCs/>
-        </w:rPr>
-        <w:t xml:space="preserve">CalCOFI.github.io</w:t>
-      </w:r>
-      <w:r>
-        <w:rPr>
-          <w:b/>
-          <w:bCs/>
-        </w:rPr>
-        <w:t xml:space="preserve">)</w:t>
-      </w:r>
-      <w:r>
-        <w:t xml:space="preserve"> </w:t>
-      </w:r>
-      <w:r>
-        <w:t xml:space="preserve">now highlights key applications, including the integrated app and a pollutants-focused app, making them easier to discover.</w:t>
-      </w:r>
-    </w:p>
-    <w:p>
-      <w:pPr>
-        <w:pStyle w:val="Compact"/>
-        <w:numPr>
-          <w:ilvl w:val="0"/>
-          <w:numId w:val="1045"/>
-        </w:numPr>
-      </w:pPr>
-      <w:r>
-        <w:t xml:space="preserve">Server configuration has been updated so that</w:t>
-      </w:r>
-      <w:r>
-        <w:t xml:space="preserve"> </w:t>
-      </w:r>
-      <w:r>
-        <w:rPr>
-          <w:b/>
-          <w:bCs/>
-        </w:rPr>
-        <w:t xml:space="preserve">Shiny apps are served from a new dedicated domain</w:t>
-      </w:r>
-      <w:r>
-        <w:rPr>
-          <w:b/>
-          <w:bCs/>
-        </w:rPr>
-        <w:t xml:space="preserve"> </w:t>
-      </w:r>
-      <w:r>
-        <w:rPr>
-          <w:rStyle w:val="VerbatimChar"/>
-          <w:b/>
-          <w:bCs/>
-        </w:rPr>
-        <w:t xml:space="preserve">app.calcofi.io</w:t>
-      </w:r>
-      <w:r>
-        <w:t xml:space="preserve"> </w:t>
-      </w:r>
-      <w:r>
-        <w:t xml:space="preserve">(and still</w:t>
-      </w:r>
-      <w:r>
-        <w:t xml:space="preserve"> </w:t>
-      </w:r>
-      <w:r>
-        <w:rPr>
-          <w:rStyle w:val="VerbatimChar"/>
-        </w:rPr>
-        <w:t xml:space="preserve">shiny.calcofi.io</w:t>
-      </w:r>
-      <w:r>
-        <w:t xml:space="preserve">), clarifying the entry point for interactive tools and simplifying operations.</w:t>
-      </w:r>
-    </w:p>
-    <w:p>
-      <w:r>
-        <w:pict>
-          <v:rect style="width:0;height:1.5pt" o:hralign="center" o:hrstd="t" o:hr="t"/>
-        </w:pict>
-      </w:r>
-    </w:p>
     <w:bookmarkEnd w:id="142"/>
     <w:bookmarkStart w:id="143" w:name="overall-impact"/>
     <w:p>
@@ -8774,7 +8767,7 @@
         <w:pStyle w:val="Heading3"/>
       </w:pPr>
       <w:r>
-        <w:t xml:space="preserve">7.1.1 Overall Impact</w:t>
+        <w:t xml:space="preserve">7.1.6 Overall Impact</w:t>
       </w:r>
     </w:p>
     <w:p>

--- a/CalCOFI.io-Docs.docx
+++ b/CalCOFI.io-Docs.docx
@@ -15,7 +15,7 @@
         <w:pStyle w:val="Date"/>
       </w:pPr>
       <w:r>
-        <w:t xml:space="preserve">2026-01-28</w:t>
+        <w:t xml:space="preserve">2026-02-05</w:t>
       </w:r>
     </w:p>
     <w:sdt>
@@ -877,7 +877,7 @@
     </w:p>
     <w:bookmarkEnd w:id="48"/>
     <w:bookmarkEnd w:id="49"/>
-    <w:bookmarkStart w:id="97" w:name="database"/>
+    <w:bookmarkStart w:id="100" w:name="database"/>
     <w:p>
       <w:pPr>
         <w:pStyle w:val="Heading1"/>
@@ -886,7 +886,7 @@
         <w:t xml:space="preserve">5. Database</w:t>
       </w:r>
     </w:p>
-    <w:bookmarkStart w:id="60" w:name="database-naming-conventions"/>
+    <w:bookmarkStart w:id="61" w:name="database-naming-conventions"/>
     <w:p>
       <w:pPr>
         <w:pStyle w:val="Heading2"/>
@@ -963,7 +963,122 @@
         </w:numPr>
       </w:pPr>
       <w:r>
-        <w:t xml:space="preserve">Table names are singular and use all lower case.</w:t>
+        <w:t xml:space="preserve">Table names are</w:t>
+      </w:r>
+      <w:r>
+        <w:t xml:space="preserve"> </w:t>
+      </w:r>
+      <w:r>
+        <w:rPr>
+          <w:b/>
+          <w:bCs/>
+        </w:rPr>
+        <w:t xml:space="preserve">singular</w:t>
+      </w:r>
+      <w:r>
+        <w:t xml:space="preserve"> </w:t>
+      </w:r>
+      <w:r>
+        <w:t xml:space="preserve">and use all lower case.</w:t>
+      </w:r>
+    </w:p>
+    <w:p>
+      <w:pPr>
+        <w:pStyle w:val="Compact"/>
+        <w:numPr>
+          <w:ilvl w:val="1"/>
+          <w:numId w:val="1007"/>
+        </w:numPr>
+      </w:pPr>
+      <w:r>
+        <w:t xml:space="preserve">Example:</w:t>
+      </w:r>
+      <w:r>
+        <w:t xml:space="preserve"> </w:t>
+      </w:r>
+      <w:r>
+        <w:rPr>
+          <w:rStyle w:val="VerbatimChar"/>
+        </w:rPr>
+        <w:t xml:space="preserve">cruise</w:t>
+      </w:r>
+      <w:r>
+        <w:t xml:space="preserve">,</w:t>
+      </w:r>
+      <w:r>
+        <w:t xml:space="preserve"> </w:t>
+      </w:r>
+      <w:r>
+        <w:rPr>
+          <w:rStyle w:val="VerbatimChar"/>
+        </w:rPr>
+        <w:t xml:space="preserve">site</w:t>
+      </w:r>
+      <w:r>
+        <w:t xml:space="preserve">,</w:t>
+      </w:r>
+      <w:r>
+        <w:t xml:space="preserve"> </w:t>
+      </w:r>
+      <w:r>
+        <w:rPr>
+          <w:rStyle w:val="VerbatimChar"/>
+        </w:rPr>
+        <w:t xml:space="preserve">species</w:t>
+      </w:r>
+      <w:r>
+        <w:t xml:space="preserve">,</w:t>
+      </w:r>
+      <w:r>
+        <w:t xml:space="preserve"> </w:t>
+      </w:r>
+      <w:r>
+        <w:rPr>
+          <w:rStyle w:val="VerbatimChar"/>
+        </w:rPr>
+        <w:t xml:space="preserve">lookup</w:t>
+      </w:r>
+      <w:r>
+        <w:t xml:space="preserve"> </w:t>
+      </w:r>
+      <w:r>
+        <w:t xml:space="preserve">(not</w:t>
+      </w:r>
+      <w:r>
+        <w:t xml:space="preserve"> </w:t>
+      </w:r>
+      <w:r>
+        <w:rPr>
+          <w:rStyle w:val="VerbatimChar"/>
+        </w:rPr>
+        <w:t xml:space="preserve">cruises</w:t>
+      </w:r>
+      <w:r>
+        <w:t xml:space="preserve">,</w:t>
+      </w:r>
+      <w:r>
+        <w:t xml:space="preserve"> </w:t>
+      </w:r>
+      <w:r>
+        <w:rPr>
+          <w:rStyle w:val="VerbatimChar"/>
+        </w:rPr>
+        <w:t xml:space="preserve">sites</w:t>
+      </w:r>
+      <w:r>
+        <w:t xml:space="preserve">,</w:t>
+      </w:r>
+      <w:r>
+        <w:t xml:space="preserve"> </w:t>
+      </w:r>
+      <w:r>
+        <w:rPr>
+          <w:rStyle w:val="VerbatimChar"/>
+        </w:rPr>
+        <w:t xml:space="preserve">lookups</w:t>
+      </w:r>
+      <w:r>
+        <w:t xml:space="preserve">)</w:t>
       </w:r>
     </w:p>
     <w:bookmarkEnd w:id="52"/>
@@ -980,7 +1095,7 @@
       <w:pPr>
         <w:numPr>
           <w:ilvl w:val="0"/>
-          <w:numId w:val="1007"/>
+          <w:numId w:val="1008"/>
         </w:numPr>
       </w:pPr>
       <w:r>
@@ -1027,7 +1142,7 @@
       <w:pPr>
         <w:numPr>
           <w:ilvl w:val="0"/>
-          <w:numId w:val="1007"/>
+          <w:numId w:val="1008"/>
         </w:numPr>
       </w:pPr>
       <w:r>
@@ -1055,7 +1170,7 @@
         <w:pStyle w:val="Compact"/>
         <w:numPr>
           <w:ilvl w:val="1"/>
-          <w:numId w:val="1008"/>
+          <w:numId w:val="1009"/>
         </w:numPr>
       </w:pPr>
       <w:r>
@@ -1076,7 +1191,7 @@
         <w:pStyle w:val="Compact"/>
         <w:numPr>
           <w:ilvl w:val="1"/>
-          <w:numId w:val="1008"/>
+          <w:numId w:val="1009"/>
         </w:numPr>
       </w:pPr>
       <w:r>
@@ -1128,48 +1243,48 @@
         <w:pStyle w:val="Compact"/>
         <w:numPr>
           <w:ilvl w:val="1"/>
+          <w:numId w:val="1009"/>
+        </w:numPr>
+      </w:pPr>
+      <w:r>
+        <w:rPr>
+          <w:rStyle w:val="VerbatimChar"/>
+        </w:rPr>
+        <w:t xml:space="preserve">*_key</w:t>
+      </w:r>
+      <w:r>
+        <w:t xml:space="preserve"> </w:t>
+      </w:r>
+      <w:r>
+        <w:t xml:space="preserve">for unique string keys;</w:t>
+      </w:r>
+    </w:p>
+    <w:p>
+      <w:pPr>
+        <w:pStyle w:val="Compact"/>
+        <w:numPr>
+          <w:ilvl w:val="1"/>
+          <w:numId w:val="1009"/>
+        </w:numPr>
+      </w:pPr>
+      <w:r>
+        <w:rPr>
+          <w:rStyle w:val="VerbatimChar"/>
+        </w:rPr>
+        <w:t xml:space="preserve">*_seq</w:t>
+      </w:r>
+      <w:r>
+        <w:t xml:space="preserve"> </w:t>
+      </w:r>
+      <w:r>
+        <w:t xml:space="preserve">for auto-incrementing sequence integer keys.</w:t>
+      </w:r>
+    </w:p>
+    <w:p>
+      <w:pPr>
+        <w:numPr>
+          <w:ilvl w:val="0"/>
           <w:numId w:val="1008"/>
-        </w:numPr>
-      </w:pPr>
-      <w:r>
-        <w:rPr>
-          <w:rStyle w:val="VerbatimChar"/>
-        </w:rPr>
-        <w:t xml:space="preserve">*_key</w:t>
-      </w:r>
-      <w:r>
-        <w:t xml:space="preserve"> </w:t>
-      </w:r>
-      <w:r>
-        <w:t xml:space="preserve">for unique string keys;</w:t>
-      </w:r>
-    </w:p>
-    <w:p>
-      <w:pPr>
-        <w:pStyle w:val="Compact"/>
-        <w:numPr>
-          <w:ilvl w:val="1"/>
-          <w:numId w:val="1008"/>
-        </w:numPr>
-      </w:pPr>
-      <w:r>
-        <w:rPr>
-          <w:rStyle w:val="VerbatimChar"/>
-        </w:rPr>
-        <w:t xml:space="preserve">*_seq</w:t>
-      </w:r>
-      <w:r>
-        <w:t xml:space="preserve"> </w:t>
-      </w:r>
-      <w:r>
-        <w:t xml:space="preserve">for auto-incrementing sequence integer keys.</w:t>
-      </w:r>
-    </w:p>
-    <w:p>
-      <w:pPr>
-        <w:numPr>
-          <w:ilvl w:val="0"/>
-          <w:numId w:val="1007"/>
         </w:numPr>
       </w:pPr>
       <w:r>
@@ -1255,7 +1370,7 @@
       <w:pPr>
         <w:numPr>
           <w:ilvl w:val="0"/>
-          <w:numId w:val="1007"/>
+          <w:numId w:val="1008"/>
         </w:numPr>
       </w:pPr>
       <w:r>
@@ -1363,8 +1478,318 @@
       </w:r>
     </w:p>
     <w:bookmarkEnd w:id="59"/>
+    <w:bookmarkStart w:id="60" w:name="primary-key-conventions"/>
+    <w:p>
+      <w:pPr>
+        <w:pStyle w:val="Heading3"/>
+      </w:pPr>
+      <w:r>
+        <w:t xml:space="preserve">5.1.3 Primary key conventions</w:t>
+      </w:r>
+    </w:p>
+    <w:p>
+      <w:pPr>
+        <w:pStyle w:val="FirstParagraph"/>
+      </w:pPr>
+      <w:r>
+        <w:rPr>
+          <w:b/>
+          <w:bCs/>
+        </w:rPr>
+        <w:t xml:space="preserve">Prefer natural keys</w:t>
+      </w:r>
+      <w:r>
+        <w:t xml:space="preserve"> </w:t>
+      </w:r>
+      <w:r>
+        <w:t xml:space="preserve">(meaningful domain identifiers) over surrogate keys where stable:</w:t>
+      </w:r>
+    </w:p>
+    <w:p>
+      <w:pPr>
+        <w:pStyle w:val="Compact"/>
+        <w:numPr>
+          <w:ilvl w:val="0"/>
+          <w:numId w:val="1010"/>
+        </w:numPr>
+      </w:pPr>
+      <w:r>
+        <w:rPr>
+          <w:rStyle w:val="VerbatimChar"/>
+        </w:rPr>
+        <w:t xml:space="preserve">cruise_key</w:t>
+      </w:r>
+      <w:r>
+        <w:t xml:space="preserve"> </w:t>
+      </w:r>
+      <w:r>
+        <w:t xml:space="preserve">=</w:t>
+      </w:r>
+      <w:r>
+        <w:t xml:space="preserve"> </w:t>
+      </w:r>
+      <w:r>
+        <w:t xml:space="preserve">‘YYMMKK’</w:t>
+      </w:r>
+      <w:r>
+        <w:t xml:space="preserve"> </w:t>
+      </w:r>
+      <w:r>
+        <w:t xml:space="preserve">(e.g.,</w:t>
+      </w:r>
+      <w:r>
+        <w:t xml:space="preserve"> </w:t>
+      </w:r>
+      <w:r>
+        <w:rPr>
+          <w:rStyle w:val="VerbatimChar"/>
+        </w:rPr>
+        <w:t xml:space="preserve">2401NH</w:t>
+      </w:r>
+      <w:r>
+        <w:t xml:space="preserve"> </w:t>
+      </w:r>
+      <w:r>
+        <w:t xml:space="preserve">= January 2024, New Horizon)</w:t>
+      </w:r>
+    </w:p>
+    <w:p>
+      <w:pPr>
+        <w:pStyle w:val="Compact"/>
+        <w:numPr>
+          <w:ilvl w:val="0"/>
+          <w:numId w:val="1010"/>
+        </w:numPr>
+      </w:pPr>
+      <w:r>
+        <w:rPr>
+          <w:rStyle w:val="VerbatimChar"/>
+        </w:rPr>
+        <w:t xml:space="preserve">ship_key</w:t>
+      </w:r>
+      <w:r>
+        <w:t xml:space="preserve"> </w:t>
+      </w:r>
+      <w:r>
+        <w:t xml:space="preserve">= 2-letter ship code (e.g.,</w:t>
+      </w:r>
+      <w:r>
+        <w:t xml:space="preserve"> </w:t>
+      </w:r>
+      <w:r>
+        <w:rPr>
+          <w:rStyle w:val="VerbatimChar"/>
+        </w:rPr>
+        <w:t xml:space="preserve">NH</w:t>
+      </w:r>
+      <w:r>
+        <w:t xml:space="preserve">)</w:t>
+      </w:r>
+    </w:p>
+    <w:p>
+      <w:pPr>
+        <w:pStyle w:val="Compact"/>
+        <w:numPr>
+          <w:ilvl w:val="0"/>
+          <w:numId w:val="1010"/>
+        </w:numPr>
+      </w:pPr>
+      <w:r>
+        <w:rPr>
+          <w:rStyle w:val="VerbatimChar"/>
+        </w:rPr>
+        <w:t xml:space="preserve">tow_type_key</w:t>
+      </w:r>
+      <w:r>
+        <w:t xml:space="preserve"> </w:t>
+      </w:r>
+      <w:r>
+        <w:t xml:space="preserve">= tow type code (e.g.,</w:t>
+      </w:r>
+      <w:r>
+        <w:t xml:space="preserve"> </w:t>
+      </w:r>
+      <w:r>
+        <w:rPr>
+          <w:rStyle w:val="VerbatimChar"/>
+        </w:rPr>
+        <w:t xml:space="preserve">CB</w:t>
+      </w:r>
+      <w:r>
+        <w:t xml:space="preserve">)</w:t>
+      </w:r>
+    </w:p>
+    <w:p>
+      <w:pPr>
+        <w:pStyle w:val="FirstParagraph"/>
+      </w:pPr>
+      <w:r>
+        <w:rPr>
+          <w:b/>
+          <w:bCs/>
+        </w:rPr>
+        <w:t xml:space="preserve">Sequential integer keys</w:t>
+      </w:r>
+      <w:r>
+        <w:t xml:space="preserve"> </w:t>
+      </w:r>
+      <w:r>
+        <w:t xml:space="preserve">should have explicit sort order documented for reproducibility:</w:t>
+      </w:r>
+    </w:p>
+    <w:p>
+      <w:pPr>
+        <w:pStyle w:val="Compact"/>
+        <w:numPr>
+          <w:ilvl w:val="0"/>
+          <w:numId w:val="1011"/>
+        </w:numPr>
+      </w:pPr>
+      <w:r>
+        <w:rPr>
+          <w:rStyle w:val="VerbatimChar"/>
+        </w:rPr>
+        <w:t xml:space="preserve">site_id</w:t>
+      </w:r>
+      <w:r>
+        <w:t xml:space="preserve"> </w:t>
+      </w:r>
+      <w:r>
+        <w:t xml:space="preserve">sorted by</w:t>
+      </w:r>
+      <w:r>
+        <w:t xml:space="preserve"> </w:t>
+      </w:r>
+      <w:r>
+        <w:rPr>
+          <w:rStyle w:val="VerbatimChar"/>
+        </w:rPr>
+        <w:t xml:space="preserve">cruise_key, orderocc</w:t>
+      </w:r>
+    </w:p>
+    <w:p>
+      <w:pPr>
+        <w:pStyle w:val="Compact"/>
+        <w:numPr>
+          <w:ilvl w:val="0"/>
+          <w:numId w:val="1011"/>
+        </w:numPr>
+      </w:pPr>
+      <w:r>
+        <w:rPr>
+          <w:rStyle w:val="VerbatimChar"/>
+        </w:rPr>
+        <w:t xml:space="preserve">tow_id</w:t>
+      </w:r>
+      <w:r>
+        <w:t xml:space="preserve"> </w:t>
+      </w:r>
+      <w:r>
+        <w:t xml:space="preserve">sorted by</w:t>
+      </w:r>
+      <w:r>
+        <w:t xml:space="preserve"> </w:t>
+      </w:r>
+      <w:r>
+        <w:rPr>
+          <w:rStyle w:val="VerbatimChar"/>
+        </w:rPr>
+        <w:t xml:space="preserve">site_id, time_start</w:t>
+      </w:r>
+    </w:p>
+    <w:p>
+      <w:pPr>
+        <w:pStyle w:val="Compact"/>
+        <w:numPr>
+          <w:ilvl w:val="0"/>
+          <w:numId w:val="1011"/>
+        </w:numPr>
+      </w:pPr>
+      <w:r>
+        <w:rPr>
+          <w:rStyle w:val="VerbatimChar"/>
+        </w:rPr>
+        <w:t xml:space="preserve">net_id</w:t>
+      </w:r>
+      <w:r>
+        <w:t xml:space="preserve"> </w:t>
+      </w:r>
+      <w:r>
+        <w:t xml:space="preserve">sorted by</w:t>
+      </w:r>
+      <w:r>
+        <w:t xml:space="preserve"> </w:t>
+      </w:r>
+      <w:r>
+        <w:rPr>
+          <w:rStyle w:val="VerbatimChar"/>
+        </w:rPr>
+        <w:t xml:space="preserve">tow_id, side</w:t>
+      </w:r>
+    </w:p>
+    <w:p>
+      <w:pPr>
+        <w:pStyle w:val="Compact"/>
+        <w:numPr>
+          <w:ilvl w:val="0"/>
+          <w:numId w:val="1011"/>
+        </w:numPr>
+      </w:pPr>
+      <w:r>
+        <w:rPr>
+          <w:rStyle w:val="VerbatimChar"/>
+        </w:rPr>
+        <w:t xml:space="preserve">ichthyo_id</w:t>
+      </w:r>
+      <w:r>
+        <w:t xml:space="preserve"> </w:t>
+      </w:r>
+      <w:r>
+        <w:t xml:space="preserve">sorted by</w:t>
+      </w:r>
+      <w:r>
+        <w:t xml:space="preserve"> </w:t>
+      </w:r>
+      <w:r>
+        <w:rPr>
+          <w:rStyle w:val="VerbatimChar"/>
+        </w:rPr>
+        <w:t xml:space="preserve">net_id, species_id, life_stage, measurement_type, measurement_value</w:t>
+      </w:r>
+    </w:p>
+    <w:p>
+      <w:pPr>
+        <w:pStyle w:val="FirstParagraph"/>
+      </w:pPr>
+      <w:r>
+        <w:rPr>
+          <w:b/>
+          <w:bCs/>
+        </w:rPr>
+        <w:t xml:space="preserve">Avoid UUIDs in output tables</w:t>
+      </w:r>
+      <w:r>
+        <w:t xml:space="preserve">: Use</w:t>
+      </w:r>
+      <w:r>
+        <w:t xml:space="preserve"> </w:t>
+      </w:r>
+      <w:r>
+        <w:rPr>
+          <w:rStyle w:val="VerbatimChar"/>
+        </w:rPr>
+        <w:t xml:space="preserve">_source_uuid</w:t>
+      </w:r>
+      <w:r>
+        <w:t xml:space="preserve"> </w:t>
+      </w:r>
+      <w:r>
+        <w:t xml:space="preserve">in Working DuckLake for provenance tracking only (stripped in frozen releases).</w:t>
+      </w:r>
+    </w:p>
     <w:bookmarkEnd w:id="60"/>
-    <w:bookmarkStart w:id="68" w:name="use-unicode-for-text"/>
+    <w:bookmarkEnd w:id="61"/>
+    <w:bookmarkStart w:id="69" w:name="use-unicode-for-text"/>
     <w:p>
       <w:pPr>
         <w:pStyle w:val="Heading2"/>
@@ -1383,7 +1808,7 @@
       <w:r>
         <w:t xml:space="preserve"> </w:t>
       </w:r>
-      <w:hyperlink r:id="rId61">
+      <w:hyperlink r:id="rId62">
         <w:r>
           <w:rPr>
             <w:rStyle w:val="Hyperlink"/>
@@ -1635,7 +2060,7 @@
       <w:pPr>
         <w:numPr>
           <w:ilvl w:val="0"/>
-          <w:numId w:val="1009"/>
+          <w:numId w:val="1012"/>
         </w:numPr>
       </w:pPr>
       <w:r>
@@ -1657,7 +2082,7 @@
       <w:r>
         <w:t xml:space="preserve"> </w:t>
       </w:r>
-      <w:hyperlink r:id="rId62">
+      <w:hyperlink r:id="rId63">
         <w:r>
           <w:rPr>
             <w:rStyle w:val="VerbatimChar"/>
@@ -1673,7 +2098,7 @@
       <w:r>
         <w:t xml:space="preserve">to read (</w:t>
       </w:r>
-      <w:hyperlink r:id="rId63">
+      <w:hyperlink r:id="rId64">
         <w:r>
           <w:rPr>
             <w:rStyle w:val="VerbatimChar"/>
@@ -1684,7 +2109,7 @@
       <w:r>
         <w:t xml:space="preserve">) and write (</w:t>
       </w:r>
-      <w:hyperlink r:id="rId64">
+      <w:hyperlink r:id="rId65">
         <w:r>
           <w:rPr>
             <w:rStyle w:val="VerbatimChar"/>
@@ -2123,7 +2548,7 @@
       <w:pPr>
         <w:numPr>
           <w:ilvl w:val="0"/>
-          <w:numId w:val="1009"/>
+          <w:numId w:val="1012"/>
         </w:numPr>
       </w:pPr>
       <w:r>
@@ -2145,7 +2570,7 @@
       <w:r>
         <w:t xml:space="preserve"> </w:t>
       </w:r>
-      <w:hyperlink r:id="rId65">
+      <w:hyperlink r:id="rId66">
         <w:r>
           <w:rPr>
             <w:rStyle w:val="VerbatimChar"/>
@@ -2161,7 +2586,7 @@
       <w:r>
         <w:t xml:space="preserve">to read (</w:t>
       </w:r>
-      <w:hyperlink r:id="rId66">
+      <w:hyperlink r:id="rId67">
         <w:r>
           <w:rPr>
             <w:rStyle w:val="VerbatimChar"/>
@@ -2172,7 +2597,7 @@
       <w:r>
         <w:t xml:space="preserve">) and write (</w:t>
       </w:r>
-      <w:hyperlink r:id="rId67">
+      <w:hyperlink r:id="rId68">
         <w:r>
           <w:rPr>
             <w:rStyle w:val="VerbatimChar"/>
@@ -2826,8 +3251,8 @@
         <w:t xml:space="preserve"># implicit</w:t>
       </w:r>
     </w:p>
-    <w:bookmarkEnd w:id="68"/>
-    <w:bookmarkStart w:id="92" w:name="integrated-database-ingestion-strategy"/>
+    <w:bookmarkEnd w:id="69"/>
+    <w:bookmarkStart w:id="95" w:name="integrated-database-ingestion-strategy"/>
     <w:p>
       <w:pPr>
         <w:pStyle w:val="Heading2"/>
@@ -2836,7 +3261,7 @@
         <w:t xml:space="preserve">5.3 Integrated database ingestion strategy</w:t>
       </w:r>
     </w:p>
-    <w:bookmarkStart w:id="69" w:name="overview"/>
+    <w:bookmarkStart w:id="70" w:name="overview"/>
     <w:p>
       <w:pPr>
         <w:pStyle w:val="Heading3"/>
@@ -2858,7 +3283,7 @@
         <w:pStyle w:val="Compact"/>
         <w:numPr>
           <w:ilvl w:val="0"/>
-          <w:numId w:val="1010"/>
+          <w:numId w:val="1013"/>
         </w:numPr>
       </w:pPr>
       <w:r>
@@ -2892,7 +3317,7 @@
         <w:pStyle w:val="Compact"/>
         <w:numPr>
           <w:ilvl w:val="0"/>
-          <w:numId w:val="1010"/>
+          <w:numId w:val="1013"/>
         </w:numPr>
       </w:pPr>
       <w:r>
@@ -2951,8 +3376,8 @@
         <w:t xml:space="preserve">with a version number.</w:t>
       </w:r>
     </w:p>
-    <w:bookmarkEnd w:id="69"/>
-    <w:bookmarkStart w:id="75" w:name="master-ingestion-workflow"/>
+    <w:bookmarkEnd w:id="70"/>
+    <w:bookmarkStart w:id="76" w:name="master-ingestion-workflow"/>
     <w:p>
       <w:pPr>
         <w:pStyle w:val="Heading3"/>
@@ -2971,7 +3396,7 @@
       <w:r>
         <w:t xml:space="preserve"> </w:t>
       </w:r>
-      <w:hyperlink r:id="rId70">
+      <w:hyperlink r:id="rId71">
         <w:r>
           <w:rPr>
             <w:rStyle w:val="VerbatimChar"/>
@@ -2991,7 +3416,7 @@
         <w:pStyle w:val="Compact"/>
         <w:numPr>
           <w:ilvl w:val="0"/>
-          <w:numId w:val="1011"/>
+          <w:numId w:val="1014"/>
         </w:numPr>
       </w:pPr>
       <w:r>
@@ -3028,7 +3453,7 @@
         <w:pStyle w:val="Compact"/>
         <w:numPr>
           <w:ilvl w:val="0"/>
-          <w:numId w:val="1011"/>
+          <w:numId w:val="1014"/>
         </w:numPr>
       </w:pPr>
       <w:r>
@@ -3050,7 +3475,7 @@
         <w:pStyle w:val="Compact"/>
         <w:numPr>
           <w:ilvl w:val="0"/>
-          <w:numId w:val="1011"/>
+          <w:numId w:val="1014"/>
         </w:numPr>
       </w:pPr>
       <w:r>
@@ -3093,7 +3518,7 @@
         <w:pStyle w:val="Compact"/>
         <w:numPr>
           <w:ilvl w:val="0"/>
-          <w:numId w:val="1011"/>
+          <w:numId w:val="1014"/>
         </w:numPr>
       </w:pPr>
       <w:r>
@@ -3115,7 +3540,7 @@
         <w:pStyle w:val="Compact"/>
         <w:numPr>
           <w:ilvl w:val="0"/>
-          <w:numId w:val="1011"/>
+          <w:numId w:val="1014"/>
         </w:numPr>
       </w:pPr>
       <w:r>
@@ -3160,7 +3585,7 @@
         <w:pStyle w:val="Compact"/>
         <w:numPr>
           <w:ilvl w:val="0"/>
-          <w:numId w:val="1012"/>
+          <w:numId w:val="1015"/>
         </w:numPr>
       </w:pPr>
       <w:r>
@@ -3172,7 +3597,7 @@
         <w:pStyle w:val="Compact"/>
         <w:numPr>
           <w:ilvl w:val="0"/>
-          <w:numId w:val="1012"/>
+          <w:numId w:val="1015"/>
         </w:numPr>
       </w:pPr>
       <w:r>
@@ -3184,7 +3609,7 @@
         <w:pStyle w:val="Compact"/>
         <w:numPr>
           <w:ilvl w:val="0"/>
-          <w:numId w:val="1012"/>
+          <w:numId w:val="1015"/>
         </w:numPr>
       </w:pPr>
       <w:r>
@@ -3196,7 +3621,7 @@
         <w:pStyle w:val="Compact"/>
         <w:numPr>
           <w:ilvl w:val="0"/>
-          <w:numId w:val="1012"/>
+          <w:numId w:val="1015"/>
         </w:numPr>
       </w:pPr>
       <w:r>
@@ -3216,7 +3641,7 @@
       <w:tr>
         <w:tc>
           <w:tcPr/>
-          <w:bookmarkStart w:id="74" w:name="fig-db_doc"/>
+          <w:bookmarkStart w:id="75" w:name="fig-db_doc"/>
           <w:p>
             <w:pPr>
               <w:jc w:val="center"/>
@@ -3226,18 +3651,18 @@
                 <wp:inline>
                   <wp:extent cx="5334000" cy="8900367"/>
                   <wp:effectExtent b="0" l="0" r="0" t="0"/>
-                  <wp:docPr descr="" title="" id="72" name="Picture"/>
+                  <wp:docPr descr="" title="" id="73" name="Picture"/>
                   <a:graphic>
                     <a:graphicData uri="http://schemas.openxmlformats.org/drawingml/2006/picture">
                       <pic:pic>
                         <pic:nvPicPr>
-                          <pic:cNvPr descr="db_files/figure-docx/mermaid-figure-1.png" id="73" name="Picture"/>
+                          <pic:cNvPr descr="db_files/figure-docx/mermaid-figure-1.png" id="74" name="Picture"/>
                           <pic:cNvPicPr>
                             <a:picLocks noChangeArrowheads="1" noChangeAspect="1"/>
                           </pic:cNvPicPr>
                         </pic:nvPicPr>
                         <pic:blipFill>
-                          <a:blip r:embed="rId71"/>
+                          <a:blip r:embed="rId72"/>
                           <a:stretch>
                             <a:fillRect/>
                           </a:stretch>
@@ -3277,12 +3702,12 @@
               <w:t xml:space="preserve">Figure 5.1: Integrated database ingestion scheme.</w:t>
             </w:r>
           </w:p>
-          <w:bookmarkEnd w:id="74"/>
+          <w:bookmarkEnd w:id="75"/>
         </w:tc>
       </w:tr>
     </w:tbl>
-    <w:bookmarkEnd w:id="75"/>
-    <w:bookmarkStart w:id="77" w:name="using-calcofi4db-package"/>
+    <w:bookmarkEnd w:id="76"/>
+    <w:bookmarkStart w:id="80" w:name="using-calcofi4db-package"/>
     <w:p>
       <w:pPr>
         <w:pStyle w:val="Heading3"/>
@@ -3301,7 +3726,7 @@
       <w:r>
         <w:t xml:space="preserve"> </w:t>
       </w:r>
-      <w:hyperlink r:id="rId76">
+      <w:hyperlink r:id="rId77">
         <w:r>
           <w:rPr>
             <w:rStyle w:val="Hyperlink"/>
@@ -3313,7 +3738,24 @@
         <w:t xml:space="preserve"> </w:t>
       </w:r>
       <w:r>
-        <w:t xml:space="preserve">package provides streamlined functions for dataset ingestion:</w:t>
+        <w:t xml:space="preserve">package provides streamlined functions for dataset ingestion.</w:t>
+      </w:r>
+    </w:p>
+    <w:bookmarkStart w:id="78" w:name="ducklake-workflow-recommended"/>
+    <w:p>
+      <w:pPr>
+        <w:pStyle w:val="Heading4"/>
+      </w:pPr>
+      <w:r>
+        <w:t xml:space="preserve">5.3.3.1 DuckLake Workflow (Recommended)</w:t>
+      </w:r>
+    </w:p>
+    <w:p>
+      <w:pPr>
+        <w:pStyle w:val="FirstParagraph"/>
+      </w:pPr>
+      <w:r>
+        <w:t xml:space="preserve">The preferred approach uses DuckDB with provenance tracking:</w:t>
       </w:r>
     </w:p>
     <w:p>
@@ -3336,15 +3778,613 @@
         <w:br/>
       </w:r>
       <w:r>
+        <w:br/>
+      </w:r>
+      <w:r>
+        <w:rPr>
+          <w:rStyle w:val="CommentTok"/>
+        </w:rPr>
+        <w:t xml:space="preserve"># connect to working DuckLake (downloads from GCS if needed)</w:t>
+      </w:r>
+      <w:r>
+        <w:br/>
+      </w:r>
+      <w:r>
+        <w:rPr>
+          <w:rStyle w:val="NormalTok"/>
+        </w:rPr>
+        <w:t xml:space="preserve">con </w:t>
+      </w:r>
+      <w:r>
+        <w:rPr>
+          <w:rStyle w:val="OtherTok"/>
+        </w:rPr>
+        <w:t xml:space="preserve">&lt;-</w:t>
+      </w:r>
+      <w:r>
+        <w:rPr>
+          <w:rStyle w:val="NormalTok"/>
+        </w:rPr>
+        <w:t xml:space="preserve"> </w:t>
+      </w:r>
+      <w:r>
         <w:rPr>
           <w:rStyle w:val="FunctionTok"/>
         </w:rPr>
+        <w:t xml:space="preserve">get_working_ducklake</w:t>
+      </w:r>
+      <w:r>
+        <w:rPr>
+          <w:rStyle w:val="NormalTok"/>
+        </w:rPr>
+        <w:t xml:space="preserve">()</w:t>
+      </w:r>
+      <w:r>
+        <w:br/>
+      </w:r>
+      <w:r>
+        <w:br/>
+      </w:r>
+      <w:r>
+        <w:rPr>
+          <w:rStyle w:val="CommentTok"/>
+        </w:rPr>
+        <w:t xml:space="preserve"># read CSV files from local directory or GCS archive</w:t>
+      </w:r>
+      <w:r>
+        <w:br/>
+      </w:r>
+      <w:r>
+        <w:rPr>
+          <w:rStyle w:val="CommentTok"/>
+        </w:rPr>
+        <w:t xml:space="preserve"># - syncs to GCS archive for immutable provenance tracking</w:t>
+      </w:r>
+      <w:r>
+        <w:br/>
+      </w:r>
+      <w:r>
+        <w:rPr>
+          <w:rStyle w:val="CommentTok"/>
+        </w:rPr>
+        <w:t xml:space="preserve"># - loads redefinition metadata for column renaming/typing</w:t>
+      </w:r>
+      <w:r>
+        <w:br/>
+      </w:r>
+      <w:r>
+        <w:rPr>
+          <w:rStyle w:val="NormalTok"/>
+        </w:rPr>
+        <w:t xml:space="preserve">d </w:t>
+      </w:r>
+      <w:r>
+        <w:rPr>
+          <w:rStyle w:val="OtherTok"/>
+        </w:rPr>
+        <w:t xml:space="preserve">&lt;-</w:t>
+      </w:r>
+      <w:r>
+        <w:rPr>
+          <w:rStyle w:val="NormalTok"/>
+        </w:rPr>
+        <w:t xml:space="preserve"> </w:t>
+      </w:r>
+      <w:r>
+        <w:rPr>
+          <w:rStyle w:val="FunctionTok"/>
+        </w:rPr>
+        <w:t xml:space="preserve">read_csv_files</w:t>
+      </w:r>
+      <w:r>
+        <w:rPr>
+          <w:rStyle w:val="NormalTok"/>
+        </w:rPr>
+        <w:t xml:space="preserve">(</w:t>
+      </w:r>
+      <w:r>
+        <w:br/>
+      </w:r>
+      <w:r>
+        <w:rPr>
+          <w:rStyle w:val="NormalTok"/>
+        </w:rPr>
+        <w:t xml:space="preserve">  </w:t>
+      </w:r>
+      <w:r>
+        <w:rPr>
+          <w:rStyle w:val="AttributeTok"/>
+        </w:rPr>
+        <w:t xml:space="preserve">provider     =</w:t>
+      </w:r>
+      <w:r>
+        <w:rPr>
+          <w:rStyle w:val="NormalTok"/>
+        </w:rPr>
+        <w:t xml:space="preserve"> </w:t>
+      </w:r>
+      <w:r>
+        <w:rPr>
+          <w:rStyle w:val="StringTok"/>
+        </w:rPr>
+        <w:t xml:space="preserve">"swfsc.noaa.gov"</w:t>
+      </w:r>
+      <w:r>
+        <w:rPr>
+          <w:rStyle w:val="NormalTok"/>
+        </w:rPr>
+        <w:t xml:space="preserve">,</w:t>
+      </w:r>
+      <w:r>
+        <w:br/>
+      </w:r>
+      <w:r>
+        <w:rPr>
+          <w:rStyle w:val="NormalTok"/>
+        </w:rPr>
+        <w:t xml:space="preserve">  </w:t>
+      </w:r>
+      <w:r>
+        <w:rPr>
+          <w:rStyle w:val="AttributeTok"/>
+        </w:rPr>
+        <w:t xml:space="preserve">dataset      =</w:t>
+      </w:r>
+      <w:r>
+        <w:rPr>
+          <w:rStyle w:val="NormalTok"/>
+        </w:rPr>
+        <w:t xml:space="preserve"> </w:t>
+      </w:r>
+      <w:r>
+        <w:rPr>
+          <w:rStyle w:val="StringTok"/>
+        </w:rPr>
+        <w:t xml:space="preserve">"calcofi-db"</w:t>
+      </w:r>
+      <w:r>
+        <w:rPr>
+          <w:rStyle w:val="NormalTok"/>
+        </w:rPr>
+        <w:t xml:space="preserve">,</w:t>
+      </w:r>
+      <w:r>
+        <w:br/>
+      </w:r>
+      <w:r>
+        <w:rPr>
+          <w:rStyle w:val="NormalTok"/>
+        </w:rPr>
+        <w:t xml:space="preserve">  </w:t>
+      </w:r>
+      <w:r>
+        <w:rPr>
+          <w:rStyle w:val="AttributeTok"/>
+        </w:rPr>
+        <w:t xml:space="preserve">dir_data     =</w:t>
+      </w:r>
+      <w:r>
+        <w:rPr>
+          <w:rStyle w:val="NormalTok"/>
+        </w:rPr>
+        <w:t xml:space="preserve"> </w:t>
+      </w:r>
+      <w:r>
+        <w:rPr>
+          <w:rStyle w:val="StringTok"/>
+        </w:rPr>
+        <w:t xml:space="preserve">"~/My Drive/projects/calcofi/data-public"</w:t>
+      </w:r>
+      <w:r>
+        <w:rPr>
+          <w:rStyle w:val="NormalTok"/>
+        </w:rPr>
+        <w:t xml:space="preserve">,</w:t>
+      </w:r>
+      <w:r>
+        <w:br/>
+      </w:r>
+      <w:r>
+        <w:rPr>
+          <w:rStyle w:val="NormalTok"/>
+        </w:rPr>
+        <w:t xml:space="preserve">  </w:t>
+      </w:r>
+      <w:r>
+        <w:rPr>
+          <w:rStyle w:val="AttributeTok"/>
+        </w:rPr>
+        <w:t xml:space="preserve">metadata_dir =</w:t>
+      </w:r>
+      <w:r>
+        <w:rPr>
+          <w:rStyle w:val="NormalTok"/>
+        </w:rPr>
+        <w:t xml:space="preserve"> </w:t>
+      </w:r>
+      <w:r>
+        <w:rPr>
+          <w:rStyle w:val="StringTok"/>
+        </w:rPr>
+        <w:t xml:space="preserve">"metadata"</w:t>
+      </w:r>
+      <w:r>
+        <w:rPr>
+          <w:rStyle w:val="NormalTok"/>
+        </w:rPr>
+        <w:t xml:space="preserve">,</w:t>
+      </w:r>
+      <w:r>
+        <w:br/>
+      </w:r>
+      <w:r>
+        <w:rPr>
+          <w:rStyle w:val="NormalTok"/>
+        </w:rPr>
+        <w:t xml:space="preserve">  </w:t>
+      </w:r>
+      <w:r>
+        <w:rPr>
+          <w:rStyle w:val="AttributeTok"/>
+        </w:rPr>
+        <w:t xml:space="preserve">sync_archive =</w:t>
+      </w:r>
+      <w:r>
+        <w:rPr>
+          <w:rStyle w:val="NormalTok"/>
+        </w:rPr>
+        <w:t xml:space="preserve"> </w:t>
+      </w:r>
+      <w:r>
+        <w:rPr>
+          <w:rStyle w:val="ConstantTok"/>
+        </w:rPr>
+        <w:t xml:space="preserve">TRUE</w:t>
+      </w:r>
+      <w:r>
+        <w:rPr>
+          <w:rStyle w:val="NormalTok"/>
+        </w:rPr>
+        <w:t xml:space="preserve">)</w:t>
+      </w:r>
+      <w:r>
+        <w:br/>
+      </w:r>
+      <w:r>
+        <w:br/>
+      </w:r>
+      <w:r>
+        <w:rPr>
+          <w:rStyle w:val="CommentTok"/>
+        </w:rPr>
+        <w:t xml:space="preserve"># ingest dataset with automatic provenance tracking</w:t>
+      </w:r>
+      <w:r>
+        <w:br/>
+      </w:r>
+      <w:r>
+        <w:rPr>
+          <w:rStyle w:val="CommentTok"/>
+        </w:rPr>
+        <w:t xml:space="preserve"># - transforms data using redefinition files</w:t>
+      </w:r>
+      <w:r>
+        <w:br/>
+      </w:r>
+      <w:r>
+        <w:rPr>
+          <w:rStyle w:val="CommentTok"/>
+        </w:rPr>
+        <w:t xml:space="preserve"># - adds _source_file, _source_row, _source_uuid, _ingested_at columns</w:t>
+      </w:r>
+      <w:r>
+        <w:br/>
+      </w:r>
+      <w:r>
+        <w:rPr>
+          <w:rStyle w:val="CommentTok"/>
+        </w:rPr>
+        <w:t xml:space="preserve"># - handles uuid column detection automatically</w:t>
+      </w:r>
+      <w:r>
+        <w:br/>
+      </w:r>
+      <w:r>
+        <w:rPr>
+          <w:rStyle w:val="NormalTok"/>
+        </w:rPr>
+        <w:t xml:space="preserve">tbl_stats </w:t>
+      </w:r>
+      <w:r>
+        <w:rPr>
+          <w:rStyle w:val="OtherTok"/>
+        </w:rPr>
+        <w:t xml:space="preserve">&lt;-</w:t>
+      </w:r>
+      <w:r>
+        <w:rPr>
+          <w:rStyle w:val="NormalTok"/>
+        </w:rPr>
+        <w:t xml:space="preserve"> </w:t>
+      </w:r>
+      <w:r>
+        <w:rPr>
+          <w:rStyle w:val="FunctionTok"/>
+        </w:rPr>
+        <w:t xml:space="preserve">ingest_dataset</w:t>
+      </w:r>
+      <w:r>
+        <w:rPr>
+          <w:rStyle w:val="NormalTok"/>
+        </w:rPr>
+        <w:t xml:space="preserve">(</w:t>
+      </w:r>
+      <w:r>
+        <w:br/>
+      </w:r>
+      <w:r>
+        <w:rPr>
+          <w:rStyle w:val="NormalTok"/>
+        </w:rPr>
+        <w:t xml:space="preserve">  </w:t>
+      </w:r>
+      <w:r>
+        <w:rPr>
+          <w:rStyle w:val="AttributeTok"/>
+        </w:rPr>
+        <w:t xml:space="preserve">con  =</w:t>
+      </w:r>
+      <w:r>
+        <w:rPr>
+          <w:rStyle w:val="NormalTok"/>
+        </w:rPr>
+        <w:t xml:space="preserve"> con,</w:t>
+      </w:r>
+      <w:r>
+        <w:br/>
+      </w:r>
+      <w:r>
+        <w:rPr>
+          <w:rStyle w:val="NormalTok"/>
+        </w:rPr>
+        <w:t xml:space="preserve">  </w:t>
+      </w:r>
+      <w:r>
+        <w:rPr>
+          <w:rStyle w:val="AttributeTok"/>
+        </w:rPr>
+        <w:t xml:space="preserve">d    =</w:t>
+      </w:r>
+      <w:r>
+        <w:rPr>
+          <w:rStyle w:val="NormalTok"/>
+        </w:rPr>
+        <w:t xml:space="preserve"> d,</w:t>
+      </w:r>
+      <w:r>
+        <w:br/>
+      </w:r>
+      <w:r>
+        <w:rPr>
+          <w:rStyle w:val="NormalTok"/>
+        </w:rPr>
+        <w:t xml:space="preserve">  </w:t>
+      </w:r>
+      <w:r>
+        <w:rPr>
+          <w:rStyle w:val="AttributeTok"/>
+        </w:rPr>
+        <w:t xml:space="preserve">mode =</w:t>
+      </w:r>
+      <w:r>
+        <w:rPr>
+          <w:rStyle w:val="NormalTok"/>
+        </w:rPr>
+        <w:t xml:space="preserve"> </w:t>
+      </w:r>
+      <w:r>
+        <w:rPr>
+          <w:rStyle w:val="StringTok"/>
+        </w:rPr>
+        <w:t xml:space="preserve">"replace"</w:t>
+      </w:r>
+      <w:r>
+        <w:rPr>
+          <w:rStyle w:val="NormalTok"/>
+        </w:rPr>
+        <w:t xml:space="preserve">)</w:t>
+      </w:r>
+      <w:r>
+        <w:br/>
+      </w:r>
+      <w:r>
+        <w:br/>
+      </w:r>
+      <w:r>
+        <w:rPr>
+          <w:rStyle w:val="CommentTok"/>
+        </w:rPr>
+        <w:t xml:space="preserve"># save to GCS and close</w:t>
+      </w:r>
+      <w:r>
+        <w:br/>
+      </w:r>
+      <w:r>
+        <w:rPr>
+          <w:rStyle w:val="FunctionTok"/>
+        </w:rPr>
+        <w:t xml:space="preserve">save_working_ducklake</w:t>
+      </w:r>
+      <w:r>
+        <w:rPr>
+          <w:rStyle w:val="NormalTok"/>
+        </w:rPr>
+        <w:t xml:space="preserve">(con)</w:t>
+      </w:r>
+      <w:r>
+        <w:br/>
+      </w:r>
+      <w:r>
+        <w:rPr>
+          <w:rStyle w:val="FunctionTok"/>
+        </w:rPr>
+        <w:t xml:space="preserve">close_duckdb</w:t>
+      </w:r>
+      <w:r>
+        <w:rPr>
+          <w:rStyle w:val="NormalTok"/>
+        </w:rPr>
+        <w:t xml:space="preserve">(con)</w:t>
+      </w:r>
+    </w:p>
+    <w:p>
+      <w:pPr>
+        <w:pStyle w:val="FirstParagraph"/>
+      </w:pPr>
+      <w:r>
+        <w:t xml:space="preserve">The</w:t>
+      </w:r>
+      <w:r>
+        <w:t xml:space="preserve"> </w:t>
+      </w:r>
+      <w:r>
+        <w:rPr>
+          <w:rStyle w:val="VerbatimChar"/>
+        </w:rPr>
+        <w:t xml:space="preserve">ingest_dataset()</w:t>
+      </w:r>
+      <w:r>
+        <w:t xml:space="preserve"> </w:t>
+      </w:r>
+      <w:r>
+        <w:t xml:space="preserve">function handles:</w:t>
+      </w:r>
+    </w:p>
+    <w:p>
+      <w:pPr>
+        <w:pStyle w:val="Compact"/>
+        <w:numPr>
+          <w:ilvl w:val="0"/>
+          <w:numId w:val="1016"/>
+        </w:numPr>
+      </w:pPr>
+      <w:r>
+        <w:t xml:space="preserve">Calling</w:t>
+      </w:r>
+      <w:r>
+        <w:t xml:space="preserve"> </w:t>
+      </w:r>
+      <w:r>
+        <w:rPr>
+          <w:rStyle w:val="VerbatimChar"/>
+        </w:rPr>
+        <w:t xml:space="preserve">transform_data()</w:t>
+      </w:r>
+      <w:r>
+        <w:t xml:space="preserve"> </w:t>
+      </w:r>
+      <w:r>
+        <w:t xml:space="preserve">to apply table/field redefinitions</w:t>
+      </w:r>
+    </w:p>
+    <w:p>
+      <w:pPr>
+        <w:pStyle w:val="Compact"/>
+        <w:numPr>
+          <w:ilvl w:val="0"/>
+          <w:numId w:val="1016"/>
+        </w:numPr>
+      </w:pPr>
+      <w:r>
+        <w:t xml:space="preserve">Detecting UUID columns automatically for provenance tracking</w:t>
+      </w:r>
+    </w:p>
+    <w:p>
+      <w:pPr>
+        <w:pStyle w:val="Compact"/>
+        <w:numPr>
+          <w:ilvl w:val="0"/>
+          <w:numId w:val="1016"/>
+        </w:numPr>
+      </w:pPr>
+      <w:r>
+        <w:t xml:space="preserve">Calling</w:t>
+      </w:r>
+      <w:r>
+        <w:t xml:space="preserve"> </w:t>
+      </w:r>
+      <w:r>
+        <w:rPr>
+          <w:rStyle w:val="VerbatimChar"/>
+        </w:rPr>
+        <w:t xml:space="preserve">ingest_to_working()</w:t>
+      </w:r>
+      <w:r>
+        <w:t xml:space="preserve"> </w:t>
+      </w:r>
+      <w:r>
+        <w:t xml:space="preserve">for each table with proper source file tracking</w:t>
+      </w:r>
+    </w:p>
+    <w:p>
+      <w:pPr>
+        <w:pStyle w:val="Compact"/>
+        <w:numPr>
+          <w:ilvl w:val="0"/>
+          <w:numId w:val="1016"/>
+        </w:numPr>
+      </w:pPr>
+      <w:r>
+        <w:t xml:space="preserve">Returning ingestion statistics (rows input, rows after, timestamps)</w:t>
+      </w:r>
+    </w:p>
+    <w:bookmarkEnd w:id="78"/>
+    <w:bookmarkStart w:id="79" w:name="postgresql-workflow-legacy"/>
+    <w:p>
+      <w:pPr>
+        <w:pStyle w:val="Heading4"/>
+      </w:pPr>
+      <w:r>
+        <w:t xml:space="preserve">5.3.3.2 PostgreSQL Workflow (Legacy)</w:t>
+      </w:r>
+    </w:p>
+    <w:p>
+      <w:pPr>
+        <w:pStyle w:val="FirstParagraph"/>
+      </w:pPr>
+      <w:r>
+        <w:t xml:space="preserve">For PostgreSQL ingestion (being gradually deprecated):</w:t>
+      </w:r>
+    </w:p>
+    <w:p>
+      <w:pPr>
+        <w:pStyle w:val="SourceCode"/>
+      </w:pPr>
+      <w:r>
+        <w:rPr>
+          <w:rStyle w:val="FunctionTok"/>
+        </w:rPr>
         <w:t xml:space="preserve">library</w:t>
       </w:r>
       <w:r>
         <w:rPr>
           <w:rStyle w:val="NormalTok"/>
         </w:rPr>
+        <w:t xml:space="preserve">(calcofi4db)</w:t>
+      </w:r>
+      <w:r>
+        <w:br/>
+      </w:r>
+      <w:r>
+        <w:rPr>
+          <w:rStyle w:val="FunctionTok"/>
+        </w:rPr>
+        <w:t xml:space="preserve">library</w:t>
+      </w:r>
+      <w:r>
+        <w:rPr>
+          <w:rStyle w:val="NormalTok"/>
+        </w:rPr>
         <w:t xml:space="preserve">(DBI)</w:t>
       </w:r>
       <w:r>
@@ -3372,7 +4412,7 @@
         <w:rPr>
           <w:rStyle w:val="CommentTok"/>
         </w:rPr>
-        <w:t xml:space="preserve"># Connect to database</w:t>
+        <w:t xml:space="preserve"># connect to database</w:t>
       </w:r>
       <w:r>
         <w:br/>
@@ -3441,7 +4481,7 @@
         <w:rPr>
           <w:rStyle w:val="AttributeTok"/>
         </w:rPr>
-        <w:t xml:space="preserve">dbname =</w:t>
+        <w:t xml:space="preserve">dbname   =</w:t>
       </w:r>
       <w:r>
         <w:rPr>
@@ -3474,7 +4514,7 @@
         <w:rPr>
           <w:rStyle w:val="AttributeTok"/>
         </w:rPr>
-        <w:t xml:space="preserve">host =</w:t>
+        <w:t xml:space="preserve">host     =</w:t>
       </w:r>
       <w:r>
         <w:rPr>
@@ -3507,7 +4547,7 @@
         <w:rPr>
           <w:rStyle w:val="AttributeTok"/>
         </w:rPr>
-        <w:t xml:space="preserve">port =</w:t>
+        <w:t xml:space="preserve">port     =</w:t>
       </w:r>
       <w:r>
         <w:rPr>
@@ -3540,7 +4580,7 @@
         <w:rPr>
           <w:rStyle w:val="AttributeTok"/>
         </w:rPr>
-        <w:t xml:space="preserve">user =</w:t>
+        <w:t xml:space="preserve">user     =</w:t>
       </w:r>
       <w:r>
         <w:rPr>
@@ -3588,9 +4628,117 @@
         <w:t xml:space="preserve">"postgres"</w:t>
       </w:r>
       <w:r>
+        <w:rPr>
+          <w:rStyle w:val="NormalTok"/>
+        </w:rPr>
+        <w:t xml:space="preserve">)</w:t>
+      </w:r>
+      <w:r>
         <w:br/>
       </w:r>
       <w:r>
+        <w:br/>
+      </w:r>
+      <w:r>
+        <w:rPr>
+          <w:rStyle w:val="CommentTok"/>
+        </w:rPr>
+        <w:t xml:space="preserve"># read CSV files and metadata</w:t>
+      </w:r>
+      <w:r>
+        <w:br/>
+      </w:r>
+      <w:r>
+        <w:rPr>
+          <w:rStyle w:val="NormalTok"/>
+        </w:rPr>
+        <w:t xml:space="preserve">d </w:t>
+      </w:r>
+      <w:r>
+        <w:rPr>
+          <w:rStyle w:val="OtherTok"/>
+        </w:rPr>
+        <w:t xml:space="preserve">&lt;-</w:t>
+      </w:r>
+      <w:r>
+        <w:rPr>
+          <w:rStyle w:val="NormalTok"/>
+        </w:rPr>
+        <w:t xml:space="preserve"> </w:t>
+      </w:r>
+      <w:r>
+        <w:rPr>
+          <w:rStyle w:val="FunctionTok"/>
+        </w:rPr>
+        <w:t xml:space="preserve">read_csv_files</w:t>
+      </w:r>
+      <w:r>
+        <w:rPr>
+          <w:rStyle w:val="NormalTok"/>
+        </w:rPr>
+        <w:t xml:space="preserve">(</w:t>
+      </w:r>
+      <w:r>
+        <w:br/>
+      </w:r>
+      <w:r>
+        <w:rPr>
+          <w:rStyle w:val="NormalTok"/>
+        </w:rPr>
+        <w:t xml:space="preserve">  </w:t>
+      </w:r>
+      <w:r>
+        <w:rPr>
+          <w:rStyle w:val="AttributeTok"/>
+        </w:rPr>
+        <w:t xml:space="preserve">provider =</w:t>
+      </w:r>
+      <w:r>
+        <w:rPr>
+          <w:rStyle w:val="NormalTok"/>
+        </w:rPr>
+        <w:t xml:space="preserve"> </w:t>
+      </w:r>
+      <w:r>
+        <w:rPr>
+          <w:rStyle w:val="StringTok"/>
+        </w:rPr>
+        <w:t xml:space="preserve">"swfsc.noaa.gov"</w:t>
+      </w:r>
+      <w:r>
+        <w:rPr>
+          <w:rStyle w:val="NormalTok"/>
+        </w:rPr>
+        <w:t xml:space="preserve">,</w:t>
+      </w:r>
+      <w:r>
+        <w:br/>
+      </w:r>
+      <w:r>
+        <w:rPr>
+          <w:rStyle w:val="NormalTok"/>
+        </w:rPr>
+        <w:t xml:space="preserve">  </w:t>
+      </w:r>
+      <w:r>
+        <w:rPr>
+          <w:rStyle w:val="AttributeTok"/>
+        </w:rPr>
+        <w:t xml:space="preserve">dataset  =</w:t>
+      </w:r>
+      <w:r>
+        <w:rPr>
+          <w:rStyle w:val="NormalTok"/>
+        </w:rPr>
+        <w:t xml:space="preserve"> </w:t>
+      </w:r>
+      <w:r>
+        <w:rPr>
+          <w:rStyle w:val="StringTok"/>
+        </w:rPr>
+        <w:t xml:space="preserve">"calcofi-db"</w:t>
+      </w:r>
+      <w:r>
         <w:rPr>
           <w:rStyle w:val="NormalTok"/>
         </w:rPr>
@@ -3606,7 +4754,7 @@
         <w:rPr>
           <w:rStyle w:val="CommentTok"/>
         </w:rPr>
-        <w:t xml:space="preserve"># Read CSV files and metadata</w:t>
+        <w:t xml:space="preserve"># transform data according to redefinitions</w:t>
       </w:r>
       <w:r>
         <w:br/>
@@ -3615,7 +4763,7 @@
         <w:rPr>
           <w:rStyle w:val="NormalTok"/>
         </w:rPr>
-        <w:t xml:space="preserve">d </w:t>
+        <w:t xml:space="preserve">transformed_data </w:t>
       </w:r>
       <w:r>
         <w:rPr>
@@ -3633,7 +4781,34 @@
         <w:rPr>
           <w:rStyle w:val="FunctionTok"/>
         </w:rPr>
-        <w:t xml:space="preserve">read_csv_files</w:t>
+        <w:t xml:space="preserve">transform_data</w:t>
+      </w:r>
+      <w:r>
+        <w:rPr>
+          <w:rStyle w:val="NormalTok"/>
+        </w:rPr>
+        <w:t xml:space="preserve">(d)</w:t>
+      </w:r>
+      <w:r>
+        <w:br/>
+      </w:r>
+      <w:r>
+        <w:br/>
+      </w:r>
+      <w:r>
+        <w:rPr>
+          <w:rStyle w:val="CommentTok"/>
+        </w:rPr>
+        <w:t xml:space="preserve"># ingest into dev schema</w:t>
+      </w:r>
+      <w:r>
+        <w:br/>
+      </w:r>
+      <w:r>
+        <w:rPr>
+          <w:rStyle w:val="FunctionTok"/>
+        </w:rPr>
+        <w:t xml:space="preserve">ingest_csv_to_db</w:t>
       </w:r>
       <w:r>
         <w:rPr>
@@ -3654,7 +4829,28 @@
         <w:rPr>
           <w:rStyle w:val="AttributeTok"/>
         </w:rPr>
-        <w:t xml:space="preserve">provider =</w:t>
+        <w:t xml:space="preserve">con              =</w:t>
+      </w:r>
+      <w:r>
+        <w:rPr>
+          <w:rStyle w:val="NormalTok"/>
+        </w:rPr>
+        <w:t xml:space="preserve"> con,</w:t>
+      </w:r>
+      <w:r>
+        <w:br/>
+      </w:r>
+      <w:r>
+        <w:rPr>
+          <w:rStyle w:val="NormalTok"/>
+        </w:rPr>
+        <w:t xml:space="preserve">  </w:t>
+      </w:r>
+      <w:r>
+        <w:rPr>
+          <w:rStyle w:val="AttributeTok"/>
+        </w:rPr>
+        <w:t xml:space="preserve">schema           =</w:t>
       </w:r>
       <w:r>
         <w:rPr>
@@ -3666,7 +4862,7 @@
         <w:rPr>
           <w:rStyle w:val="StringTok"/>
         </w:rPr>
-        <w:t xml:space="preserve">"swfsc.noaa.gov"</w:t>
+        <w:t xml:space="preserve">"dev"</w:t>
       </w:r>
       <w:r>
         <w:rPr>
@@ -3687,7 +4883,175 @@
         <w:rPr>
           <w:rStyle w:val="AttributeTok"/>
         </w:rPr>
-        <w:t xml:space="preserve">dataset =</w:t>
+        <w:t xml:space="preserve">transformed_data =</w:t>
+      </w:r>
+      <w:r>
+        <w:rPr>
+          <w:rStyle w:val="NormalTok"/>
+        </w:rPr>
+        <w:t xml:space="preserve"> transformed_data,</w:t>
+      </w:r>
+      <w:r>
+        <w:br/>
+      </w:r>
+      <w:r>
+        <w:rPr>
+          <w:rStyle w:val="NormalTok"/>
+        </w:rPr>
+        <w:t xml:space="preserve">  </w:t>
+      </w:r>
+      <w:r>
+        <w:rPr>
+          <w:rStyle w:val="AttributeTok"/>
+        </w:rPr>
+        <w:t xml:space="preserve">d_flds_rd        =</w:t>
+      </w:r>
+      <w:r>
+        <w:rPr>
+          <w:rStyle w:val="NormalTok"/>
+        </w:rPr>
+        <w:t xml:space="preserve"> d</w:t>
+      </w:r>
+      <w:r>
+        <w:rPr>
+          <w:rStyle w:val="SpecialCharTok"/>
+        </w:rPr>
+        <w:t xml:space="preserve">$</w:t>
+      </w:r>
+      <w:r>
+        <w:rPr>
+          <w:rStyle w:val="NormalTok"/>
+        </w:rPr>
+        <w:t xml:space="preserve">d_flds_rd,</w:t>
+      </w:r>
+      <w:r>
+        <w:br/>
+      </w:r>
+      <w:r>
+        <w:rPr>
+          <w:rStyle w:val="NormalTok"/>
+        </w:rPr>
+        <w:t xml:space="preserve">  </w:t>
+      </w:r>
+      <w:r>
+        <w:rPr>
+          <w:rStyle w:val="AttributeTok"/>
+        </w:rPr>
+        <w:t xml:space="preserve">d_gdata          =</w:t>
+      </w:r>
+      <w:r>
+        <w:rPr>
+          <w:rStyle w:val="NormalTok"/>
+        </w:rPr>
+        <w:t xml:space="preserve"> d</w:t>
+      </w:r>
+      <w:r>
+        <w:rPr>
+          <w:rStyle w:val="SpecialCharTok"/>
+        </w:rPr>
+        <w:t xml:space="preserve">$</w:t>
+      </w:r>
+      <w:r>
+        <w:rPr>
+          <w:rStyle w:val="NormalTok"/>
+        </w:rPr>
+        <w:t xml:space="preserve">d_gdata,</w:t>
+      </w:r>
+      <w:r>
+        <w:br/>
+      </w:r>
+      <w:r>
+        <w:rPr>
+          <w:rStyle w:val="NormalTok"/>
+        </w:rPr>
+        <w:t xml:space="preserve">  </w:t>
+      </w:r>
+      <w:r>
+        <w:rPr>
+          <w:rStyle w:val="AttributeTok"/>
+        </w:rPr>
+        <w:t xml:space="preserve">workflow_info    =</w:t>
+      </w:r>
+      <w:r>
+        <w:rPr>
+          <w:rStyle w:val="NormalTok"/>
+        </w:rPr>
+        <w:t xml:space="preserve"> d</w:t>
+      </w:r>
+      <w:r>
+        <w:rPr>
+          <w:rStyle w:val="SpecialCharTok"/>
+        </w:rPr>
+        <w:t xml:space="preserve">$</w:t>
+      </w:r>
+      <w:r>
+        <w:rPr>
+          <w:rStyle w:val="NormalTok"/>
+        </w:rPr>
+        <w:t xml:space="preserve">workflow_info)</w:t>
+      </w:r>
+      <w:r>
+        <w:br/>
+      </w:r>
+      <w:r>
+        <w:br/>
+      </w:r>
+      <w:r>
+        <w:rPr>
+          <w:rStyle w:val="CommentTok"/>
+        </w:rPr>
+        <w:t xml:space="preserve"># record schema version</w:t>
+      </w:r>
+      <w:r>
+        <w:br/>
+      </w:r>
+      <w:r>
+        <w:rPr>
+          <w:rStyle w:val="FunctionTok"/>
+        </w:rPr>
+        <w:t xml:space="preserve">record_schema_version</w:t>
+      </w:r>
+      <w:r>
+        <w:rPr>
+          <w:rStyle w:val="NormalTok"/>
+        </w:rPr>
+        <w:t xml:space="preserve">(</w:t>
+      </w:r>
+      <w:r>
+        <w:br/>
+      </w:r>
+      <w:r>
+        <w:rPr>
+          <w:rStyle w:val="NormalTok"/>
+        </w:rPr>
+        <w:t xml:space="preserve">  </w:t>
+      </w:r>
+      <w:r>
+        <w:rPr>
+          <w:rStyle w:val="AttributeTok"/>
+        </w:rPr>
+        <w:t xml:space="preserve">con              =</w:t>
+      </w:r>
+      <w:r>
+        <w:rPr>
+          <w:rStyle w:val="NormalTok"/>
+        </w:rPr>
+        <w:t xml:space="preserve"> con,</w:t>
+      </w:r>
+      <w:r>
+        <w:br/>
+      </w:r>
+      <w:r>
+        <w:rPr>
+          <w:rStyle w:val="NormalTok"/>
+        </w:rPr>
+        <w:t xml:space="preserve">  </w:t>
+      </w:r>
+      <w:r>
+        <w:rPr>
+          <w:rStyle w:val="AttributeTok"/>
+        </w:rPr>
+        <w:t xml:space="preserve">schema           =</w:t>
       </w:r>
       <w:r>
         <w:rPr>
@@ -3699,7 +5063,13 @@
         <w:rPr>
           <w:rStyle w:val="StringTok"/>
         </w:rPr>
-        <w:t xml:space="preserve">"calcofi-db"</w:t>
+        <w:t xml:space="preserve">"dev"</w:t>
+      </w:r>
+      <w:r>
+        <w:rPr>
+          <w:rStyle w:val="NormalTok"/>
+        </w:rPr>
+        <w:t xml:space="preserve">,</w:t>
       </w:r>
       <w:r>
         <w:br/>
@@ -3708,449 +5078,102 @@
         <w:rPr>
           <w:rStyle w:val="NormalTok"/>
         </w:rPr>
+        <w:t xml:space="preserve">  </w:t>
+      </w:r>
+      <w:r>
+        <w:rPr>
+          <w:rStyle w:val="AttributeTok"/>
+        </w:rPr>
+        <w:t xml:space="preserve">version          =</w:t>
+      </w:r>
+      <w:r>
+        <w:rPr>
+          <w:rStyle w:val="NormalTok"/>
+        </w:rPr>
+        <w:t xml:space="preserve"> </w:t>
+      </w:r>
+      <w:r>
+        <w:rPr>
+          <w:rStyle w:val="StringTok"/>
+        </w:rPr>
+        <w:t xml:space="preserve">"1.0.0"</w:t>
+      </w:r>
+      <w:r>
+        <w:rPr>
+          <w:rStyle w:val="NormalTok"/>
+        </w:rPr>
+        <w:t xml:space="preserve">,</w:t>
+      </w:r>
+      <w:r>
+        <w:br/>
+      </w:r>
+      <w:r>
+        <w:rPr>
+          <w:rStyle w:val="NormalTok"/>
+        </w:rPr>
+        <w:t xml:space="preserve">  </w:t>
+      </w:r>
+      <w:r>
+        <w:rPr>
+          <w:rStyle w:val="AttributeTok"/>
+        </w:rPr>
+        <w:t xml:space="preserve">description      =</w:t>
+      </w:r>
+      <w:r>
+        <w:rPr>
+          <w:rStyle w:val="NormalTok"/>
+        </w:rPr>
+        <w:t xml:space="preserve"> </w:t>
+      </w:r>
+      <w:r>
+        <w:rPr>
+          <w:rStyle w:val="StringTok"/>
+        </w:rPr>
+        <w:t xml:space="preserve">"Initial ingestion of NOAA CalCOFI Database"</w:t>
+      </w:r>
+      <w:r>
+        <w:rPr>
+          <w:rStyle w:val="NormalTok"/>
+        </w:rPr>
+        <w:t xml:space="preserve">,</w:t>
+      </w:r>
+      <w:r>
+        <w:br/>
+      </w:r>
+      <w:r>
+        <w:rPr>
+          <w:rStyle w:val="NormalTok"/>
+        </w:rPr>
+        <w:t xml:space="preserve">  </w:t>
+      </w:r>
+      <w:r>
+        <w:rPr>
+          <w:rStyle w:val="AttributeTok"/>
+        </w:rPr>
+        <w:t xml:space="preserve">script_permalink =</w:t>
+      </w:r>
+      <w:r>
+        <w:rPr>
+          <w:rStyle w:val="NormalTok"/>
+        </w:rPr>
+        <w:t xml:space="preserve"> </w:t>
+      </w:r>
+      <w:r>
+        <w:rPr>
+          <w:rStyle w:val="StringTok"/>
+        </w:rPr>
+        <w:t xml:space="preserve">"https://github.com/CalCOFI/calcofi4db/blob/main/inst/create_db.qmd"</w:t>
+      </w:r>
+      <w:r>
+        <w:rPr>
+          <w:rStyle w:val="NormalTok"/>
+        </w:rPr>
         <w:t xml:space="preserve">)</w:t>
       </w:r>
-      <w:r>
-        <w:br/>
-      </w:r>
-      <w:r>
-        <w:br/>
-      </w:r>
-      <w:r>
-        <w:rPr>
-          <w:rStyle w:val="CommentTok"/>
-        </w:rPr>
-        <w:t xml:space="preserve"># Transform data according to redefinitions</w:t>
-      </w:r>
-      <w:r>
-        <w:br/>
-      </w:r>
-      <w:r>
-        <w:rPr>
-          <w:rStyle w:val="NormalTok"/>
-        </w:rPr>
-        <w:t xml:space="preserve">transformed_data </w:t>
-      </w:r>
-      <w:r>
-        <w:rPr>
-          <w:rStyle w:val="OtherTok"/>
-        </w:rPr>
-        <w:t xml:space="preserve">&lt;-</w:t>
-      </w:r>
-      <w:r>
-        <w:rPr>
-          <w:rStyle w:val="NormalTok"/>
-        </w:rPr>
-        <w:t xml:space="preserve"> </w:t>
-      </w:r>
-      <w:r>
-        <w:rPr>
-          <w:rStyle w:val="FunctionTok"/>
-        </w:rPr>
-        <w:t xml:space="preserve">transform_data</w:t>
-      </w:r>
-      <w:r>
-        <w:rPr>
-          <w:rStyle w:val="NormalTok"/>
-        </w:rPr>
-        <w:t xml:space="preserve">(d)</w:t>
-      </w:r>
-      <w:r>
-        <w:br/>
-      </w:r>
-      <w:r>
-        <w:br/>
-      </w:r>
-      <w:r>
-        <w:rPr>
-          <w:rStyle w:val="CommentTok"/>
-        </w:rPr>
-        <w:t xml:space="preserve"># Ingest into dev schema</w:t>
-      </w:r>
-      <w:r>
-        <w:br/>
-      </w:r>
-      <w:r>
-        <w:rPr>
-          <w:rStyle w:val="FunctionTok"/>
-        </w:rPr>
-        <w:t xml:space="preserve">ingest_csv_to_db</w:t>
-      </w:r>
-      <w:r>
-        <w:rPr>
-          <w:rStyle w:val="NormalTok"/>
-        </w:rPr>
-        <w:t xml:space="preserve">(</w:t>
-      </w:r>
-      <w:r>
-        <w:br/>
-      </w:r>
-      <w:r>
-        <w:rPr>
-          <w:rStyle w:val="NormalTok"/>
-        </w:rPr>
-        <w:t xml:space="preserve">  </w:t>
-      </w:r>
-      <w:r>
-        <w:rPr>
-          <w:rStyle w:val="AttributeTok"/>
-        </w:rPr>
-        <w:t xml:space="preserve">con =</w:t>
-      </w:r>
-      <w:r>
-        <w:rPr>
-          <w:rStyle w:val="NormalTok"/>
-        </w:rPr>
-        <w:t xml:space="preserve"> con,</w:t>
-      </w:r>
-      <w:r>
-        <w:br/>
-      </w:r>
-      <w:r>
-        <w:rPr>
-          <w:rStyle w:val="NormalTok"/>
-        </w:rPr>
-        <w:t xml:space="preserve">  </w:t>
-      </w:r>
-      <w:r>
-        <w:rPr>
-          <w:rStyle w:val="AttributeTok"/>
-        </w:rPr>
-        <w:t xml:space="preserve">schema =</w:t>
-      </w:r>
-      <w:r>
-        <w:rPr>
-          <w:rStyle w:val="NormalTok"/>
-        </w:rPr>
-        <w:t xml:space="preserve"> </w:t>
-      </w:r>
-      <w:r>
-        <w:rPr>
-          <w:rStyle w:val="StringTok"/>
-        </w:rPr>
-        <w:t xml:space="preserve">"dev"</w:t>
-      </w:r>
-      <w:r>
-        <w:rPr>
-          <w:rStyle w:val="NormalTok"/>
-        </w:rPr>
-        <w:t xml:space="preserve">,</w:t>
-      </w:r>
-      <w:r>
-        <w:br/>
-      </w:r>
-      <w:r>
-        <w:rPr>
-          <w:rStyle w:val="NormalTok"/>
-        </w:rPr>
-        <w:t xml:space="preserve">  </w:t>
-      </w:r>
-      <w:r>
-        <w:rPr>
-          <w:rStyle w:val="AttributeTok"/>
-        </w:rPr>
-        <w:t xml:space="preserve">transformed_data =</w:t>
-      </w:r>
-      <w:r>
-        <w:rPr>
-          <w:rStyle w:val="NormalTok"/>
-        </w:rPr>
-        <w:t xml:space="preserve"> transformed_data,</w:t>
-      </w:r>
-      <w:r>
-        <w:br/>
-      </w:r>
-      <w:r>
-        <w:rPr>
-          <w:rStyle w:val="NormalTok"/>
-        </w:rPr>
-        <w:t xml:space="preserve">  </w:t>
-      </w:r>
-      <w:r>
-        <w:rPr>
-          <w:rStyle w:val="AttributeTok"/>
-        </w:rPr>
-        <w:t xml:space="preserve">d_flds_rd =</w:t>
-      </w:r>
-      <w:r>
-        <w:rPr>
-          <w:rStyle w:val="NormalTok"/>
-        </w:rPr>
-        <w:t xml:space="preserve"> d</w:t>
-      </w:r>
-      <w:r>
-        <w:rPr>
-          <w:rStyle w:val="SpecialCharTok"/>
-        </w:rPr>
-        <w:t xml:space="preserve">$</w:t>
-      </w:r>
-      <w:r>
-        <w:rPr>
-          <w:rStyle w:val="NormalTok"/>
-        </w:rPr>
-        <w:t xml:space="preserve">d_flds_rd,</w:t>
-      </w:r>
-      <w:r>
-        <w:br/>
-      </w:r>
-      <w:r>
-        <w:rPr>
-          <w:rStyle w:val="NormalTok"/>
-        </w:rPr>
-        <w:t xml:space="preserve">  </w:t>
-      </w:r>
-      <w:r>
-        <w:rPr>
-          <w:rStyle w:val="AttributeTok"/>
-        </w:rPr>
-        <w:t xml:space="preserve">d_gdata =</w:t>
-      </w:r>
-      <w:r>
-        <w:rPr>
-          <w:rStyle w:val="NormalTok"/>
-        </w:rPr>
-        <w:t xml:space="preserve"> d</w:t>
-      </w:r>
-      <w:r>
-        <w:rPr>
-          <w:rStyle w:val="SpecialCharTok"/>
-        </w:rPr>
-        <w:t xml:space="preserve">$</w:t>
-      </w:r>
-      <w:r>
-        <w:rPr>
-          <w:rStyle w:val="NormalTok"/>
-        </w:rPr>
-        <w:t xml:space="preserve">d_gdata,</w:t>
-      </w:r>
-      <w:r>
-        <w:br/>
-      </w:r>
-      <w:r>
-        <w:rPr>
-          <w:rStyle w:val="NormalTok"/>
-        </w:rPr>
-        <w:t xml:space="preserve">  </w:t>
-      </w:r>
-      <w:r>
-        <w:rPr>
-          <w:rStyle w:val="AttributeTok"/>
-        </w:rPr>
-        <w:t xml:space="preserve">workflow_info =</w:t>
-      </w:r>
-      <w:r>
-        <w:rPr>
-          <w:rStyle w:val="NormalTok"/>
-        </w:rPr>
-        <w:t xml:space="preserve"> d</w:t>
-      </w:r>
-      <w:r>
-        <w:rPr>
-          <w:rStyle w:val="SpecialCharTok"/>
-        </w:rPr>
-        <w:t xml:space="preserve">$</w:t>
-      </w:r>
-      <w:r>
-        <w:rPr>
-          <w:rStyle w:val="NormalTok"/>
-        </w:rPr>
-        <w:t xml:space="preserve">workflow_info</w:t>
-      </w:r>
-      <w:r>
-        <w:br/>
-      </w:r>
-      <w:r>
-        <w:rPr>
-          <w:rStyle w:val="NormalTok"/>
-        </w:rPr>
-        <w:t xml:space="preserve">)</w:t>
-      </w:r>
-      <w:r>
-        <w:br/>
-      </w:r>
-      <w:r>
-        <w:br/>
-      </w:r>
-      <w:r>
-        <w:rPr>
-          <w:rStyle w:val="CommentTok"/>
-        </w:rPr>
-        <w:t xml:space="preserve"># Record schema version</w:t>
-      </w:r>
-      <w:r>
-        <w:br/>
-      </w:r>
-      <w:r>
-        <w:rPr>
-          <w:rStyle w:val="FunctionTok"/>
-        </w:rPr>
-        <w:t xml:space="preserve">record_schema_version</w:t>
-      </w:r>
-      <w:r>
-        <w:rPr>
-          <w:rStyle w:val="NormalTok"/>
-        </w:rPr>
-        <w:t xml:space="preserve">(</w:t>
-      </w:r>
-      <w:r>
-        <w:br/>
-      </w:r>
-      <w:r>
-        <w:rPr>
-          <w:rStyle w:val="NormalTok"/>
-        </w:rPr>
-        <w:t xml:space="preserve">  </w:t>
-      </w:r>
-      <w:r>
-        <w:rPr>
-          <w:rStyle w:val="AttributeTok"/>
-        </w:rPr>
-        <w:t xml:space="preserve">con =</w:t>
-      </w:r>
-      <w:r>
-        <w:rPr>
-          <w:rStyle w:val="NormalTok"/>
-        </w:rPr>
-        <w:t xml:space="preserve"> con,</w:t>
-      </w:r>
-      <w:r>
-        <w:br/>
-      </w:r>
-      <w:r>
-        <w:rPr>
-          <w:rStyle w:val="NormalTok"/>
-        </w:rPr>
-        <w:t xml:space="preserve">  </w:t>
-      </w:r>
-      <w:r>
-        <w:rPr>
-          <w:rStyle w:val="AttributeTok"/>
-        </w:rPr>
-        <w:t xml:space="preserve">schema =</w:t>
-      </w:r>
-      <w:r>
-        <w:rPr>
-          <w:rStyle w:val="NormalTok"/>
-        </w:rPr>
-        <w:t xml:space="preserve"> </w:t>
-      </w:r>
-      <w:r>
-        <w:rPr>
-          <w:rStyle w:val="StringTok"/>
-        </w:rPr>
-        <w:t xml:space="preserve">"dev"</w:t>
-      </w:r>
-      <w:r>
-        <w:rPr>
-          <w:rStyle w:val="NormalTok"/>
-        </w:rPr>
-        <w:t xml:space="preserve">,</w:t>
-      </w:r>
-      <w:r>
-        <w:br/>
-      </w:r>
-      <w:r>
-        <w:rPr>
-          <w:rStyle w:val="NormalTok"/>
-        </w:rPr>
-        <w:t xml:space="preserve">  </w:t>
-      </w:r>
-      <w:r>
-        <w:rPr>
-          <w:rStyle w:val="AttributeTok"/>
-        </w:rPr>
-        <w:t xml:space="preserve">version =</w:t>
-      </w:r>
-      <w:r>
-        <w:rPr>
-          <w:rStyle w:val="NormalTok"/>
-        </w:rPr>
-        <w:t xml:space="preserve"> </w:t>
-      </w:r>
-      <w:r>
-        <w:rPr>
-          <w:rStyle w:val="StringTok"/>
-        </w:rPr>
-        <w:t xml:space="preserve">"1.0.0"</w:t>
-      </w:r>
-      <w:r>
-        <w:rPr>
-          <w:rStyle w:val="NormalTok"/>
-        </w:rPr>
-        <w:t xml:space="preserve">,</w:t>
-      </w:r>
-      <w:r>
-        <w:br/>
-      </w:r>
-      <w:r>
-        <w:rPr>
-          <w:rStyle w:val="NormalTok"/>
-        </w:rPr>
-        <w:t xml:space="preserve">  </w:t>
-      </w:r>
-      <w:r>
-        <w:rPr>
-          <w:rStyle w:val="AttributeTok"/>
-        </w:rPr>
-        <w:t xml:space="preserve">description =</w:t>
-      </w:r>
-      <w:r>
-        <w:rPr>
-          <w:rStyle w:val="NormalTok"/>
-        </w:rPr>
-        <w:t xml:space="preserve"> </w:t>
-      </w:r>
-      <w:r>
-        <w:rPr>
-          <w:rStyle w:val="StringTok"/>
-        </w:rPr>
-        <w:t xml:space="preserve">"Initial ingestion of NOAA CalCOFI Database"</w:t>
-      </w:r>
-      <w:r>
-        <w:rPr>
-          <w:rStyle w:val="NormalTok"/>
-        </w:rPr>
-        <w:t xml:space="preserve">,</w:t>
-      </w:r>
-      <w:r>
-        <w:br/>
-      </w:r>
-      <w:r>
-        <w:rPr>
-          <w:rStyle w:val="NormalTok"/>
-        </w:rPr>
-        <w:t xml:space="preserve">  </w:t>
-      </w:r>
-      <w:r>
-        <w:rPr>
-          <w:rStyle w:val="AttributeTok"/>
-        </w:rPr>
-        <w:t xml:space="preserve">script_permalink =</w:t>
-      </w:r>
-      <w:r>
-        <w:rPr>
-          <w:rStyle w:val="NormalTok"/>
-        </w:rPr>
-        <w:t xml:space="preserve"> </w:t>
-      </w:r>
-      <w:r>
-        <w:rPr>
-          <w:rStyle w:val="StringTok"/>
-        </w:rPr>
-        <w:t xml:space="preserve">"https://github.com/CalCOFI/calcofi4db/blob/main/inst/create_db.qmd"</w:t>
-      </w:r>
-      <w:r>
-        <w:br/>
-      </w:r>
-      <w:r>
-        <w:rPr>
-          <w:rStyle w:val="NormalTok"/>
-        </w:rPr>
-        <w:t xml:space="preserve">)</w:t>
-      </w:r>
-    </w:p>
-    <w:bookmarkEnd w:id="77"/>
-    <w:bookmarkStart w:id="78" w:name="schema-versioning"/>
+    </w:p>
+    <w:bookmarkEnd w:id="79"/>
+    <w:bookmarkEnd w:id="80"/>
+    <w:bookmarkStart w:id="81" w:name="schema-versioning"/>
     <w:p>
       <w:pPr>
         <w:pStyle w:val="Heading3"/>
@@ -4187,7 +5210,7 @@
         <w:pStyle w:val="Compact"/>
         <w:numPr>
           <w:ilvl w:val="0"/>
-          <w:numId w:val="1013"/>
+          <w:numId w:val="1017"/>
         </w:numPr>
       </w:pPr>
       <w:r>
@@ -4224,7 +5247,7 @@
         <w:pStyle w:val="Compact"/>
         <w:numPr>
           <w:ilvl w:val="0"/>
-          <w:numId w:val="1013"/>
+          <w:numId w:val="1017"/>
         </w:numPr>
       </w:pPr>
       <w:r>
@@ -4243,7 +5266,7 @@
         <w:pStyle w:val="Compact"/>
         <w:numPr>
           <w:ilvl w:val="0"/>
-          <w:numId w:val="1013"/>
+          <w:numId w:val="1017"/>
         </w:numPr>
       </w:pPr>
       <w:r>
@@ -4262,7 +5285,7 @@
         <w:pStyle w:val="Compact"/>
         <w:numPr>
           <w:ilvl w:val="0"/>
-          <w:numId w:val="1013"/>
+          <w:numId w:val="1017"/>
         </w:numPr>
       </w:pPr>
       <w:r>
@@ -4284,8 +5307,8 @@
         <w:t xml:space="preserve">Versions are also archived as SQL dumps in Google Drive for reproducibility.</w:t>
       </w:r>
     </w:p>
-    <w:bookmarkEnd w:id="78"/>
-    <w:bookmarkStart w:id="81" w:name="metadata-and-documentation"/>
+    <w:bookmarkEnd w:id="81"/>
+    <w:bookmarkStart w:id="84" w:name="metadata-and-documentation"/>
     <w:p>
       <w:pPr>
         <w:pStyle w:val="Heading3"/>
@@ -4335,7 +5358,7 @@
         <w:pStyle w:val="Compact"/>
         <w:numPr>
           <w:ilvl w:val="0"/>
-          <w:numId w:val="1014"/>
+          <w:numId w:val="1018"/>
         </w:numPr>
       </w:pPr>
       <w:r>
@@ -4354,7 +5377,7 @@
         <w:pStyle w:val="Compact"/>
         <w:numPr>
           <w:ilvl w:val="0"/>
-          <w:numId w:val="1014"/>
+          <w:numId w:val="1018"/>
         </w:numPr>
       </w:pPr>
       <w:r>
@@ -4373,7 +5396,7 @@
         <w:pStyle w:val="Compact"/>
         <w:numPr>
           <w:ilvl w:val="0"/>
-          <w:numId w:val="1014"/>
+          <w:numId w:val="1018"/>
         </w:numPr>
       </w:pPr>
       <w:r>
@@ -4392,7 +5415,7 @@
         <w:pStyle w:val="Compact"/>
         <w:numPr>
           <w:ilvl w:val="0"/>
-          <w:numId w:val="1014"/>
+          <w:numId w:val="1018"/>
         </w:numPr>
       </w:pPr>
       <w:r>
@@ -4411,7 +5434,7 @@
         <w:pStyle w:val="Compact"/>
         <w:numPr>
           <w:ilvl w:val="0"/>
-          <w:numId w:val="1014"/>
+          <w:numId w:val="1018"/>
         </w:numPr>
       </w:pPr>
       <w:r>
@@ -4454,7 +5477,7 @@
         <w:pStyle w:val="Compact"/>
         <w:numPr>
           <w:ilvl w:val="0"/>
-          <w:numId w:val="1015"/>
+          <w:numId w:val="1019"/>
         </w:numPr>
       </w:pPr>
       <w:r>
@@ -4473,7 +5496,7 @@
         <w:pStyle w:val="Compact"/>
         <w:numPr>
           <w:ilvl w:val="0"/>
-          <w:numId w:val="1015"/>
+          <w:numId w:val="1019"/>
         </w:numPr>
       </w:pPr>
       <w:r>
@@ -4497,7 +5520,7 @@
       <w:r>
         <w:t xml:space="preserve"> </w:t>
       </w:r>
-      <w:hyperlink r:id="rId79">
+      <w:hyperlink r:id="rId82">
         <w:r>
           <w:rPr>
             <w:rStyle w:val="Hyperlink"/>
@@ -4514,7 +5537,7 @@
       <w:r>
         <w:t xml:space="preserve"> </w:t>
       </w:r>
-      <w:hyperlink r:id="rId80">
+      <w:hyperlink r:id="rId83">
         <w:r>
           <w:rPr>
             <w:rStyle w:val="Hyperlink"/>
@@ -4526,8 +5549,8 @@
         <w:t xml:space="preserve">.</w:t>
       </w:r>
     </w:p>
-    <w:bookmarkEnd w:id="81"/>
-    <w:bookmarkStart w:id="84" w:name="publishing-to-portals"/>
+    <w:bookmarkEnd w:id="84"/>
+    <w:bookmarkStart w:id="87" w:name="publishing-to-portals"/>
     <w:p>
       <w:pPr>
         <w:pStyle w:val="Heading3"/>
@@ -4561,7 +5584,7 @@
       <w:r>
         <w:t xml:space="preserve"> </w:t>
       </w:r>
-      <w:hyperlink r:id="rId82">
+      <w:hyperlink r:id="rId85">
         <w:r>
           <w:rPr>
             <w:rStyle w:val="Hyperlink"/>
@@ -4578,7 +5601,7 @@
       <w:r>
         <w:t xml:space="preserve"> </w:t>
       </w:r>
-      <w:hyperlink r:id="rId83">
+      <w:hyperlink r:id="rId86">
         <w:r>
           <w:rPr>
             <w:rStyle w:val="Hyperlink"/>
@@ -4593,8 +5616,8 @@
         <w:t xml:space="preserve">R package, pulling metadata directly from database comments.</w:t>
       </w:r>
     </w:p>
-    <w:bookmarkEnd w:id="84"/>
-    <w:bookmarkStart w:id="88" w:name="or-describe-tables-and-columns-directly"/>
+    <w:bookmarkEnd w:id="87"/>
+    <w:bookmarkStart w:id="91" w:name="or-describe-tables-and-columns-directly"/>
     <w:p>
       <w:pPr>
         <w:pStyle w:val="Heading3"/>
@@ -4607,7 +5630,7 @@
       <w:pPr>
         <w:numPr>
           <w:ilvl w:val="0"/>
-          <w:numId w:val="1016"/>
+          <w:numId w:val="1020"/>
         </w:numPr>
       </w:pPr>
       <w:r>
@@ -4631,7 +5654,7 @@
       <w:r>
         <w:t xml:space="preserve"> </w:t>
       </w:r>
-      <w:hyperlink r:id="rId85">
+      <w:hyperlink r:id="rId88">
         <w:r>
           <w:rPr>
             <w:rStyle w:val="Hyperlink"/>
@@ -4743,7 +5766,7 @@
       <w:pPr>
         <w:numPr>
           <w:ilvl w:val="0"/>
-          <w:numId w:val="1016"/>
+          <w:numId w:val="1020"/>
         </w:numPr>
       </w:pPr>
       <w:r>
@@ -4752,7 +5775,7 @@
       <w:r>
         <w:t xml:space="preserve"> </w:t>
       </w:r>
-      <w:hyperlink r:id="rId86">
+      <w:hyperlink r:id="rId89">
         <w:r>
           <w:rPr>
             <w:rStyle w:val="Hyperlink"/>
@@ -4815,7 +5838,7 @@
       <w:r>
         <w:t xml:space="preserve"> </w:t>
       </w:r>
-      <w:hyperlink r:id="rId87">
+      <w:hyperlink r:id="rId90">
         <w:r>
           <w:rPr>
             <w:rStyle w:val="Hyperlink"/>
@@ -4828,7 +5851,7 @@
       <w:pPr>
         <w:numPr>
           <w:ilvl w:val="0"/>
-          <w:numId w:val="1016"/>
+          <w:numId w:val="1020"/>
         </w:numPr>
       </w:pPr>
       <w:r>
@@ -4853,8 +5876,8 @@
         <w:t xml:space="preserve">that are responsible for the ingesting or updating of the input data.</w:t>
       </w:r>
     </w:p>
-    <w:bookmarkEnd w:id="88"/>
-    <w:bookmarkStart w:id="91" w:name="display-tables-and-columns-with-metadata"/>
+    <w:bookmarkEnd w:id="91"/>
+    <w:bookmarkStart w:id="94" w:name="display-tables-and-columns-with-metadata"/>
     <w:p>
       <w:pPr>
         <w:pStyle w:val="Heading3"/>
@@ -4868,7 +5891,7 @@
         <w:pStyle w:val="Compact"/>
         <w:numPr>
           <w:ilvl w:val="0"/>
-          <w:numId w:val="1017"/>
+          <w:numId w:val="1021"/>
         </w:numPr>
       </w:pPr>
       <w:r>
@@ -4904,7 +5927,7 @@
       <w:r>
         <w:t xml:space="preserve"> </w:t>
       </w:r>
-      <w:hyperlink r:id="rId89">
+      <w:hyperlink r:id="rId92">
         <w:r>
           <w:rPr>
             <w:rStyle w:val="Hyperlink"/>
@@ -4933,10 +5956,10 @@
         <w:pStyle w:val="Compact"/>
         <w:numPr>
           <w:ilvl w:val="1"/>
-          <w:numId w:val="1018"/>
-        </w:numPr>
-      </w:pPr>
-      <w:hyperlink r:id="rId79">
+          <w:numId w:val="1022"/>
+        </w:numPr>
+      </w:pPr>
+      <w:hyperlink r:id="rId82">
         <w:r>
           <w:rPr>
             <w:rStyle w:val="Hyperlink"/>
@@ -4965,7 +5988,7 @@
         <w:pStyle w:val="Compact"/>
         <w:numPr>
           <w:ilvl w:val="2"/>
-          <w:numId w:val="1019"/>
+          <w:numId w:val="1023"/>
         </w:numPr>
       </w:pPr>
       <w:r>
@@ -4995,7 +6018,7 @@
         <w:pStyle w:val="Compact"/>
         <w:numPr>
           <w:ilvl w:val="2"/>
-          <w:numId w:val="1019"/>
+          <w:numId w:val="1023"/>
         </w:numPr>
       </w:pPr>
       <w:r>
@@ -5043,7 +6066,7 @@
         <w:pStyle w:val="Compact"/>
         <w:numPr>
           <w:ilvl w:val="2"/>
-          <w:numId w:val="1019"/>
+          <w:numId w:val="1023"/>
         </w:numPr>
       </w:pPr>
       <w:r>
@@ -5061,7 +6084,7 @@
         <w:pStyle w:val="Compact"/>
         <w:numPr>
           <w:ilvl w:val="2"/>
-          <w:numId w:val="1019"/>
+          <w:numId w:val="1023"/>
         </w:numPr>
       </w:pPr>
       <w:r>
@@ -5079,10 +6102,10 @@
         <w:pStyle w:val="Compact"/>
         <w:numPr>
           <w:ilvl w:val="1"/>
-          <w:numId w:val="1018"/>
-        </w:numPr>
-      </w:pPr>
-      <w:hyperlink r:id="rId90">
+          <w:numId w:val="1022"/>
+        </w:numPr>
+      </w:pPr>
+      <w:hyperlink r:id="rId93">
         <w:r>
           <w:rPr>
             <w:rStyle w:val="Hyperlink"/>
@@ -5111,7 +6134,7 @@
         <w:pStyle w:val="Compact"/>
         <w:numPr>
           <w:ilvl w:val="2"/>
-          <w:numId w:val="1020"/>
+          <w:numId w:val="1024"/>
         </w:numPr>
       </w:pPr>
       <w:r>
@@ -5141,7 +6164,7 @@
         <w:pStyle w:val="Compact"/>
         <w:numPr>
           <w:ilvl w:val="2"/>
-          <w:numId w:val="1020"/>
+          <w:numId w:val="1024"/>
         </w:numPr>
       </w:pPr>
       <w:r>
@@ -5189,7 +6212,7 @@
         <w:pStyle w:val="Compact"/>
         <w:numPr>
           <w:ilvl w:val="2"/>
-          <w:numId w:val="1020"/>
+          <w:numId w:val="1024"/>
         </w:numPr>
       </w:pPr>
       <w:r>
@@ -5207,7 +6230,7 @@
         <w:pStyle w:val="Compact"/>
         <w:numPr>
           <w:ilvl w:val="2"/>
-          <w:numId w:val="1020"/>
+          <w:numId w:val="1024"/>
         </w:numPr>
       </w:pPr>
       <w:r>
@@ -5225,7 +6248,7 @@
         <w:pStyle w:val="Compact"/>
         <w:numPr>
           <w:ilvl w:val="2"/>
-          <w:numId w:val="1020"/>
+          <w:numId w:val="1024"/>
         </w:numPr>
       </w:pPr>
       <w:r>
@@ -5243,7 +6266,7 @@
         <w:pStyle w:val="Compact"/>
         <w:numPr>
           <w:ilvl w:val="2"/>
-          <w:numId w:val="1020"/>
+          <w:numId w:val="1024"/>
         </w:numPr>
       </w:pPr>
       <w:r>
@@ -5261,7 +6284,7 @@
         <w:pStyle w:val="Compact"/>
         <w:numPr>
           <w:ilvl w:val="0"/>
-          <w:numId w:val="1017"/>
+          <w:numId w:val="1021"/>
         </w:numPr>
       </w:pPr>
       <w:r>
@@ -5270,7 +6293,7 @@
       <w:r>
         <w:t xml:space="preserve"> </w:t>
       </w:r>
-      <w:hyperlink r:id="rId80">
+      <w:hyperlink r:id="rId83">
         <w:r>
           <w:rPr>
             <w:rStyle w:val="VerbatimChar"/>
@@ -5290,9 +6313,9 @@
         <w:t xml:space="preserve">.</w:t>
       </w:r>
     </w:p>
-    <w:bookmarkEnd w:id="91"/>
-    <w:bookmarkEnd w:id="92"/>
-    <w:bookmarkStart w:id="94" w:name="relationships-between-tables"/>
+    <w:bookmarkEnd w:id="94"/>
+    <w:bookmarkEnd w:id="95"/>
+    <w:bookmarkStart w:id="97" w:name="relationships-between-tables"/>
     <w:p>
       <w:pPr>
         <w:pStyle w:val="Heading2"/>
@@ -5305,7 +6328,7 @@
       <w:pPr>
         <w:numPr>
           <w:ilvl w:val="0"/>
-          <w:numId w:val="1021"/>
+          <w:numId w:val="1025"/>
         </w:numPr>
       </w:pPr>
       <w:r>
@@ -5314,7 +6337,7 @@
       <w:r>
         <w:t xml:space="preserve"> </w:t>
       </w:r>
-      <w:hyperlink r:id="rId93">
+      <w:hyperlink r:id="rId96">
         <w:r>
           <w:rPr>
             <w:rStyle w:val="Hyperlink"/>
@@ -5344,7 +6367,7 @@
       <w:pPr>
         <w:numPr>
           <w:ilvl w:val="0"/>
-          <w:numId w:val="1021"/>
+          <w:numId w:val="1025"/>
         </w:numPr>
       </w:pPr>
       <w:r>
@@ -5360,8 +6383,8 @@
         <w:t xml:space="preserve">add calcofi/apps: db to show latest tables, columns and relationsips</w:t>
       </w:r>
     </w:p>
-    <w:bookmarkEnd w:id="94"/>
-    <w:bookmarkStart w:id="96" w:name="spatial-tips"/>
+    <w:bookmarkEnd w:id="97"/>
+    <w:bookmarkStart w:id="99" w:name="spatial-tips"/>
     <w:p>
       <w:pPr>
         <w:pStyle w:val="Heading2"/>
@@ -5375,7 +6398,7 @@
         <w:pStyle w:val="Compact"/>
         <w:numPr>
           <w:ilvl w:val="0"/>
-          <w:numId w:val="1022"/>
+          <w:numId w:val="1026"/>
         </w:numPr>
       </w:pPr>
       <w:r>
@@ -5384,7 +6407,7 @@
       <w:r>
         <w:t xml:space="preserve"> </w:t>
       </w:r>
-      <w:hyperlink r:id="rId95">
+      <w:hyperlink r:id="rId98">
         <w:r>
           <w:rPr>
             <w:rStyle w:val="VerbatimChar"/>
@@ -5399,9 +6422,9 @@
         <w:t xml:space="preserve">when running spatial joins on large polygons.</w:t>
       </w:r>
     </w:p>
-    <w:bookmarkEnd w:id="96"/>
-    <w:bookmarkEnd w:id="97"/>
-    <w:bookmarkStart w:id="137" w:name="portals"/>
+    <w:bookmarkEnd w:id="99"/>
+    <w:bookmarkEnd w:id="100"/>
+    <w:bookmarkStart w:id="140" w:name="portals"/>
     <w:p>
       <w:pPr>
         <w:pStyle w:val="Heading1"/>
@@ -5410,7 +6433,7 @@
         <w:t xml:space="preserve">6. Portals</w:t>
       </w:r>
     </w:p>
-    <w:bookmarkStart w:id="98" w:name="overview-1"/>
+    <w:bookmarkStart w:id="101" w:name="overview-1"/>
     <w:p>
       <w:pPr>
         <w:pStyle w:val="Heading2"/>
@@ -5427,8 +6450,8 @@
         <w:t xml:space="preserve">CalCOFI data is available through various portals, each serving different purposes and user needs. This document outlines the main access points and their characteristics.</w:t>
       </w:r>
     </w:p>
-    <w:bookmarkEnd w:id="98"/>
-    <w:bookmarkStart w:id="103" w:name="data-flow"/>
+    <w:bookmarkEnd w:id="101"/>
+    <w:bookmarkStart w:id="106" w:name="data-flow"/>
     <w:p>
       <w:pPr>
         <w:pStyle w:val="Heading2"/>
@@ -5458,7 +6481,7 @@
       <w:tr>
         <w:tc>
           <w:tcPr/>
-          <w:bookmarkStart w:id="102" w:name="fig-portals-flow"/>
+          <w:bookmarkStart w:id="105" w:name="fig-portals-flow"/>
           <w:p>
             <w:pPr>
               <w:jc w:val="center"/>
@@ -5468,18 +6491,18 @@
                 <wp:inline>
                   <wp:extent cx="5334000" cy="5707380"/>
                   <wp:effectExtent b="0" l="0" r="0" t="0"/>
-                  <wp:docPr descr="" title="" id="100" name="Picture"/>
+                  <wp:docPr descr="" title="" id="103" name="Picture"/>
                   <a:graphic>
                     <a:graphicData uri="http://schemas.openxmlformats.org/drawingml/2006/picture">
                       <pic:pic>
                         <pic:nvPicPr>
-                          <pic:cNvPr descr="portals_files/figure-docx/mermaid-figure-1.png" id="101" name="Picture"/>
+                          <pic:cNvPr descr="portals_files/figure-docx/mermaid-figure-1.png" id="104" name="Picture"/>
                           <pic:cNvPicPr>
                             <a:picLocks noChangeArrowheads="1" noChangeAspect="1"/>
                           </pic:cNvPicPr>
                         </pic:nvPicPr>
                         <pic:blipFill>
-                          <a:blip r:embed="rId99"/>
+                          <a:blip r:embed="rId102"/>
                           <a:stretch>
                             <a:fillRect/>
                           </a:stretch>
@@ -5519,7 +6542,7 @@
               <w:t xml:space="preserve">Figure 6.1: Flow of data from raw to database to portals and meta-portals.</w:t>
             </w:r>
           </w:p>
-          <w:bookmarkEnd w:id="102"/>
+          <w:bookmarkEnd w:id="105"/>
         </w:tc>
       </w:tr>
     </w:tbl>
@@ -5531,8 +6554,8 @@
         <w:t xml:space="preserve">In practice, CalCOFI is a partnership with various contributing members, so the authoritative dataset might flow differently, such as from EDI to the database to the other portals. The other portals, such as OBIS or ERDDAP, serve different audiences or purposes. The meta-portals like ODIS and Data.gov then index these portals to provide broader discovery of CalCOFI datasets.</w:t>
       </w:r>
     </w:p>
-    <w:bookmarkEnd w:id="103"/>
-    <w:bookmarkStart w:id="118" w:name="portals-1"/>
+    <w:bookmarkEnd w:id="106"/>
+    <w:bookmarkStart w:id="121" w:name="portals-1"/>
     <w:p>
       <w:pPr>
         <w:pStyle w:val="Heading2"/>
@@ -5562,7 +6585,7 @@
       <w:tr>
         <w:tc>
           <w:tcPr/>
-          <w:bookmarkStart w:id="104" w:name="tbl-portals"/>
+          <w:bookmarkStart w:id="107" w:name="tbl-portals"/>
           <w:p>
             <w:pPr>
               <w:jc w:val="center"/>
@@ -6650,11 +7673,11 @@
               </w:tc>
             </w:tr>
           </w:tbl>
-          <w:bookmarkEnd w:id="104"/>
+          <w:bookmarkEnd w:id="107"/>
         </w:tc>
       </w:tr>
     </w:tbl>
-    <w:bookmarkStart w:id="107" w:name="edi"/>
+    <w:bookmarkStart w:id="110" w:name="edi"/>
     <w:p>
       <w:pPr>
         <w:pStyle w:val="Heading3"/>
@@ -6680,7 +7703,7 @@
         <w:pStyle w:val="Compact"/>
         <w:numPr>
           <w:ilvl w:val="0"/>
-          <w:numId w:val="1023"/>
+          <w:numId w:val="1027"/>
         </w:numPr>
       </w:pPr>
       <w:r>
@@ -6692,7 +7715,7 @@
         <w:pStyle w:val="Compact"/>
         <w:numPr>
           <w:ilvl w:val="0"/>
-          <w:numId w:val="1023"/>
+          <w:numId w:val="1027"/>
         </w:numPr>
       </w:pPr>
       <w:r>
@@ -6704,7 +7727,7 @@
         <w:pStyle w:val="Compact"/>
         <w:numPr>
           <w:ilvl w:val="0"/>
-          <w:numId w:val="1023"/>
+          <w:numId w:val="1027"/>
         </w:numPr>
       </w:pPr>
       <w:r>
@@ -6716,7 +7739,7 @@
         <w:pStyle w:val="Compact"/>
         <w:numPr>
           <w:ilvl w:val="0"/>
-          <w:numId w:val="1023"/>
+          <w:numId w:val="1027"/>
         </w:numPr>
       </w:pPr>
       <w:r>
@@ -6728,7 +7751,7 @@
         <w:pStyle w:val="Compact"/>
         <w:numPr>
           <w:ilvl w:val="0"/>
-          <w:numId w:val="1023"/>
+          <w:numId w:val="1027"/>
         </w:numPr>
       </w:pPr>
       <w:r>
@@ -6740,7 +7763,7 @@
         <w:pStyle w:val="Compact"/>
         <w:numPr>
           <w:ilvl w:val="0"/>
-          <w:numId w:val="1023"/>
+          <w:numId w:val="1027"/>
         </w:numPr>
       </w:pPr>
       <w:r>
@@ -6752,7 +7775,7 @@
         <w:pStyle w:val="Compact"/>
         <w:numPr>
           <w:ilvl w:val="0"/>
-          <w:numId w:val="1023"/>
+          <w:numId w:val="1027"/>
         </w:numPr>
       </w:pPr>
       <w:r>
@@ -6764,10 +7787,10 @@
         <w:pStyle w:val="Compact"/>
         <w:numPr>
           <w:ilvl w:val="1"/>
-          <w:numId w:val="1024"/>
-        </w:numPr>
-      </w:pPr>
-      <w:hyperlink r:id="rId105">
+          <w:numId w:val="1028"/>
+        </w:numPr>
+      </w:pPr>
+      <w:hyperlink r:id="rId108">
         <w:r>
           <w:rPr>
             <w:rStyle w:val="Hyperlink"/>
@@ -6781,7 +7804,7 @@
         <w:pStyle w:val="Compact"/>
         <w:numPr>
           <w:ilvl w:val="1"/>
-          <w:numId w:val="1024"/>
+          <w:numId w:val="1028"/>
         </w:numPr>
       </w:pPr>
       <w:r>
@@ -6790,7 +7813,7 @@
       <w:r>
         <w:t xml:space="preserve"> </w:t>
       </w:r>
-      <w:hyperlink r:id="rId106">
+      <w:hyperlink r:id="rId109">
         <w:r>
           <w:rPr>
             <w:rStyle w:val="Hyperlink"/>
@@ -6811,8 +7834,8 @@
         </w:r>
       </w:hyperlink>
     </w:p>
-    <w:bookmarkEnd w:id="107"/>
-    <w:bookmarkStart w:id="110" w:name="ncei"/>
+    <w:bookmarkEnd w:id="110"/>
+    <w:bookmarkStart w:id="113" w:name="ncei"/>
     <w:p>
       <w:pPr>
         <w:pStyle w:val="Heading3"/>
@@ -6838,7 +7861,7 @@
         <w:pStyle w:val="Compact"/>
         <w:numPr>
           <w:ilvl w:val="0"/>
-          <w:numId w:val="1025"/>
+          <w:numId w:val="1029"/>
         </w:numPr>
       </w:pPr>
       <w:r>
@@ -6850,7 +7873,7 @@
         <w:pStyle w:val="Compact"/>
         <w:numPr>
           <w:ilvl w:val="0"/>
-          <w:numId w:val="1025"/>
+          <w:numId w:val="1029"/>
         </w:numPr>
       </w:pPr>
       <w:r>
@@ -6862,7 +7885,7 @@
         <w:pStyle w:val="Compact"/>
         <w:numPr>
           <w:ilvl w:val="0"/>
-          <w:numId w:val="1025"/>
+          <w:numId w:val="1029"/>
         </w:numPr>
       </w:pPr>
       <w:r>
@@ -6874,7 +7897,7 @@
         <w:pStyle w:val="Compact"/>
         <w:numPr>
           <w:ilvl w:val="0"/>
-          <w:numId w:val="1025"/>
+          <w:numId w:val="1029"/>
         </w:numPr>
       </w:pPr>
       <w:r>
@@ -6886,7 +7909,7 @@
         <w:pStyle w:val="Compact"/>
         <w:numPr>
           <w:ilvl w:val="0"/>
-          <w:numId w:val="1025"/>
+          <w:numId w:val="1029"/>
         </w:numPr>
       </w:pPr>
       <w:r>
@@ -6898,7 +7921,7 @@
         <w:pStyle w:val="Compact"/>
         <w:numPr>
           <w:ilvl w:val="0"/>
-          <w:numId w:val="1025"/>
+          <w:numId w:val="1029"/>
         </w:numPr>
       </w:pPr>
       <w:r>
@@ -6910,7 +7933,7 @@
         <w:pStyle w:val="Compact"/>
         <w:numPr>
           <w:ilvl w:val="0"/>
-          <w:numId w:val="1025"/>
+          <w:numId w:val="1029"/>
         </w:numPr>
       </w:pPr>
       <w:r>
@@ -6922,10 +7945,10 @@
         <w:pStyle w:val="Compact"/>
         <w:numPr>
           <w:ilvl w:val="1"/>
-          <w:numId w:val="1026"/>
-        </w:numPr>
-      </w:pPr>
-      <w:hyperlink r:id="rId108">
+          <w:numId w:val="1030"/>
+        </w:numPr>
+      </w:pPr>
+      <w:hyperlink r:id="rId111">
         <w:r>
           <w:rPr>
             <w:rStyle w:val="Hyperlink"/>
@@ -6939,7 +7962,7 @@
         <w:pStyle w:val="Compact"/>
         <w:numPr>
           <w:ilvl w:val="1"/>
-          <w:numId w:val="1026"/>
+          <w:numId w:val="1030"/>
         </w:numPr>
       </w:pPr>
       <w:r>
@@ -6948,7 +7971,7 @@
       <w:r>
         <w:t xml:space="preserve"> </w:t>
       </w:r>
-      <w:hyperlink r:id="rId109">
+      <w:hyperlink r:id="rId112">
         <w:r>
           <w:rPr>
             <w:rStyle w:val="Hyperlink"/>
@@ -6969,8 +7992,8 @@
         </w:r>
       </w:hyperlink>
     </w:p>
-    <w:bookmarkEnd w:id="110"/>
-    <w:bookmarkStart w:id="113" w:name="obis"/>
+    <w:bookmarkEnd w:id="113"/>
+    <w:bookmarkStart w:id="116" w:name="obis"/>
     <w:p>
       <w:pPr>
         <w:pStyle w:val="Heading3"/>
@@ -6996,7 +8019,7 @@
         <w:pStyle w:val="Compact"/>
         <w:numPr>
           <w:ilvl w:val="0"/>
-          <w:numId w:val="1027"/>
+          <w:numId w:val="1031"/>
         </w:numPr>
       </w:pPr>
       <w:r>
@@ -7008,7 +8031,7 @@
         <w:pStyle w:val="Compact"/>
         <w:numPr>
           <w:ilvl w:val="0"/>
-          <w:numId w:val="1027"/>
+          <w:numId w:val="1031"/>
         </w:numPr>
       </w:pPr>
       <w:r>
@@ -7020,7 +8043,7 @@
         <w:pStyle w:val="Compact"/>
         <w:numPr>
           <w:ilvl w:val="0"/>
-          <w:numId w:val="1027"/>
+          <w:numId w:val="1031"/>
         </w:numPr>
       </w:pPr>
       <w:r>
@@ -7029,7 +8052,7 @@
       <w:r>
         <w:t xml:space="preserve"> </w:t>
       </w:r>
-      <w:hyperlink r:id="rId111">
+      <w:hyperlink r:id="rId114">
         <w:r>
           <w:rPr>
             <w:rStyle w:val="Hyperlink"/>
@@ -7043,7 +8066,7 @@
         <w:pStyle w:val="Compact"/>
         <w:numPr>
           <w:ilvl w:val="0"/>
-          <w:numId w:val="1027"/>
+          <w:numId w:val="1031"/>
         </w:numPr>
       </w:pPr>
       <w:r>
@@ -7055,7 +8078,7 @@
         <w:pStyle w:val="Compact"/>
         <w:numPr>
           <w:ilvl w:val="0"/>
-          <w:numId w:val="1027"/>
+          <w:numId w:val="1031"/>
         </w:numPr>
       </w:pPr>
       <w:r>
@@ -7067,7 +8090,7 @@
         <w:pStyle w:val="Compact"/>
         <w:numPr>
           <w:ilvl w:val="0"/>
-          <w:numId w:val="1027"/>
+          <w:numId w:val="1031"/>
         </w:numPr>
       </w:pPr>
       <w:r>
@@ -7079,7 +8102,7 @@
         <w:pStyle w:val="Compact"/>
         <w:numPr>
           <w:ilvl w:val="0"/>
-          <w:numId w:val="1027"/>
+          <w:numId w:val="1031"/>
         </w:numPr>
       </w:pPr>
       <w:r>
@@ -7091,7 +8114,7 @@
         <w:pStyle w:val="Compact"/>
         <w:numPr>
           <w:ilvl w:val="1"/>
-          <w:numId w:val="1028"/>
+          <w:numId w:val="1032"/>
         </w:numPr>
       </w:pPr>
       <w:hyperlink r:id="rId29">
@@ -7108,7 +8131,7 @@
         <w:pStyle w:val="Compact"/>
         <w:numPr>
           <w:ilvl w:val="1"/>
-          <w:numId w:val="1028"/>
+          <w:numId w:val="1032"/>
         </w:numPr>
       </w:pPr>
       <w:r>
@@ -7117,7 +8140,7 @@
       <w:r>
         <w:t xml:space="preserve"> </w:t>
       </w:r>
-      <w:hyperlink r:id="rId112">
+      <w:hyperlink r:id="rId115">
         <w:r>
           <w:rPr>
             <w:rStyle w:val="Hyperlink"/>
@@ -7144,8 +8167,8 @@
         <w:t xml:space="preserve">Keyword</w:t>
       </w:r>
     </w:p>
-    <w:bookmarkEnd w:id="113"/>
-    <w:bookmarkStart w:id="117" w:name="erddap"/>
+    <w:bookmarkEnd w:id="116"/>
+    <w:bookmarkStart w:id="120" w:name="erddap"/>
     <w:p>
       <w:pPr>
         <w:pStyle w:val="Heading3"/>
@@ -7171,7 +8194,7 @@
         <w:pStyle w:val="Compact"/>
         <w:numPr>
           <w:ilvl w:val="0"/>
-          <w:numId w:val="1029"/>
+          <w:numId w:val="1033"/>
         </w:numPr>
       </w:pPr>
       <w:r>
@@ -7183,7 +8206,7 @@
         <w:pStyle w:val="Compact"/>
         <w:numPr>
           <w:ilvl w:val="0"/>
-          <w:numId w:val="1029"/>
+          <w:numId w:val="1033"/>
         </w:numPr>
       </w:pPr>
       <w:r>
@@ -7195,7 +8218,7 @@
         <w:pStyle w:val="Compact"/>
         <w:numPr>
           <w:ilvl w:val="0"/>
-          <w:numId w:val="1029"/>
+          <w:numId w:val="1033"/>
         </w:numPr>
       </w:pPr>
       <w:r>
@@ -7207,7 +8230,7 @@
         <w:pStyle w:val="Compact"/>
         <w:numPr>
           <w:ilvl w:val="0"/>
-          <w:numId w:val="1029"/>
+          <w:numId w:val="1033"/>
         </w:numPr>
       </w:pPr>
       <w:r>
@@ -7219,7 +8242,7 @@
         <w:pStyle w:val="Compact"/>
         <w:numPr>
           <w:ilvl w:val="0"/>
-          <w:numId w:val="1029"/>
+          <w:numId w:val="1033"/>
         </w:numPr>
       </w:pPr>
       <w:r>
@@ -7231,7 +8254,7 @@
         <w:pStyle w:val="Compact"/>
         <w:numPr>
           <w:ilvl w:val="0"/>
-          <w:numId w:val="1029"/>
+          <w:numId w:val="1033"/>
         </w:numPr>
       </w:pPr>
       <w:r>
@@ -7243,7 +8266,7 @@
         <w:pStyle w:val="Compact"/>
         <w:numPr>
           <w:ilvl w:val="0"/>
-          <w:numId w:val="1029"/>
+          <w:numId w:val="1033"/>
         </w:numPr>
       </w:pPr>
       <w:r>
@@ -7255,10 +8278,10 @@
         <w:pStyle w:val="Compact"/>
         <w:numPr>
           <w:ilvl w:val="1"/>
-          <w:numId w:val="1030"/>
-        </w:numPr>
-      </w:pPr>
-      <w:hyperlink r:id="rId114">
+          <w:numId w:val="1034"/>
+        </w:numPr>
+      </w:pPr>
+      <w:hyperlink r:id="rId117">
         <w:r>
           <w:rPr>
             <w:rStyle w:val="Hyperlink"/>
@@ -7272,7 +8295,7 @@
         <w:pStyle w:val="Compact"/>
         <w:numPr>
           <w:ilvl w:val="1"/>
-          <w:numId w:val="1030"/>
+          <w:numId w:val="1034"/>
         </w:numPr>
       </w:pPr>
       <w:r>
@@ -7284,10 +8307,10 @@
         <w:pStyle w:val="Compact"/>
         <w:numPr>
           <w:ilvl w:val="2"/>
-          <w:numId w:val="1031"/>
-        </w:numPr>
-      </w:pPr>
-      <w:hyperlink r:id="rId115">
+          <w:numId w:val="1035"/>
+        </w:numPr>
+      </w:pPr>
+      <w:hyperlink r:id="rId118">
         <w:r>
           <w:rPr>
             <w:rStyle w:val="Hyperlink"/>
@@ -7301,10 +8324,10 @@
         <w:pStyle w:val="Compact"/>
         <w:numPr>
           <w:ilvl w:val="2"/>
-          <w:numId w:val="1031"/>
-        </w:numPr>
-      </w:pPr>
-      <w:hyperlink r:id="rId116">
+          <w:numId w:val="1035"/>
+        </w:numPr>
+      </w:pPr>
+      <w:hyperlink r:id="rId119">
         <w:r>
           <w:rPr>
             <w:rStyle w:val="Hyperlink"/>
@@ -7313,9 +8336,9 @@
         </w:r>
       </w:hyperlink>
     </w:p>
-    <w:bookmarkEnd w:id="117"/>
-    <w:bookmarkEnd w:id="118"/>
-    <w:bookmarkStart w:id="124" w:name="metadata"/>
+    <w:bookmarkEnd w:id="120"/>
+    <w:bookmarkEnd w:id="121"/>
+    <w:bookmarkStart w:id="127" w:name="metadata"/>
     <w:p>
       <w:pPr>
         <w:pStyle w:val="Heading2"/>
@@ -7334,7 +8357,7 @@
       <w:r>
         <w:t xml:space="preserve"> </w:t>
       </w:r>
-      <w:hyperlink r:id="rId119">
+      <w:hyperlink r:id="rId122">
         <w:r>
           <w:rPr>
             <w:rStyle w:val="Hyperlink"/>
@@ -7351,7 +8374,7 @@
       <w:r>
         <w:t xml:space="preserve"> </w:t>
       </w:r>
-      <w:hyperlink r:id="rId83">
+      <w:hyperlink r:id="rId86">
         <w:r>
           <w:rPr>
             <w:rStyle w:val="Hyperlink"/>
@@ -7379,7 +8402,7 @@
       <w:tr>
         <w:tc>
           <w:tcPr/>
-          <w:bookmarkStart w:id="123" w:name="fig-portals-metadata"/>
+          <w:bookmarkStart w:id="126" w:name="fig-portals-metadata"/>
           <w:p>
             <w:pPr>
               <w:jc w:val="center"/>
@@ -7389,18 +8412,18 @@
                 <wp:inline>
                   <wp:extent cx="5334000" cy="1858009"/>
                   <wp:effectExtent b="0" l="0" r="0" t="0"/>
-                  <wp:docPr descr="" title="" id="121" name="Picture"/>
+                  <wp:docPr descr="" title="" id="124" name="Picture"/>
                   <a:graphic>
                     <a:graphicData uri="http://schemas.openxmlformats.org/drawingml/2006/picture">
                       <pic:pic>
                         <pic:nvPicPr>
-                          <pic:cNvPr descr="portals_files/figure-docx/mermaid-figure-2.png" id="122" name="Picture"/>
+                          <pic:cNvPr descr="portals_files/figure-docx/mermaid-figure-2.png" id="125" name="Picture"/>
                           <pic:cNvPicPr>
                             <a:picLocks noChangeArrowheads="1" noChangeAspect="1"/>
                           </pic:cNvPicPr>
                         </pic:nvPicPr>
                         <pic:blipFill>
-                          <a:blip r:embed="rId120"/>
+                          <a:blip r:embed="rId123"/>
                           <a:stretch>
                             <a:fillRect/>
                           </a:stretch>
@@ -7440,7 +8463,7 @@
               <w:t xml:space="preserve">Figure 6.2: Metadata in the form of ecological metadata language (EML) is used to describe the dataset in a consistent manner that can be ingested by the portals.</w:t>
             </w:r>
           </w:p>
-          <w:bookmarkEnd w:id="123"/>
+          <w:bookmarkEnd w:id="126"/>
         </w:tc>
       </w:tr>
     </w:tbl>
@@ -7457,7 +8480,7 @@
         <w:pStyle w:val="Compact"/>
         <w:numPr>
           <w:ilvl w:val="0"/>
-          <w:numId w:val="1032"/>
+          <w:numId w:val="1036"/>
         </w:numPr>
       </w:pPr>
       <w:r>
@@ -7469,7 +8492,7 @@
         <w:pStyle w:val="Compact"/>
         <w:numPr>
           <w:ilvl w:val="0"/>
-          <w:numId w:val="1032"/>
+          <w:numId w:val="1036"/>
         </w:numPr>
       </w:pPr>
       <w:r>
@@ -7481,7 +8504,7 @@
         <w:pStyle w:val="Compact"/>
         <w:numPr>
           <w:ilvl w:val="0"/>
-          <w:numId w:val="1032"/>
+          <w:numId w:val="1036"/>
         </w:numPr>
       </w:pPr>
       <w:r>
@@ -7493,7 +8516,7 @@
         <w:pStyle w:val="Compact"/>
         <w:numPr>
           <w:ilvl w:val="0"/>
-          <w:numId w:val="1032"/>
+          <w:numId w:val="1036"/>
         </w:numPr>
       </w:pPr>
       <w:r>
@@ -7505,7 +8528,7 @@
         <w:pStyle w:val="Compact"/>
         <w:numPr>
           <w:ilvl w:val="0"/>
-          <w:numId w:val="1032"/>
+          <w:numId w:val="1036"/>
         </w:numPr>
       </w:pPr>
       <w:r>
@@ -7517,7 +8540,7 @@
         <w:pStyle w:val="Compact"/>
         <w:numPr>
           <w:ilvl w:val="0"/>
-          <w:numId w:val="1032"/>
+          <w:numId w:val="1036"/>
         </w:numPr>
       </w:pPr>
       <w:r>
@@ -7532,8 +8555,8 @@
         <w:t xml:space="preserve">This standardized metadata enables automated data transformation and ingestion into various portal systems while preserving the original data context and quality information.</w:t>
       </w:r>
     </w:p>
-    <w:bookmarkEnd w:id="124"/>
-    <w:bookmarkStart w:id="129" w:name="meta-portals"/>
+    <w:bookmarkEnd w:id="127"/>
+    <w:bookmarkStart w:id="132" w:name="meta-portals"/>
     <w:p>
       <w:pPr>
         <w:pStyle w:val="Heading2"/>
@@ -7542,7 +8565,7 @@
         <w:t xml:space="preserve">6.5 Meta-Portals</w:t>
       </w:r>
     </w:p>
-    <w:bookmarkStart w:id="126" w:name="google-dataset-search"/>
+    <w:bookmarkStart w:id="129" w:name="google-dataset-search"/>
     <w:p>
       <w:pPr>
         <w:pStyle w:val="Heading3"/>
@@ -7561,7 +8584,7 @@
       <w:r>
         <w:t xml:space="preserve"> </w:t>
       </w:r>
-      <w:hyperlink r:id="rId125">
+      <w:hyperlink r:id="rId128">
         <w:r>
           <w:rPr>
             <w:rStyle w:val="Hyperlink"/>
@@ -7576,8 +8599,8 @@
         <w:t xml:space="preserve">through schema.org metadata. This ensures that CalCOFI data is discoverable through Google search and other search engines.</w:t>
       </w:r>
     </w:p>
-    <w:bookmarkEnd w:id="126"/>
-    <w:bookmarkStart w:id="128" w:name="odis"/>
+    <w:bookmarkEnd w:id="129"/>
+    <w:bookmarkStart w:id="131" w:name="odis"/>
     <w:p>
       <w:pPr>
         <w:pStyle w:val="Heading3"/>
@@ -7608,7 +8631,7 @@
       <w:r>
         <w:t xml:space="preserve"> </w:t>
       </w:r>
-      <w:hyperlink r:id="rId127">
+      <w:hyperlink r:id="rId130">
         <w:r>
           <w:rPr>
             <w:rStyle w:val="Hyperlink"/>
@@ -7630,7 +8653,7 @@
         <w:pStyle w:val="Compact"/>
         <w:numPr>
           <w:ilvl w:val="0"/>
-          <w:numId w:val="1033"/>
+          <w:numId w:val="1037"/>
         </w:numPr>
       </w:pPr>
       <w:r>
@@ -7642,7 +8665,7 @@
         <w:pStyle w:val="Compact"/>
         <w:numPr>
           <w:ilvl w:val="0"/>
-          <w:numId w:val="1033"/>
+          <w:numId w:val="1037"/>
         </w:numPr>
       </w:pPr>
       <w:r>
@@ -7654,16 +8677,16 @@
         <w:pStyle w:val="Compact"/>
         <w:numPr>
           <w:ilvl w:val="0"/>
-          <w:numId w:val="1033"/>
+          <w:numId w:val="1037"/>
         </w:numPr>
       </w:pPr>
       <w:r>
         <w:t xml:space="preserve">Integrated with global ocean data systems</w:t>
       </w:r>
     </w:p>
-    <w:bookmarkEnd w:id="128"/>
-    <w:bookmarkEnd w:id="129"/>
-    <w:bookmarkStart w:id="136" w:name="calcofi.io-tools"/>
+    <w:bookmarkEnd w:id="131"/>
+    <w:bookmarkEnd w:id="132"/>
+    <w:bookmarkStart w:id="139" w:name="calcofi.io-tools"/>
     <w:p>
       <w:pPr>
         <w:pStyle w:val="Heading2"/>
@@ -7680,7 +8703,7 @@
         <w:t xml:space="preserve">CalCOFI is also developing an integrated database and tools that enable efficient data access and analysis:</w:t>
       </w:r>
     </w:p>
-    <w:bookmarkStart w:id="131" w:name="apis"/>
+    <w:bookmarkStart w:id="134" w:name="apis"/>
     <w:p>
       <w:pPr>
         <w:pStyle w:val="Heading3"/>
@@ -7694,7 +8717,7 @@
         <w:pStyle w:val="Compact"/>
         <w:numPr>
           <w:ilvl w:val="0"/>
-          <w:numId w:val="1034"/>
+          <w:numId w:val="1038"/>
         </w:numPr>
       </w:pPr>
       <w:r>
@@ -7706,7 +8729,7 @@
         <w:pStyle w:val="Compact"/>
         <w:numPr>
           <w:ilvl w:val="0"/>
-          <w:numId w:val="1034"/>
+          <w:numId w:val="1038"/>
         </w:numPr>
       </w:pPr>
       <w:r>
@@ -7718,7 +8741,7 @@
         <w:pStyle w:val="Compact"/>
         <w:numPr>
           <w:ilvl w:val="0"/>
-          <w:numId w:val="1034"/>
+          <w:numId w:val="1038"/>
         </w:numPr>
       </w:pPr>
       <w:r>
@@ -7730,7 +8753,7 @@
         <w:pStyle w:val="Compact"/>
         <w:numPr>
           <w:ilvl w:val="0"/>
-          <w:numId w:val="1034"/>
+          <w:numId w:val="1038"/>
         </w:numPr>
       </w:pPr>
       <w:r>
@@ -7742,7 +8765,7 @@
         <w:pStyle w:val="Compact"/>
         <w:numPr>
           <w:ilvl w:val="1"/>
-          <w:numId w:val="1035"/>
+          <w:numId w:val="1039"/>
         </w:numPr>
       </w:pPr>
       <w:hyperlink r:id="rId41">
@@ -7759,10 +8782,10 @@
         <w:pStyle w:val="Compact"/>
         <w:numPr>
           <w:ilvl w:val="1"/>
-          <w:numId w:val="1035"/>
-        </w:numPr>
-      </w:pPr>
-      <w:hyperlink r:id="rId130">
+          <w:numId w:val="1039"/>
+        </w:numPr>
+      </w:pPr>
+      <w:hyperlink r:id="rId133">
         <w:r>
           <w:rPr>
             <w:rStyle w:val="Hyperlink"/>
@@ -7771,8 +8794,8 @@
         </w:r>
       </w:hyperlink>
     </w:p>
-    <w:bookmarkEnd w:id="131"/>
-    <w:bookmarkStart w:id="133" w:name="library"/>
+    <w:bookmarkEnd w:id="134"/>
+    <w:bookmarkStart w:id="136" w:name="library"/>
     <w:p>
       <w:pPr>
         <w:pStyle w:val="Heading3"/>
@@ -7786,7 +8809,7 @@
         <w:pStyle w:val="Compact"/>
         <w:numPr>
           <w:ilvl w:val="0"/>
-          <w:numId w:val="1036"/>
+          <w:numId w:val="1040"/>
         </w:numPr>
       </w:pPr>
       <w:r>
@@ -7798,7 +8821,7 @@
         <w:pStyle w:val="Compact"/>
         <w:numPr>
           <w:ilvl w:val="0"/>
-          <w:numId w:val="1036"/>
+          <w:numId w:val="1040"/>
         </w:numPr>
       </w:pPr>
       <w:r>
@@ -7810,7 +8833,7 @@
         <w:pStyle w:val="Compact"/>
         <w:numPr>
           <w:ilvl w:val="0"/>
-          <w:numId w:val="1036"/>
+          <w:numId w:val="1040"/>
         </w:numPr>
       </w:pPr>
       <w:r>
@@ -7822,7 +8845,7 @@
         <w:pStyle w:val="Compact"/>
         <w:numPr>
           <w:ilvl w:val="0"/>
-          <w:numId w:val="1036"/>
+          <w:numId w:val="1040"/>
         </w:numPr>
       </w:pPr>
       <w:r>
@@ -7834,10 +8857,10 @@
         <w:pStyle w:val="Compact"/>
         <w:numPr>
           <w:ilvl w:val="1"/>
-          <w:numId w:val="1037"/>
-        </w:numPr>
-      </w:pPr>
-      <w:hyperlink r:id="rId132">
+          <w:numId w:val="1041"/>
+        </w:numPr>
+      </w:pPr>
+      <w:hyperlink r:id="rId135">
         <w:r>
           <w:rPr>
             <w:rStyle w:val="Hyperlink"/>
@@ -7846,8 +8869,8 @@
         </w:r>
       </w:hyperlink>
     </w:p>
-    <w:bookmarkEnd w:id="133"/>
-    <w:bookmarkStart w:id="135" w:name="apps"/>
+    <w:bookmarkEnd w:id="136"/>
+    <w:bookmarkStart w:id="138" w:name="apps"/>
     <w:p>
       <w:pPr>
         <w:pStyle w:val="Heading3"/>
@@ -7861,7 +8884,7 @@
         <w:pStyle w:val="Compact"/>
         <w:numPr>
           <w:ilvl w:val="0"/>
-          <w:numId w:val="1038"/>
+          <w:numId w:val="1042"/>
         </w:numPr>
       </w:pPr>
       <w:r>
@@ -7873,7 +8896,7 @@
         <w:pStyle w:val="Compact"/>
         <w:numPr>
           <w:ilvl w:val="0"/>
-          <w:numId w:val="1038"/>
+          <w:numId w:val="1042"/>
         </w:numPr>
       </w:pPr>
       <w:r>
@@ -7885,7 +8908,7 @@
         <w:pStyle w:val="Compact"/>
         <w:numPr>
           <w:ilvl w:val="0"/>
-          <w:numId w:val="1038"/>
+          <w:numId w:val="1042"/>
         </w:numPr>
       </w:pPr>
       <w:r>
@@ -7897,7 +8920,7 @@
         <w:pStyle w:val="Compact"/>
         <w:numPr>
           <w:ilvl w:val="0"/>
-          <w:numId w:val="1038"/>
+          <w:numId w:val="1042"/>
         </w:numPr>
       </w:pPr>
       <w:r>
@@ -7909,10 +8932,10 @@
         <w:pStyle w:val="Compact"/>
         <w:numPr>
           <w:ilvl w:val="1"/>
-          <w:numId w:val="1039"/>
-        </w:numPr>
-      </w:pPr>
-      <w:hyperlink r:id="rId134">
+          <w:numId w:val="1043"/>
+        </w:numPr>
+      </w:pPr>
+      <w:hyperlink r:id="rId137">
         <w:r>
           <w:rPr>
             <w:rStyle w:val="Hyperlink"/>
@@ -7924,10 +8947,10 @@
         <w:t xml:space="preserve">, App button</w:t>
       </w:r>
     </w:p>
-    <w:bookmarkEnd w:id="135"/>
-    <w:bookmarkEnd w:id="136"/>
-    <w:bookmarkEnd w:id="137"/>
-    <w:bookmarkStart w:id="185" w:name="status"/>
+    <w:bookmarkEnd w:id="138"/>
+    <w:bookmarkEnd w:id="139"/>
+    <w:bookmarkEnd w:id="140"/>
+    <w:bookmarkStart w:id="188" w:name="status"/>
     <w:p>
       <w:pPr>
         <w:pStyle w:val="Heading1"/>
@@ -7936,7 +8959,7 @@
         <w:t xml:space="preserve">7. Status</w:t>
       </w:r>
     </w:p>
-    <w:bookmarkStart w:id="144" w:name="section"/>
+    <w:bookmarkStart w:id="147" w:name="section"/>
     <w:p>
       <w:pPr>
         <w:pStyle w:val="Heading2"/>
@@ -7959,7 +8982,7 @@
         <w:t xml:space="preserve">of CTD data.</w:t>
       </w:r>
     </w:p>
-    <w:bookmarkStart w:id="138" w:name="X937bd3087d53250a27eb0b6fbe085019fdffd80"/>
+    <w:bookmarkStart w:id="141" w:name="X937bd3087d53250a27eb0b6fbe085019fdffd80"/>
     <w:p>
       <w:pPr>
         <w:pStyle w:val="Heading3"/>
@@ -8011,7 +9034,7 @@
       <w:pPr>
         <w:numPr>
           <w:ilvl w:val="0"/>
-          <w:numId w:val="1040"/>
+          <w:numId w:val="1044"/>
         </w:numPr>
       </w:pPr>
       <w:r>
@@ -8032,7 +9055,7 @@
       <w:pPr>
         <w:numPr>
           <w:ilvl w:val="0"/>
-          <w:numId w:val="1040"/>
+          <w:numId w:val="1044"/>
         </w:numPr>
       </w:pPr>
       <w:r>
@@ -8081,7 +9104,7 @@
       <w:pPr>
         <w:numPr>
           <w:ilvl w:val="0"/>
-          <w:numId w:val="1040"/>
+          <w:numId w:val="1044"/>
         </w:numPr>
       </w:pPr>
       <w:r>
@@ -8129,8 +9152,8 @@
         </w:pict>
       </w:r>
     </w:p>
-    <w:bookmarkEnd w:id="138"/>
-    <w:bookmarkStart w:id="139" w:name="X4382a81008eef0c07c3d182046c591f52b58219"/>
+    <w:bookmarkEnd w:id="141"/>
+    <w:bookmarkStart w:id="142" w:name="X4382a81008eef0c07c3d182046c591f52b58219"/>
     <w:p>
       <w:pPr>
         <w:pStyle w:val="Heading3"/>
@@ -8183,7 +9206,7 @@
         <w:pStyle w:val="Compact"/>
         <w:numPr>
           <w:ilvl w:val="0"/>
-          <w:numId w:val="1041"/>
+          <w:numId w:val="1045"/>
         </w:numPr>
       </w:pPr>
       <w:r>
@@ -8205,7 +9228,7 @@
         <w:pStyle w:val="Compact"/>
         <w:numPr>
           <w:ilvl w:val="0"/>
-          <w:numId w:val="1041"/>
+          <w:numId w:val="1045"/>
         </w:numPr>
       </w:pPr>
       <w:r>
@@ -8230,7 +9253,7 @@
         <w:pStyle w:val="Compact"/>
         <w:numPr>
           <w:ilvl w:val="0"/>
-          <w:numId w:val="1041"/>
+          <w:numId w:val="1045"/>
         </w:numPr>
       </w:pPr>
       <w:r>
@@ -8281,8 +9304,8 @@
         </w:pict>
       </w:r>
     </w:p>
-    <w:bookmarkEnd w:id="139"/>
-    <w:bookmarkStart w:id="140" w:name="X53211351bbaf319ff09e897ce4e2c10df4d26fa"/>
+    <w:bookmarkEnd w:id="142"/>
+    <w:bookmarkStart w:id="143" w:name="X53211351bbaf319ff09e897ce4e2c10df4d26fa"/>
     <w:p>
       <w:pPr>
         <w:pStyle w:val="Heading3"/>
@@ -8320,7 +9343,7 @@
         <w:pStyle w:val="Compact"/>
         <w:numPr>
           <w:ilvl w:val="0"/>
-          <w:numId w:val="1042"/>
+          <w:numId w:val="1046"/>
         </w:numPr>
       </w:pPr>
       <w:r>
@@ -8363,7 +9386,7 @@
         <w:pStyle w:val="Compact"/>
         <w:numPr>
           <w:ilvl w:val="0"/>
-          <w:numId w:val="1042"/>
+          <w:numId w:val="1046"/>
         </w:numPr>
       </w:pPr>
       <w:r>
@@ -8388,7 +9411,7 @@
         <w:pStyle w:val="Compact"/>
         <w:numPr>
           <w:ilvl w:val="0"/>
-          <w:numId w:val="1042"/>
+          <w:numId w:val="1046"/>
         </w:numPr>
       </w:pPr>
       <w:r>
@@ -8457,8 +9480,8 @@
         </w:pict>
       </w:r>
     </w:p>
-    <w:bookmarkEnd w:id="140"/>
-    <w:bookmarkStart w:id="141" w:name="X2ac610fbe735553e54612facbfaa0e7548a631f"/>
+    <w:bookmarkEnd w:id="143"/>
+    <w:bookmarkStart w:id="144" w:name="X2ac610fbe735553e54612facbfaa0e7548a631f"/>
     <w:p>
       <w:pPr>
         <w:pStyle w:val="Heading3"/>
@@ -8510,7 +9533,7 @@
         <w:pStyle w:val="Compact"/>
         <w:numPr>
           <w:ilvl w:val="0"/>
-          <w:numId w:val="1043"/>
+          <w:numId w:val="1047"/>
         </w:numPr>
       </w:pPr>
       <w:r>
@@ -8535,7 +9558,7 @@
         <w:pStyle w:val="Compact"/>
         <w:numPr>
           <w:ilvl w:val="0"/>
-          <w:numId w:val="1043"/>
+          <w:numId w:val="1047"/>
         </w:numPr>
       </w:pPr>
       <w:r>
@@ -8563,7 +9586,7 @@
         <w:pStyle w:val="Compact"/>
         <w:numPr>
           <w:ilvl w:val="1"/>
-          <w:numId w:val="1044"/>
+          <w:numId w:val="1048"/>
         </w:numPr>
       </w:pPr>
       <w:r>
@@ -8575,7 +9598,7 @@
         <w:pStyle w:val="Compact"/>
         <w:numPr>
           <w:ilvl w:val="1"/>
-          <w:numId w:val="1044"/>
+          <w:numId w:val="1048"/>
         </w:numPr>
       </w:pPr>
       <w:r>
@@ -8587,7 +9610,7 @@
         <w:pStyle w:val="Compact"/>
         <w:numPr>
           <w:ilvl w:val="1"/>
-          <w:numId w:val="1044"/>
+          <w:numId w:val="1048"/>
         </w:numPr>
       </w:pPr>
       <w:r>
@@ -8599,7 +9622,7 @@
         <w:pStyle w:val="Compact"/>
         <w:numPr>
           <w:ilvl w:val="0"/>
-          <w:numId w:val="1043"/>
+          <w:numId w:val="1047"/>
         </w:numPr>
       </w:pPr>
       <w:r>
@@ -8637,8 +9660,8 @@
         </w:pict>
       </w:r>
     </w:p>
-    <w:bookmarkEnd w:id="141"/>
-    <w:bookmarkStart w:id="142" w:name="X412fb6f606d875da645c881803255dde586bbc8"/>
+    <w:bookmarkEnd w:id="144"/>
+    <w:bookmarkStart w:id="145" w:name="X412fb6f606d875da645c881803255dde586bbc8"/>
     <w:p>
       <w:pPr>
         <w:pStyle w:val="Heading3"/>
@@ -8660,7 +9683,7 @@
         <w:pStyle w:val="Compact"/>
         <w:numPr>
           <w:ilvl w:val="0"/>
-          <w:numId w:val="1045"/>
+          <w:numId w:val="1049"/>
         </w:numPr>
       </w:pPr>
       <w:r>
@@ -8703,7 +9726,7 @@
         <w:pStyle w:val="Compact"/>
         <w:numPr>
           <w:ilvl w:val="0"/>
-          <w:numId w:val="1045"/>
+          <w:numId w:val="1049"/>
         </w:numPr>
       </w:pPr>
       <w:r>
@@ -8760,8 +9783,8 @@
         </w:pict>
       </w:r>
     </w:p>
-    <w:bookmarkEnd w:id="142"/>
-    <w:bookmarkStart w:id="143" w:name="overall-impact"/>
+    <w:bookmarkEnd w:id="145"/>
+    <w:bookmarkStart w:id="146" w:name="overall-impact"/>
     <w:p>
       <w:pPr>
         <w:pStyle w:val="Heading3"/>
@@ -8796,7 +9819,7 @@
         <w:pStyle w:val="Compact"/>
         <w:numPr>
           <w:ilvl w:val="0"/>
-          <w:numId w:val="1046"/>
+          <w:numId w:val="1050"/>
         </w:numPr>
       </w:pPr>
       <w:r>
@@ -8808,7 +9831,7 @@
         <w:pStyle w:val="Compact"/>
         <w:numPr>
           <w:ilvl w:val="0"/>
-          <w:numId w:val="1046"/>
+          <w:numId w:val="1050"/>
         </w:numPr>
       </w:pPr>
       <w:r>
@@ -8820,7 +9843,7 @@
         <w:pStyle w:val="Compact"/>
         <w:numPr>
           <w:ilvl w:val="0"/>
-          <w:numId w:val="1046"/>
+          <w:numId w:val="1050"/>
         </w:numPr>
       </w:pPr>
       <w:r>
@@ -8848,16 +9871,16 @@
         <w:pStyle w:val="Compact"/>
         <w:numPr>
           <w:ilvl w:val="0"/>
-          <w:numId w:val="1046"/>
+          <w:numId w:val="1050"/>
         </w:numPr>
       </w:pPr>
       <w:r>
         <w:t xml:space="preserve">Public‑facing web presence and infrastructure are cleaner and more aligned, making it easier for stakeholders to find and use CalCOFI resources.</w:t>
       </w:r>
     </w:p>
-    <w:bookmarkEnd w:id="143"/>
-    <w:bookmarkEnd w:id="144"/>
-    <w:bookmarkStart w:id="184" w:name="section-1"/>
+    <w:bookmarkEnd w:id="146"/>
+    <w:bookmarkEnd w:id="147"/>
+    <w:bookmarkStart w:id="187" w:name="section-1"/>
     <w:p>
       <w:pPr>
         <w:pStyle w:val="Heading2"/>
@@ -8894,7 +9917,7 @@
         </w:pict>
       </w:r>
     </w:p>
-    <w:bookmarkStart w:id="151" w:name="api-enhancements"/>
+    <w:bookmarkStart w:id="154" w:name="api-enhancements"/>
     <w:p>
       <w:pPr>
         <w:pStyle w:val="Heading3"/>
@@ -8903,7 +9926,7 @@
         <w:t xml:space="preserve">7.2.1 API Enhancements</w:t>
       </w:r>
     </w:p>
-    <w:bookmarkStart w:id="150" w:name="new-features-data-integration"/>
+    <w:bookmarkStart w:id="153" w:name="new-features-data-integration"/>
     <w:p>
       <w:pPr>
         <w:pStyle w:val="Heading4"/>
@@ -8917,7 +9940,7 @@
         <w:pStyle w:val="Compact"/>
         <w:numPr>
           <w:ilvl w:val="0"/>
-          <w:numId w:val="1047"/>
+          <w:numId w:val="1051"/>
         </w:numPr>
       </w:pPr>
       <w:r>
@@ -8933,96 +9956,11 @@
         <w:pStyle w:val="Compact"/>
         <w:numPr>
           <w:ilvl w:val="1"/>
-          <w:numId w:val="1048"/>
+          <w:numId w:val="1052"/>
         </w:numPr>
       </w:pPr>
       <w:r>
         <w:t xml:space="preserve">Added ability to include bottle data and use relaxed criteria for net-to-cast matching (</w:t>
-      </w:r>
-      <w:hyperlink r:id="rId145">
-        <w:r>
-          <w:rPr>
-            <w:rStyle w:val="Hyperlink"/>
-          </w:rPr>
-          <w:t xml:space="preserve">commit</w:t>
-        </w:r>
-      </w:hyperlink>
-      <w:r>
-        <w:t xml:space="preserve">).</w:t>
-      </w:r>
-    </w:p>
-    <w:p>
-      <w:pPr>
-        <w:pStyle w:val="Compact"/>
-        <w:numPr>
-          <w:ilvl w:val="1"/>
-          <w:numId w:val="1048"/>
-        </w:numPr>
-      </w:pPr>
-      <w:r>
-        <w:t xml:space="preserve">Supported upcast/downcast data downloads (</w:t>
-      </w:r>
-      <w:hyperlink r:id="rId146">
-        <w:r>
-          <w:rPr>
-            <w:rStyle w:val="Hyperlink"/>
-          </w:rPr>
-          <w:t xml:space="preserve">commit</w:t>
-        </w:r>
-      </w:hyperlink>
-      <w:r>
-        <w:t xml:space="preserve">).</w:t>
-      </w:r>
-    </w:p>
-    <w:p>
-      <w:pPr>
-        <w:pStyle w:val="Compact"/>
-        <w:numPr>
-          <w:ilvl w:val="1"/>
-          <w:numId w:val="1048"/>
-        </w:numPr>
-      </w:pPr>
-      <w:r>
-        <w:t xml:space="preserve">Added Zooplankton biomass and improved ichthyodata output (</w:t>
-      </w:r>
-      <w:hyperlink r:id="rId147">
-        <w:r>
-          <w:rPr>
-            <w:rStyle w:val="Hyperlink"/>
-          </w:rPr>
-          <w:t xml:space="preserve">commit</w:t>
-        </w:r>
-      </w:hyperlink>
-      <w:r>
-        <w:t xml:space="preserve">).</w:t>
-      </w:r>
-    </w:p>
-    <w:p>
-      <w:pPr>
-        <w:pStyle w:val="Compact"/>
-        <w:numPr>
-          <w:ilvl w:val="0"/>
-          <w:numId w:val="1047"/>
-        </w:numPr>
-      </w:pPr>
-      <w:r>
-        <w:rPr>
-          <w:b/>
-          <w:bCs/>
-        </w:rPr>
-        <w:t xml:space="preserve">Performance &amp; Maintenance</w:t>
-      </w:r>
-    </w:p>
-    <w:p>
-      <w:pPr>
-        <w:pStyle w:val="Compact"/>
-        <w:numPr>
-          <w:ilvl w:val="1"/>
-          <w:numId w:val="1049"/>
-        </w:numPr>
-      </w:pPr>
-      <w:r>
-        <w:t xml:space="preserve">Implemented docker compose restart for Plumber API service (</w:t>
       </w:r>
       <w:hyperlink r:id="rId148">
         <w:r>
@@ -9040,8 +9978,54 @@
       <w:pPr>
         <w:pStyle w:val="Compact"/>
         <w:numPr>
-          <w:ilvl w:val="0"/>
-          <w:numId w:val="1047"/>
+          <w:ilvl w:val="1"/>
+          <w:numId w:val="1052"/>
+        </w:numPr>
+      </w:pPr>
+      <w:r>
+        <w:t xml:space="preserve">Supported upcast/downcast data downloads (</w:t>
+      </w:r>
+      <w:hyperlink r:id="rId149">
+        <w:r>
+          <w:rPr>
+            <w:rStyle w:val="Hyperlink"/>
+          </w:rPr>
+          <w:t xml:space="preserve">commit</w:t>
+        </w:r>
+      </w:hyperlink>
+      <w:r>
+        <w:t xml:space="preserve">).</w:t>
+      </w:r>
+    </w:p>
+    <w:p>
+      <w:pPr>
+        <w:pStyle w:val="Compact"/>
+        <w:numPr>
+          <w:ilvl w:val="1"/>
+          <w:numId w:val="1052"/>
+        </w:numPr>
+      </w:pPr>
+      <w:r>
+        <w:t xml:space="preserve">Added Zooplankton biomass and improved ichthyodata output (</w:t>
+      </w:r>
+      <w:hyperlink r:id="rId150">
+        <w:r>
+          <w:rPr>
+            <w:rStyle w:val="Hyperlink"/>
+          </w:rPr>
+          <w:t xml:space="preserve">commit</w:t>
+        </w:r>
+      </w:hyperlink>
+      <w:r>
+        <w:t xml:space="preserve">).</w:t>
+      </w:r>
+    </w:p>
+    <w:p>
+      <w:pPr>
+        <w:pStyle w:val="Compact"/>
+        <w:numPr>
+          <w:ilvl w:val="0"/>
+          <w:numId w:val="1051"/>
         </w:numPr>
       </w:pPr>
       <w:r>
@@ -9049,6 +10033,45 @@
           <w:b/>
           <w:bCs/>
         </w:rPr>
+        <w:t xml:space="preserve">Performance &amp; Maintenance</w:t>
+      </w:r>
+    </w:p>
+    <w:p>
+      <w:pPr>
+        <w:pStyle w:val="Compact"/>
+        <w:numPr>
+          <w:ilvl w:val="1"/>
+          <w:numId w:val="1053"/>
+        </w:numPr>
+      </w:pPr>
+      <w:r>
+        <w:t xml:space="preserve">Implemented docker compose restart for Plumber API service (</w:t>
+      </w:r>
+      <w:hyperlink r:id="rId151">
+        <w:r>
+          <w:rPr>
+            <w:rStyle w:val="Hyperlink"/>
+          </w:rPr>
+          <w:t xml:space="preserve">commit</w:t>
+        </w:r>
+      </w:hyperlink>
+      <w:r>
+        <w:t xml:space="preserve">).</w:t>
+      </w:r>
+    </w:p>
+    <w:p>
+      <w:pPr>
+        <w:pStyle w:val="Compact"/>
+        <w:numPr>
+          <w:ilvl w:val="0"/>
+          <w:numId w:val="1051"/>
+        </w:numPr>
+      </w:pPr>
+      <w:r>
+        <w:rPr>
+          <w:b/>
+          <w:bCs/>
+        </w:rPr>
         <w:t xml:space="preserve">Ongoing Work</w:t>
       </w:r>
     </w:p>
@@ -9057,7 +10080,7 @@
         <w:pStyle w:val="Compact"/>
         <w:numPr>
           <w:ilvl w:val="1"/>
-          <w:numId w:val="1050"/>
+          <w:numId w:val="1054"/>
         </w:numPr>
       </w:pPr>
       <w:r>
@@ -9069,13 +10092,13 @@
         <w:pStyle w:val="Compact"/>
         <w:numPr>
           <w:ilvl w:val="1"/>
-          <w:numId w:val="1050"/>
+          <w:numId w:val="1054"/>
         </w:numPr>
       </w:pPr>
       <w:r>
         <w:t xml:space="preserve">Development of a robust, user-friendly API for seamless DB integration (</w:t>
       </w:r>
-      <w:hyperlink r:id="rId149">
+      <w:hyperlink r:id="rId152">
         <w:r>
           <w:rPr>
             <w:rStyle w:val="Hyperlink"/>
@@ -9094,9 +10117,9 @@
         </w:pict>
       </w:r>
     </w:p>
-    <w:bookmarkEnd w:id="150"/>
-    <w:bookmarkEnd w:id="151"/>
-    <w:bookmarkStart w:id="154" w:name="apps-development"/>
+    <w:bookmarkEnd w:id="153"/>
+    <w:bookmarkEnd w:id="154"/>
+    <w:bookmarkStart w:id="157" w:name="apps-development"/>
     <w:p>
       <w:pPr>
         <w:pStyle w:val="Heading3"/>
@@ -9105,7 +10128,7 @@
         <w:t xml:space="preserve">7.2.2 Apps Development</w:t>
       </w:r>
     </w:p>
-    <w:bookmarkStart w:id="153" w:name="visualization-user-interface"/>
+    <w:bookmarkStart w:id="156" w:name="visualization-user-interface"/>
     <w:p>
       <w:pPr>
         <w:pStyle w:val="Heading4"/>
@@ -9119,7 +10142,7 @@
         <w:pStyle w:val="Compact"/>
         <w:numPr>
           <w:ilvl w:val="0"/>
-          <w:numId w:val="1051"/>
+          <w:numId w:val="1055"/>
         </w:numPr>
       </w:pPr>
       <w:r>
@@ -9135,7 +10158,7 @@
         <w:pStyle w:val="Compact"/>
         <w:numPr>
           <w:ilvl w:val="1"/>
-          <w:numId w:val="1052"/>
+          <w:numId w:val="1056"/>
         </w:numPr>
       </w:pPr>
       <w:r>
@@ -9144,7 +10167,7 @@
       <w:r>
         <w:t xml:space="preserve"> </w:t>
       </w:r>
-      <w:hyperlink r:id="rId152">
+      <w:hyperlink r:id="rId155">
         <w:r>
           <w:rPr>
             <w:rStyle w:val="Hyperlink"/>
@@ -9161,7 +10184,7 @@
         <w:pStyle w:val="Compact"/>
         <w:numPr>
           <w:ilvl w:val="1"/>
-          <w:numId w:val="1052"/>
+          <w:numId w:val="1056"/>
         </w:numPr>
       </w:pPr>
       <w:r>
@@ -9175,9 +10198,9 @@
         </w:pict>
       </w:r>
     </w:p>
-    <w:bookmarkEnd w:id="153"/>
-    <w:bookmarkEnd w:id="154"/>
-    <w:bookmarkStart w:id="160" w:name="calcofi4db-r-package-data-management"/>
+    <w:bookmarkEnd w:id="156"/>
+    <w:bookmarkEnd w:id="157"/>
+    <w:bookmarkStart w:id="163" w:name="calcofi4db-r-package-data-management"/>
     <w:p>
       <w:pPr>
         <w:pStyle w:val="Heading3"/>
@@ -9186,7 +10209,7 @@
         <w:t xml:space="preserve">7.2.3 calcofi4db: R Package &amp; Data Management</w:t>
       </w:r>
     </w:p>
-    <w:bookmarkStart w:id="159" w:name="r-package-initialization-data-ingestion"/>
+    <w:bookmarkStart w:id="162" w:name="r-package-initialization-data-ingestion"/>
     <w:p>
       <w:pPr>
         <w:pStyle w:val="Heading4"/>
@@ -9200,7 +10223,7 @@
         <w:pStyle w:val="Compact"/>
         <w:numPr>
           <w:ilvl w:val="0"/>
-          <w:numId w:val="1053"/>
+          <w:numId w:val="1057"/>
         </w:numPr>
       </w:pPr>
       <w:r>
@@ -9216,83 +10239,11 @@
         <w:pStyle w:val="Compact"/>
         <w:numPr>
           <w:ilvl w:val="1"/>
-          <w:numId w:val="1054"/>
+          <w:numId w:val="1058"/>
         </w:numPr>
       </w:pPr>
       <w:r>
         <w:t xml:space="preserve">Initial commit and setup (</w:t>
-      </w:r>
-      <w:hyperlink r:id="rId155">
-        <w:r>
-          <w:rPr>
-            <w:rStyle w:val="Hyperlink"/>
-          </w:rPr>
-          <w:t xml:space="preserve">commit</w:t>
-        </w:r>
-      </w:hyperlink>
-      <w:r>
-        <w:t xml:space="preserve">), including functions for ingesting CSV datasets and metadata.</w:t>
-      </w:r>
-    </w:p>
-    <w:p>
-      <w:pPr>
-        <w:pStyle w:val="Compact"/>
-        <w:numPr>
-          <w:ilvl w:val="1"/>
-          <w:numId w:val="1054"/>
-        </w:numPr>
-      </w:pPr>
-      <w:r>
-        <w:t xml:space="preserve">Refined change detection logic for source CSV files, improving tracking of table/field changes (</w:t>
-      </w:r>
-      <w:hyperlink r:id="rId156">
-        <w:r>
-          <w:rPr>
-            <w:rStyle w:val="Hyperlink"/>
-          </w:rPr>
-          <w:t xml:space="preserve">commit</w:t>
-        </w:r>
-      </w:hyperlink>
-      <w:r>
-        <w:t xml:space="preserve">).</w:t>
-      </w:r>
-    </w:p>
-    <w:p>
-      <w:pPr>
-        <w:pStyle w:val="Compact"/>
-        <w:numPr>
-          <w:ilvl w:val="1"/>
-          <w:numId w:val="1054"/>
-        </w:numPr>
-      </w:pPr>
-      <w:r>
-        <w:t xml:space="preserve">Enhanced documentation and site via pkgdown.</w:t>
-      </w:r>
-    </w:p>
-    <w:p>
-      <w:pPr>
-        <w:pStyle w:val="Compact"/>
-        <w:numPr>
-          <w:ilvl w:val="1"/>
-          <w:numId w:val="1054"/>
-        </w:numPr>
-      </w:pPr>
-      <w:r>
-        <w:t xml:space="preserve">Improved function naming and structure for ingestion (</w:t>
-      </w:r>
-      <w:hyperlink r:id="rId157">
-        <w:r>
-          <w:rPr>
-            <w:rStyle w:val="Hyperlink"/>
-          </w:rPr>
-          <w:t xml:space="preserve">commits</w:t>
-        </w:r>
-      </w:hyperlink>
-      <w:r>
-        <w:t xml:space="preserve">,</w:t>
-      </w:r>
-      <w:r>
-        <w:t xml:space="preserve"> </w:t>
       </w:r>
       <w:hyperlink r:id="rId158">
         <w:r>
@@ -9303,50 +10254,7 @@
         </w:r>
       </w:hyperlink>
       <w:r>
-        <w:t xml:space="preserve">).</w:t>
-      </w:r>
-    </w:p>
-    <w:p>
-      <w:r>
-        <w:pict>
-          <v:rect style="width:0;height:1.5pt" o:hralign="center" o:hrstd="t" o:hr="t"/>
-        </w:pict>
-      </w:r>
-    </w:p>
-    <w:bookmarkEnd w:id="159"/>
-    <w:bookmarkEnd w:id="160"/>
-    <w:bookmarkStart w:id="166" w:name="calcofi4r-spatial-ecological-data-tools"/>
-    <w:p>
-      <w:pPr>
-        <w:pStyle w:val="Heading3"/>
-      </w:pPr>
-      <w:r>
-        <w:t xml:space="preserve">7.2.4 calcofi4r: Spatial &amp; Ecological Data Tools</w:t>
-      </w:r>
-    </w:p>
-    <w:bookmarkStart w:id="165" w:name="data-layers-analysis-and-bug-fixes"/>
-    <w:p>
-      <w:pPr>
-        <w:pStyle w:val="Heading4"/>
-      </w:pPr>
-      <w:r>
-        <w:t xml:space="preserve">7.2.4.1 Data Layers, Analysis, and Bug Fixes</w:t>
-      </w:r>
-    </w:p>
-    <w:p>
-      <w:pPr>
-        <w:pStyle w:val="Compact"/>
-        <w:numPr>
-          <w:ilvl w:val="0"/>
-          <w:numId w:val="1055"/>
-        </w:numPr>
-      </w:pPr>
-      <w:r>
-        <w:rPr>
-          <w:b/>
-          <w:bCs/>
-        </w:rPr>
-        <w:t xml:space="preserve">Spatial Management Layers</w:t>
+        <w:t xml:space="preserve">), including functions for ingesting CSV datasets and metadata.</w:t>
       </w:r>
     </w:p>
     <w:p>
@@ -9354,66 +10262,13 @@
         <w:pStyle w:val="Compact"/>
         <w:numPr>
           <w:ilvl w:val="1"/>
-          <w:numId w:val="1056"/>
-        </w:numPr>
-      </w:pPr>
-      <w:r>
-        <w:t xml:space="preserve">Ongoing integration of BOEM Wind Planning Areas, Marine Protected Areas, and SCCWRP management regions (</w:t>
-      </w:r>
-      <w:hyperlink r:id="rId161">
-        <w:r>
-          <w:rPr>
-            <w:rStyle w:val="Hyperlink"/>
-          </w:rPr>
-          <w:t xml:space="preserve">issue</w:t>
-        </w:r>
-      </w:hyperlink>
-      <w:r>
-        <w:t xml:space="preserve">,</w:t>
-      </w:r>
-      <w:r>
-        <w:t xml:space="preserve"> </w:t>
-      </w:r>
-      <w:hyperlink r:id="rId162">
-        <w:r>
-          <w:rPr>
-            <w:rStyle w:val="Hyperlink"/>
-          </w:rPr>
-          <w:t xml:space="preserve">issue</w:t>
-        </w:r>
-      </w:hyperlink>
-      <w:r>
-        <w:t xml:space="preserve">).</w:t>
-      </w:r>
-    </w:p>
-    <w:p>
-      <w:pPr>
-        <w:pStyle w:val="Compact"/>
-        <w:numPr>
-          <w:ilvl w:val="0"/>
-          <w:numId w:val="1055"/>
-        </w:numPr>
-      </w:pPr>
-      <w:r>
-        <w:rPr>
-          <w:b/>
-          <w:bCs/>
-        </w:rPr>
-        <w:t xml:space="preserve">Analysis Functions</w:t>
-      </w:r>
-    </w:p>
-    <w:p>
-      <w:pPr>
-        <w:pStyle w:val="Compact"/>
-        <w:numPr>
-          <w:ilvl w:val="1"/>
-          <w:numId w:val="1057"/>
-        </w:numPr>
-      </w:pPr>
-      <w:r>
-        <w:t xml:space="preserve">Improved packages for ecological and spatial analysis, including new dependencies (</w:t>
-      </w:r>
-      <w:hyperlink r:id="rId163">
+          <w:numId w:val="1058"/>
+        </w:numPr>
+      </w:pPr>
+      <w:r>
+        <w:t xml:space="preserve">Refined change detection logic for source CSV files, improving tracking of table/field changes (</w:t>
+      </w:r>
+      <w:hyperlink r:id="rId159">
         <w:r>
           <w:rPr>
             <w:rStyle w:val="Hyperlink"/>
@@ -9429,8 +10284,84 @@
       <w:pPr>
         <w:pStyle w:val="Compact"/>
         <w:numPr>
-          <w:ilvl w:val="0"/>
-          <w:numId w:val="1055"/>
+          <w:ilvl w:val="1"/>
+          <w:numId w:val="1058"/>
+        </w:numPr>
+      </w:pPr>
+      <w:r>
+        <w:t xml:space="preserve">Enhanced documentation and site via pkgdown.</w:t>
+      </w:r>
+    </w:p>
+    <w:p>
+      <w:pPr>
+        <w:pStyle w:val="Compact"/>
+        <w:numPr>
+          <w:ilvl w:val="1"/>
+          <w:numId w:val="1058"/>
+        </w:numPr>
+      </w:pPr>
+      <w:r>
+        <w:t xml:space="preserve">Improved function naming and structure for ingestion (</w:t>
+      </w:r>
+      <w:hyperlink r:id="rId160">
+        <w:r>
+          <w:rPr>
+            <w:rStyle w:val="Hyperlink"/>
+          </w:rPr>
+          <w:t xml:space="preserve">commits</w:t>
+        </w:r>
+      </w:hyperlink>
+      <w:r>
+        <w:t xml:space="preserve">,</w:t>
+      </w:r>
+      <w:r>
+        <w:t xml:space="preserve"> </w:t>
+      </w:r>
+      <w:hyperlink r:id="rId161">
+        <w:r>
+          <w:rPr>
+            <w:rStyle w:val="Hyperlink"/>
+          </w:rPr>
+          <w:t xml:space="preserve">commit</w:t>
+        </w:r>
+      </w:hyperlink>
+      <w:r>
+        <w:t xml:space="preserve">).</w:t>
+      </w:r>
+    </w:p>
+    <w:p>
+      <w:r>
+        <w:pict>
+          <v:rect style="width:0;height:1.5pt" o:hralign="center" o:hrstd="t" o:hr="t"/>
+        </w:pict>
+      </w:r>
+    </w:p>
+    <w:bookmarkEnd w:id="162"/>
+    <w:bookmarkEnd w:id="163"/>
+    <w:bookmarkStart w:id="169" w:name="calcofi4r-spatial-ecological-data-tools"/>
+    <w:p>
+      <w:pPr>
+        <w:pStyle w:val="Heading3"/>
+      </w:pPr>
+      <w:r>
+        <w:t xml:space="preserve">7.2.4 calcofi4r: Spatial &amp; Ecological Data Tools</w:t>
+      </w:r>
+    </w:p>
+    <w:bookmarkStart w:id="168" w:name="data-layers-analysis-and-bug-fixes"/>
+    <w:p>
+      <w:pPr>
+        <w:pStyle w:val="Heading4"/>
+      </w:pPr>
+      <w:r>
+        <w:t xml:space="preserve">7.2.4.1 Data Layers, Analysis, and Bug Fixes</w:t>
+      </w:r>
+    </w:p>
+    <w:p>
+      <w:pPr>
+        <w:pStyle w:val="Compact"/>
+        <w:numPr>
+          <w:ilvl w:val="0"/>
+          <w:numId w:val="1059"/>
         </w:numPr>
       </w:pPr>
       <w:r>
@@ -9438,7 +10369,7 @@
           <w:b/>
           <w:bCs/>
         </w:rPr>
-        <w:t xml:space="preserve">User Feedback</w:t>
+        <w:t xml:space="preserve">Spatial Management Layers</w:t>
       </w:r>
     </w:p>
     <w:p>
@@ -9446,11 +10377,11 @@
         <w:pStyle w:val="Compact"/>
         <w:numPr>
           <w:ilvl w:val="1"/>
-          <w:numId w:val="1058"/>
-        </w:numPr>
-      </w:pPr>
-      <w:r>
-        <w:t xml:space="preserve">Addressing user-reported bugs such as deprecated function calls (</w:t>
+          <w:numId w:val="1060"/>
+        </w:numPr>
+      </w:pPr>
+      <w:r>
+        <w:t xml:space="preserve">Ongoing integration of BOEM Wind Planning Areas, Marine Protected Areas, and SCCWRP management regions (</w:t>
       </w:r>
       <w:hyperlink r:id="rId164">
         <w:r>
@@ -9461,34 +10392,21 @@
         </w:r>
       </w:hyperlink>
       <w:r>
+        <w:t xml:space="preserve">,</w:t>
+      </w:r>
+      <w:r>
+        <w:t xml:space="preserve"> </w:t>
+      </w:r>
+      <w:hyperlink r:id="rId165">
+        <w:r>
+          <w:rPr>
+            <w:rStyle w:val="Hyperlink"/>
+          </w:rPr>
+          <w:t xml:space="preserve">issue</w:t>
+        </w:r>
+      </w:hyperlink>
+      <w:r>
         <w:t xml:space="preserve">).</w:t>
-      </w:r>
-    </w:p>
-    <w:p>
-      <w:r>
-        <w:pict>
-          <v:rect style="width:0;height:1.5pt" o:hralign="center" o:hrstd="t" o:hr="t"/>
-        </w:pict>
-      </w:r>
-    </w:p>
-    <w:bookmarkEnd w:id="165"/>
-    <w:bookmarkEnd w:id="166"/>
-    <w:bookmarkStart w:id="170" w:name="documentation-docs"/>
-    <w:p>
-      <w:pPr>
-        <w:pStyle w:val="Heading3"/>
-      </w:pPr>
-      <w:r>
-        <w:t xml:space="preserve">7.2.5 Documentation (docs)</w:t>
-      </w:r>
-    </w:p>
-    <w:bookmarkStart w:id="169" w:name="infrastructure-environment"/>
-    <w:p>
-      <w:pPr>
-        <w:pStyle w:val="Heading4"/>
-      </w:pPr>
-      <w:r>
-        <w:t xml:space="preserve">7.2.5.1 Infrastructure &amp; Environment</w:t>
       </w:r>
     </w:p>
     <w:p>
@@ -9504,7 +10422,7 @@
           <w:b/>
           <w:bCs/>
         </w:rPr>
-        <w:t xml:space="preserve">Documentation Site Updates</w:t>
+        <w:t xml:space="preserve">Analysis Functions</w:t>
       </w:r>
     </w:p>
     <w:p>
@@ -9512,13 +10430,13 @@
         <w:pStyle w:val="Compact"/>
         <w:numPr>
           <w:ilvl w:val="1"/>
-          <w:numId w:val="1060"/>
-        </w:numPr>
-      </w:pPr>
-      <w:r>
-        <w:t xml:space="preserve">Added documentation for new packages and ingestion workflows (</w:t>
-      </w:r>
-      <w:hyperlink r:id="rId167">
+          <w:numId w:val="1061"/>
+        </w:numPr>
+      </w:pPr>
+      <w:r>
+        <w:t xml:space="preserve">Improved packages for ecological and spatial analysis, including new dependencies (</w:t>
+      </w:r>
+      <w:hyperlink r:id="rId166">
         <w:r>
           <w:rPr>
             <w:rStyle w:val="Hyperlink"/>
@@ -9534,14 +10452,119 @@
       <w:pPr>
         <w:pStyle w:val="Compact"/>
         <w:numPr>
+          <w:ilvl w:val="0"/>
+          <w:numId w:val="1059"/>
+        </w:numPr>
+      </w:pPr>
+      <w:r>
+        <w:rPr>
+          <w:b/>
+          <w:bCs/>
+        </w:rPr>
+        <w:t xml:space="preserve">User Feedback</w:t>
+      </w:r>
+    </w:p>
+    <w:p>
+      <w:pPr>
+        <w:pStyle w:val="Compact"/>
+        <w:numPr>
           <w:ilvl w:val="1"/>
-          <w:numId w:val="1060"/>
+          <w:numId w:val="1062"/>
+        </w:numPr>
+      </w:pPr>
+      <w:r>
+        <w:t xml:space="preserve">Addressing user-reported bugs such as deprecated function calls (</w:t>
+      </w:r>
+      <w:hyperlink r:id="rId167">
+        <w:r>
+          <w:rPr>
+            <w:rStyle w:val="Hyperlink"/>
+          </w:rPr>
+          <w:t xml:space="preserve">issue</w:t>
+        </w:r>
+      </w:hyperlink>
+      <w:r>
+        <w:t xml:space="preserve">).</w:t>
+      </w:r>
+    </w:p>
+    <w:p>
+      <w:r>
+        <w:pict>
+          <v:rect style="width:0;height:1.5pt" o:hralign="center" o:hrstd="t" o:hr="t"/>
+        </w:pict>
+      </w:r>
+    </w:p>
+    <w:bookmarkEnd w:id="168"/>
+    <w:bookmarkEnd w:id="169"/>
+    <w:bookmarkStart w:id="173" w:name="documentation-docs"/>
+    <w:p>
+      <w:pPr>
+        <w:pStyle w:val="Heading3"/>
+      </w:pPr>
+      <w:r>
+        <w:t xml:space="preserve">7.2.5 Documentation (docs)</w:t>
+      </w:r>
+    </w:p>
+    <w:bookmarkStart w:id="172" w:name="infrastructure-environment"/>
+    <w:p>
+      <w:pPr>
+        <w:pStyle w:val="Heading4"/>
+      </w:pPr>
+      <w:r>
+        <w:t xml:space="preserve">7.2.5.1 Infrastructure &amp; Environment</w:t>
+      </w:r>
+    </w:p>
+    <w:p>
+      <w:pPr>
+        <w:pStyle w:val="Compact"/>
+        <w:numPr>
+          <w:ilvl w:val="0"/>
+          <w:numId w:val="1063"/>
+        </w:numPr>
+      </w:pPr>
+      <w:r>
+        <w:rPr>
+          <w:b/>
+          <w:bCs/>
+        </w:rPr>
+        <w:t xml:space="preserve">Documentation Site Updates</w:t>
+      </w:r>
+    </w:p>
+    <w:p>
+      <w:pPr>
+        <w:pStyle w:val="Compact"/>
+        <w:numPr>
+          <w:ilvl w:val="1"/>
+          <w:numId w:val="1064"/>
+        </w:numPr>
+      </w:pPr>
+      <w:r>
+        <w:t xml:space="preserve">Added documentation for new packages and ingestion workflows (</w:t>
+      </w:r>
+      <w:hyperlink r:id="rId170">
+        <w:r>
+          <w:rPr>
+            <w:rStyle w:val="Hyperlink"/>
+          </w:rPr>
+          <w:t xml:space="preserve">commit</w:t>
+        </w:r>
+      </w:hyperlink>
+      <w:r>
+        <w:t xml:space="preserve">).</w:t>
+      </w:r>
+    </w:p>
+    <w:p>
+      <w:pPr>
+        <w:pStyle w:val="Compact"/>
+        <w:numPr>
+          <w:ilvl w:val="1"/>
+          <w:numId w:val="1064"/>
         </w:numPr>
       </w:pPr>
       <w:r>
         <w:t xml:space="preserve">Improved environment handling for rendering with Quarto and Chromium (</w:t>
       </w:r>
-      <w:hyperlink r:id="rId168">
+      <w:hyperlink r:id="rId171">
         <w:r>
           <w:rPr>
             <w:rStyle w:val="Hyperlink"/>
@@ -9558,7 +10581,7 @@
         <w:pStyle w:val="Compact"/>
         <w:numPr>
           <w:ilvl w:val="1"/>
-          <w:numId w:val="1060"/>
+          <w:numId w:val="1064"/>
         </w:numPr>
       </w:pPr>
       <w:r>
@@ -9572,9 +10595,9 @@
         </w:pict>
       </w:r>
     </w:p>
-    <w:bookmarkEnd w:id="169"/>
-    <w:bookmarkEnd w:id="170"/>
-    <w:bookmarkStart w:id="172" w:name="server"/>
+    <w:bookmarkEnd w:id="172"/>
+    <w:bookmarkEnd w:id="173"/>
+    <w:bookmarkStart w:id="175" w:name="server"/>
     <w:p>
       <w:pPr>
         <w:pStyle w:val="Heading3"/>
@@ -9583,7 +10606,7 @@
         <w:t xml:space="preserve">7.2.6 Server</w:t>
       </w:r>
     </w:p>
-    <w:bookmarkStart w:id="171" w:name="backend-infrastructure"/>
+    <w:bookmarkStart w:id="174" w:name="backend-infrastructure"/>
     <w:p>
       <w:pPr>
         <w:pStyle w:val="Heading4"/>
@@ -9597,7 +10620,7 @@
         <w:pStyle w:val="Compact"/>
         <w:numPr>
           <w:ilvl w:val="0"/>
-          <w:numId w:val="1061"/>
+          <w:numId w:val="1065"/>
         </w:numPr>
       </w:pPr>
       <w:r>
@@ -9613,7 +10636,7 @@
         <w:pStyle w:val="Compact"/>
         <w:numPr>
           <w:ilvl w:val="1"/>
-          <w:numId w:val="1062"/>
+          <w:numId w:val="1066"/>
         </w:numPr>
       </w:pPr>
       <w:r>
@@ -9625,7 +10648,7 @@
         <w:pStyle w:val="Compact"/>
         <w:numPr>
           <w:ilvl w:val="1"/>
-          <w:numId w:val="1062"/>
+          <w:numId w:val="1066"/>
         </w:numPr>
       </w:pPr>
       <w:r>
@@ -9639,9 +10662,9 @@
         </w:pict>
       </w:r>
     </w:p>
-    <w:bookmarkEnd w:id="171"/>
-    <w:bookmarkEnd w:id="172"/>
-    <w:bookmarkStart w:id="177" w:name="workflows"/>
+    <w:bookmarkEnd w:id="174"/>
+    <w:bookmarkEnd w:id="175"/>
+    <w:bookmarkStart w:id="180" w:name="workflows"/>
     <w:p>
       <w:pPr>
         <w:pStyle w:val="Heading3"/>
@@ -9650,7 +10673,7 @@
         <w:t xml:space="preserve">7.2.7 Workflows</w:t>
       </w:r>
     </w:p>
-    <w:bookmarkStart w:id="176" w:name="X9992dbdca38798687025ab1100a6897f17837b4"/>
+    <w:bookmarkStart w:id="179" w:name="X9992dbdca38798687025ab1100a6897f17837b4"/>
     <w:p>
       <w:pPr>
         <w:pStyle w:val="Heading4"/>
@@ -9664,7 +10687,7 @@
         <w:pStyle w:val="Compact"/>
         <w:numPr>
           <w:ilvl w:val="0"/>
-          <w:numId w:val="1063"/>
+          <w:numId w:val="1067"/>
         </w:numPr>
       </w:pPr>
       <w:r>
@@ -9680,13 +10703,13 @@
         <w:pStyle w:val="Compact"/>
         <w:numPr>
           <w:ilvl w:val="1"/>
-          <w:numId w:val="1064"/>
+          <w:numId w:val="1068"/>
         </w:numPr>
       </w:pPr>
       <w:r>
         <w:t xml:space="preserve">Multiple commits show ongoing development of data ingestion, harmonization, and visualization workflows (</w:t>
       </w:r>
-      <w:hyperlink r:id="rId173">
+      <w:hyperlink r:id="rId176">
         <w:r>
           <w:rPr>
             <w:rStyle w:val="Hyperlink"/>
@@ -9700,7 +10723,7 @@
       <w:r>
         <w:t xml:space="preserve"> </w:t>
       </w:r>
-      <w:hyperlink r:id="rId174">
+      <w:hyperlink r:id="rId177">
         <w:r>
           <w:rPr>
             <w:rStyle w:val="Hyperlink"/>
@@ -9717,7 +10740,7 @@
         <w:pStyle w:val="Compact"/>
         <w:numPr>
           <w:ilvl w:val="0"/>
-          <w:numId w:val="1063"/>
+          <w:numId w:val="1067"/>
         </w:numPr>
       </w:pPr>
       <w:r>
@@ -9733,13 +10756,13 @@
         <w:pStyle w:val="Compact"/>
         <w:numPr>
           <w:ilvl w:val="1"/>
-          <w:numId w:val="1065"/>
+          <w:numId w:val="1069"/>
         </w:numPr>
       </w:pPr>
       <w:r>
         <w:t xml:space="preserve">Registering datasets with ODIS (using JSON-LD) for broader interoperability (</w:t>
       </w:r>
-      <w:hyperlink r:id="rId175">
+      <w:hyperlink r:id="rId178">
         <w:r>
           <w:rPr>
             <w:rStyle w:val="Hyperlink"/>
@@ -9756,7 +10779,7 @@
         <w:pStyle w:val="Compact"/>
         <w:numPr>
           <w:ilvl w:val="0"/>
-          <w:numId w:val="1063"/>
+          <w:numId w:val="1067"/>
         </w:numPr>
       </w:pPr>
       <w:r>
@@ -9772,7 +10795,7 @@
         <w:pStyle w:val="Compact"/>
         <w:numPr>
           <w:ilvl w:val="1"/>
-          <w:numId w:val="1066"/>
+          <w:numId w:val="1070"/>
         </w:numPr>
       </w:pPr>
       <w:r>
@@ -9784,7 +10807,7 @@
         <w:pStyle w:val="Compact"/>
         <w:numPr>
           <w:ilvl w:val="0"/>
-          <w:numId w:val="1063"/>
+          <w:numId w:val="1067"/>
         </w:numPr>
       </w:pPr>
       <w:r>
@@ -9800,7 +10823,7 @@
         <w:pStyle w:val="Compact"/>
         <w:numPr>
           <w:ilvl w:val="1"/>
-          <w:numId w:val="1067"/>
+          <w:numId w:val="1071"/>
         </w:numPr>
       </w:pPr>
       <w:r>
@@ -9814,9 +10837,9 @@
         </w:pict>
       </w:r>
     </w:p>
-    <w:bookmarkEnd w:id="176"/>
-    <w:bookmarkEnd w:id="177"/>
-    <w:bookmarkStart w:id="181" w:name="key-themes-impact"/>
+    <w:bookmarkEnd w:id="179"/>
+    <w:bookmarkEnd w:id="180"/>
+    <w:bookmarkStart w:id="184" w:name="key-themes-impact"/>
     <w:p>
       <w:pPr>
         <w:pStyle w:val="Heading3"/>
@@ -9825,7 +10848,7 @@
         <w:t xml:space="preserve">7.2.8 Key Themes &amp; Impact</w:t>
       </w:r>
     </w:p>
-    <w:bookmarkStart w:id="178" w:name="integration-interoperability"/>
+    <w:bookmarkStart w:id="181" w:name="integration-interoperability"/>
     <w:p>
       <w:pPr>
         <w:pStyle w:val="Heading4"/>
@@ -9839,7 +10862,7 @@
         <w:pStyle w:val="Compact"/>
         <w:numPr>
           <w:ilvl w:val="0"/>
-          <w:numId w:val="1068"/>
+          <w:numId w:val="1072"/>
         </w:numPr>
       </w:pPr>
       <w:r>
@@ -9851,15 +10874,15 @@
         <w:pStyle w:val="Compact"/>
         <w:numPr>
           <w:ilvl w:val="0"/>
-          <w:numId w:val="1068"/>
+          <w:numId w:val="1072"/>
         </w:numPr>
       </w:pPr>
       <w:r>
         <w:t xml:space="preserve">Enhanced interoperability through ODIS registration and harmonized workflows.</w:t>
       </w:r>
     </w:p>
-    <w:bookmarkEnd w:id="178"/>
-    <w:bookmarkStart w:id="179" w:name="data-accessibility-usability"/>
+    <w:bookmarkEnd w:id="181"/>
+    <w:bookmarkStart w:id="182" w:name="data-accessibility-usability"/>
     <w:p>
       <w:pPr>
         <w:pStyle w:val="Heading4"/>
@@ -9873,7 +10896,7 @@
         <w:pStyle w:val="Compact"/>
         <w:numPr>
           <w:ilvl w:val="0"/>
-          <w:numId w:val="1069"/>
+          <w:numId w:val="1073"/>
         </w:numPr>
       </w:pPr>
       <w:r>
@@ -9885,15 +10908,15 @@
         <w:pStyle w:val="Compact"/>
         <w:numPr>
           <w:ilvl w:val="0"/>
-          <w:numId w:val="1069"/>
+          <w:numId w:val="1073"/>
         </w:numPr>
       </w:pPr>
       <w:r>
         <w:t xml:space="preserve">Expanded support for spatial management areas and ecological datasets.</w:t>
       </w:r>
     </w:p>
-    <w:bookmarkEnd w:id="179"/>
-    <w:bookmarkStart w:id="180" w:name="infrastructure-sustainability"/>
+    <w:bookmarkEnd w:id="182"/>
+    <w:bookmarkStart w:id="183" w:name="infrastructure-sustainability"/>
     <w:p>
       <w:pPr>
         <w:pStyle w:val="Heading4"/>
@@ -9907,7 +10930,7 @@
         <w:pStyle w:val="Compact"/>
         <w:numPr>
           <w:ilvl w:val="0"/>
-          <w:numId w:val="1070"/>
+          <w:numId w:val="1074"/>
         </w:numPr>
       </w:pPr>
       <w:r>
@@ -9921,9 +10944,9 @@
         </w:pict>
       </w:r>
     </w:p>
-    <w:bookmarkEnd w:id="180"/>
-    <w:bookmarkEnd w:id="181"/>
-    <w:bookmarkStart w:id="183" w:name="for-more-details"/>
+    <w:bookmarkEnd w:id="183"/>
+    <w:bookmarkEnd w:id="184"/>
+    <w:bookmarkStart w:id="186" w:name="for-more-details"/>
     <w:p>
       <w:pPr>
         <w:pStyle w:val="Heading3"/>
@@ -9937,7 +10960,7 @@
         <w:pStyle w:val="Compact"/>
         <w:numPr>
           <w:ilvl w:val="0"/>
-          <w:numId w:val="1071"/>
+          <w:numId w:val="1075"/>
         </w:numPr>
       </w:pPr>
       <w:r>
@@ -9952,7 +10975,7 @@
         <w:pStyle w:val="Compact"/>
         <w:numPr>
           <w:ilvl w:val="0"/>
-          <w:numId w:val="1071"/>
+          <w:numId w:val="1075"/>
         </w:numPr>
       </w:pPr>
       <w:r>
@@ -9961,7 +10984,7 @@
       <w:r>
         <w:t xml:space="preserve"> </w:t>
       </w:r>
-      <w:hyperlink r:id="rId182">
+      <w:hyperlink r:id="rId185">
         <w:r>
           <w:rPr>
             <w:rStyle w:val="Hyperlink"/>
@@ -9976,10 +10999,10 @@
         <w:t xml:space="preserve">and filter by year.</w:t>
       </w:r>
     </w:p>
-    <w:bookmarkEnd w:id="183"/>
-    <w:bookmarkEnd w:id="184"/>
-    <w:bookmarkEnd w:id="185"/>
-    <w:bookmarkStart w:id="194" w:name="references"/>
+    <w:bookmarkEnd w:id="186"/>
+    <w:bookmarkEnd w:id="187"/>
+    <w:bookmarkEnd w:id="188"/>
+    <w:bookmarkStart w:id="197" w:name="references"/>
     <w:p>
       <w:pPr>
         <w:pStyle w:val="Heading1"/>
@@ -9988,7 +11011,7 @@
         <w:t xml:space="preserve">8. References</w:t>
       </w:r>
     </w:p>
-    <w:bookmarkStart w:id="193" w:name="r-packages"/>
+    <w:bookmarkStart w:id="196" w:name="r-packages"/>
     <w:p>
       <w:pPr>
         <w:pStyle w:val="Heading2"/>
@@ -10002,7 +11025,7 @@
         <w:pStyle w:val="Compact"/>
         <w:numPr>
           <w:ilvl w:val="0"/>
-          <w:numId w:val="1072"/>
+          <w:numId w:val="1076"/>
         </w:numPr>
       </w:pPr>
       <w:r>
@@ -10031,7 +11054,7 @@
         <w:pStyle w:val="Compact"/>
         <w:numPr>
           <w:ilvl w:val="0"/>
-          <w:numId w:val="1072"/>
+          <w:numId w:val="1076"/>
         </w:numPr>
       </w:pPr>
       <w:r>
@@ -10060,7 +11083,7 @@
         <w:pStyle w:val="Compact"/>
         <w:numPr>
           <w:ilvl w:val="0"/>
-          <w:numId w:val="1072"/>
+          <w:numId w:val="1076"/>
         </w:numPr>
       </w:pPr>
       <w:r>
@@ -10084,8 +11107,8 @@
         <w:t xml:space="preserve">)</w:t>
       </w:r>
     </w:p>
-    <w:bookmarkStart w:id="192" w:name="refs"/>
-    <w:bookmarkStart w:id="187" w:name="ref-R-quarto"/>
+    <w:bookmarkStart w:id="195" w:name="refs"/>
+    <w:bookmarkStart w:id="190" w:name="ref-R-quarto"/>
     <w:p>
       <w:pPr>
         <w:pStyle w:val="Bibliography"/>
@@ -10109,7 +11132,7 @@
       <w:r>
         <w:t xml:space="preserve"> </w:t>
       </w:r>
-      <w:hyperlink r:id="rId186">
+      <w:hyperlink r:id="rId189">
         <w:r>
           <w:rPr>
             <w:rStyle w:val="Hyperlink"/>
@@ -10121,8 +11144,8 @@
         <w:t xml:space="preserve">.</w:t>
       </w:r>
     </w:p>
-    <w:bookmarkEnd w:id="187"/>
-    <w:bookmarkStart w:id="189" w:name="ref-R-shiny"/>
+    <w:bookmarkEnd w:id="190"/>
+    <w:bookmarkStart w:id="192" w:name="ref-R-shiny"/>
     <w:p>
       <w:pPr>
         <w:pStyle w:val="Bibliography"/>
@@ -10146,7 +11169,7 @@
       <w:r>
         <w:t xml:space="preserve"> </w:t>
       </w:r>
-      <w:hyperlink r:id="rId188">
+      <w:hyperlink r:id="rId191">
         <w:r>
           <w:rPr>
             <w:rStyle w:val="Hyperlink"/>
@@ -10158,8 +11181,8 @@
         <w:t xml:space="preserve">.</w:t>
       </w:r>
     </w:p>
-    <w:bookmarkEnd w:id="189"/>
-    <w:bookmarkStart w:id="191" w:name="ref-R-plumber"/>
+    <w:bookmarkEnd w:id="192"/>
+    <w:bookmarkStart w:id="194" w:name="ref-R-plumber"/>
     <w:p>
       <w:pPr>
         <w:pStyle w:val="Bibliography"/>
@@ -10183,7 +11206,7 @@
       <w:r>
         <w:t xml:space="preserve"> </w:t>
       </w:r>
-      <w:hyperlink r:id="rId190">
+      <w:hyperlink r:id="rId193">
         <w:r>
           <w:rPr>
             <w:rStyle w:val="Hyperlink"/>
@@ -10195,10 +11218,10 @@
         <w:t xml:space="preserve">.</w:t>
       </w:r>
     </w:p>
-    <w:bookmarkEnd w:id="191"/>
-    <w:bookmarkEnd w:id="192"/>
-    <w:bookmarkEnd w:id="193"/>
     <w:bookmarkEnd w:id="194"/>
+    <w:bookmarkEnd w:id="195"/>
+    <w:bookmarkEnd w:id="196"/>
+    <w:bookmarkEnd w:id="197"/>
     <w:sectPr>
       <w:footnotePr>
         <w:numRestart w:val="eachSect"/>
@@ -10531,6 +11554,15 @@
     <w:abstractNumId w:val="991"/>
   </w:num>
   <w:num w:numId="1011">
+    <w:abstractNumId w:val="991"/>
+  </w:num>
+  <w:num w:numId="1012">
+    <w:abstractNumId w:val="991"/>
+  </w:num>
+  <w:num w:numId="1013">
+    <w:abstractNumId w:val="991"/>
+  </w:num>
+  <w:num w:numId="1014">
     <w:abstractNumId w:val="99411"/>
     <w:lvlOverride w:ilvl="0">
       <w:startOverride w:val="1"/>
@@ -10559,15 +11591,6 @@
     <w:lvlOverride w:ilvl="8">
       <w:startOverride w:val="1"/>
     </w:lvlOverride>
-  </w:num>
-  <w:num w:numId="1012">
-    <w:abstractNumId w:val="991"/>
-  </w:num>
-  <w:num w:numId="1013">
-    <w:abstractNumId w:val="991"/>
-  </w:num>
-  <w:num w:numId="1014">
-    <w:abstractNumId w:val="991"/>
   </w:num>
   <w:num w:numId="1015">
     <w:abstractNumId w:val="991"/>
@@ -10741,6 +11764,18 @@
     <w:abstractNumId w:val="991"/>
   </w:num>
   <w:num w:numId="1072">
+    <w:abstractNumId w:val="991"/>
+  </w:num>
+  <w:num w:numId="1073">
+    <w:abstractNumId w:val="991"/>
+  </w:num>
+  <w:num w:numId="1074">
+    <w:abstractNumId w:val="991"/>
+  </w:num>
+  <w:num w:numId="1075">
+    <w:abstractNumId w:val="991"/>
+  </w:num>
+  <w:num w:numId="1076">
     <w:abstractNumId w:val="991"/>
   </w:num>
 </w:numbering>
